--- a/scratch/Celsis table OOS-262017.docx
+++ b/scratch/Celsis table OOS-262017.docx
@@ -321,21 +321,20 @@
           </w:tcPr>
           <w:p>
             <w:pPr>
-              <w:spacing w:line="360" w:lineRule="auto"/>
-              <w:jc w:val="center"/>
-              <w:rPr>
-                <w:rFonts w:ascii="Times New Roman" w:hAnsi="Times New Roman"/>
-                <w:sz w:val="14"/>
-                <w:szCs w:val="14"/>
-              </w:rPr>
-            </w:pPr>
-            <w:r>
-              <w:rPr>
-                <w:rFonts w:ascii="Times New Roman" w:hAnsi="Times New Roman"/>
-                <w:sz w:val="14"/>
-                <w:szCs w:val="14"/>
-              </w:rPr>
-              <w:t xml:space="preserve">ES</w:t>
+              <w:spacing w:line="360" w:lineRule="auto" w:before="0" w:after="0"/>
+              <w:jc w:val="center"/>
+              <w:rPr>
+                <w:rFonts w:ascii="Times New Roman" w:hAnsi="Times New Roman"/>
+                <w:sz w:val="14"/>
+                <w:szCs w:val="14"/>
+              </w:rPr>
+            </w:pPr>
+            <w:r>
+              <w:rPr>
+                <w:rFonts w:ascii="Times New Roman" w:hAnsi="Times New Roman"/>
+                <w:sz w:val="14"/>
+              </w:rPr>
+              <w:t>ES</w:t>
             </w:r>
           </w:p>
         </w:tc>
@@ -346,21 +345,20 @@
           </w:tcPr>
           <w:p>
             <w:pPr>
-              <w:spacing w:line="360" w:lineRule="auto"/>
-              <w:jc w:val="center"/>
-              <w:rPr>
-                <w:rFonts w:ascii="Times New Roman" w:hAnsi="Times New Roman"/>
-                <w:sz w:val="14"/>
-                <w:szCs w:val="14"/>
-              </w:rPr>
-            </w:pPr>
-            <w:r>
-              <w:rPr>
-                <w:rFonts w:ascii="Times New Roman" w:hAnsi="Times New Roman"/>
-                <w:sz w:val="14"/>
-                <w:szCs w:val="14"/>
-              </w:rPr>
-              <w:t xml:space="preserve">America Alanis</w:t>
+              <w:spacing w:line="360" w:lineRule="auto" w:before="0" w:after="0"/>
+              <w:jc w:val="center"/>
+              <w:rPr>
+                <w:rFonts w:ascii="Times New Roman" w:hAnsi="Times New Roman"/>
+                <w:sz w:val="14"/>
+                <w:szCs w:val="14"/>
+              </w:rPr>
+            </w:pPr>
+            <w:r>
+              <w:rPr>
+                <w:rFonts w:ascii="Times New Roman" w:hAnsi="Times New Roman"/>
+                <w:sz w:val="14"/>
+              </w:rPr>
+              <w:t>America Alanis</w:t>
             </w:r>
           </w:p>
         </w:tc>
@@ -371,21 +369,16 @@
           </w:tcPr>
           <w:p>
             <w:pPr>
-              <w:spacing w:line="360" w:lineRule="auto" w:before="0" w:after="0"/>
-              <w:jc w:val="center"/>
-              <w:rPr>
-                <w:rFonts w:ascii="Times New Roman" w:hAnsi="Times New Roman"/>
-                <w:color w:val="467886"/>
-                <w:sz w:val="14"/>
-                <w:szCs w:val="14"/>
-                <w:u w:val="single"/>
-              </w:rPr>
-            </w:pPr>
-            <w:r/>
+              <w:jc w:val="center"/>
+              <w:rPr>
+                <w:rFonts w:ascii="Times New Roman" w:hAnsi="Times New Roman"/>
+                <w:sz w:val="14"/>
+                <w:szCs w:val="14"/>
+              </w:rPr>
+            </w:pPr>
             <w:hyperlink r:id="rId7" w:history="1">
               <w:r>
                 <w:rPr>
-                  <w:rStyle w:val="Hyperlink"/>
                   <w:rFonts w:ascii="Times New Roman" w:hAnsi="Times New Roman"/>
                   <w:color w:val="0000FF"/>
                   <w:sz w:val="14"/>
@@ -404,19 +397,16 @@
           </w:tcPr>
           <w:p>
             <w:pPr>
-              <w:spacing w:line="360" w:lineRule="auto" w:before="0" w:after="0"/>
-              <w:jc w:val="center"/>
-              <w:rPr>
-                <w:rFonts w:ascii="Times New Roman" w:hAnsi="Times New Roman"/>
-                <w:sz w:val="14"/>
-                <w:szCs w:val="18"/>
-              </w:rPr>
-            </w:pPr>
-            <w:r/>
+              <w:jc w:val="center"/>
+              <w:rPr>
+                <w:rFonts w:ascii="Times New Roman" w:hAnsi="Times New Roman"/>
+                <w:sz w:val="14"/>
+                <w:szCs w:val="14"/>
+              </w:rPr>
+            </w:pPr>
             <w:hyperlink r:id="rId8" w:history="1">
               <w:r>
                 <w:rPr>
-                  <w:rStyle w:val="Hyperlink"/>
                   <w:rFonts w:ascii="Times New Roman" w:hAnsi="Times New Roman"/>
                   <w:color w:val="0000FF"/>
                   <w:sz w:val="14"/>
@@ -436,7 +426,7 @@
           <w:p>
             <w:pPr>
               <w:pStyle w:val="Default"/>
-              <w:spacing w:line="360" w:lineRule="auto"/>
+              <w:spacing w:line="360" w:lineRule="auto" w:before="0" w:after="0"/>
               <w:jc w:val="center"/>
               <w:rPr>
                 <w:rFonts w:eastAsiaTheme="minorEastAsia"/>
@@ -461,22 +451,31 @@
           </w:tcPr>
           <w:p>
             <w:pPr>
-              <w:pStyle w:val="Default"/>
-              <w:spacing w:line="360" w:lineRule="auto"/>
-              <w:jc w:val="center"/>
-              <w:rPr>
-                <w:rFonts w:eastAsiaTheme="minorEastAsia"/>
-                <w:sz w:val="14"/>
-                <w:szCs w:val="14"/>
-                <w:lang w:eastAsia="zh-CN"/>
-              </w:rPr>
-            </w:pPr>
-            <w:r>
-              <w:rPr>
-                <w:sz w:val="14"/>
-                <w:szCs w:val="14"/>
-              </w:rPr>
-              <w:t xml:space="preserve">Pending (Gram stain ongoing)</w:t>
+              <w:jc w:val="center"/>
+              <w:rPr>
+                <w:rFonts w:ascii="Times New Roman" w:hAnsi="Times New Roman"/>
+                <w:sz w:val="14"/>
+                <w:szCs w:val="14"/>
+              </w:rPr>
+            </w:pPr>
+            <w:r>
+              <w:rPr>
+                <w:rFonts w:ascii="Times New Roman" w:hAnsi="Times New Roman"/>
+                <w:i/>
+                <w:iCs/>
+                <w:sz w:val="14"/>
+                <w:szCs w:val="14"/>
+              </w:rPr>
+              <w:t>Terribacillus goriensis</w:t>
+              <w:br/>
+            </w:r>
+            <w:r>
+              <w:rPr>
+                <w:rFonts w:ascii="Times New Roman" w:hAnsi="Times New Roman"/>
+                <w:sz w:val="14"/>
+                <w:szCs w:val="14"/>
+              </w:rPr>
+              <w:t>(Gram (+) rods)</w:t>
             </w:r>
           </w:p>
         </w:tc>
@@ -4733,6 +4732,7 @@
           </w:tcPr>
           <w:p>
             <w:pPr>
+              <w:spacing w:before="0" w:after="0"/>
               <w:jc w:val="center"/>
               <w:rPr>
                 <w:rFonts w:ascii="Times New Roman" w:hAnsi="Times New Roman"/>
@@ -4763,6 +4763,7 @@
           </w:tcPr>
           <w:p>
             <w:pPr>
+              <w:spacing w:before="0" w:after="0"/>
               <w:jc w:val="center"/>
             </w:pPr>
             <w:r>
@@ -4814,6 +4815,7 @@
           </w:tcPr>
           <w:p>
             <w:pPr>
+              <w:spacing w:before="0" w:after="0"/>
               <w:jc w:val="center"/>
               <w:rPr>
                 <w:rFonts w:ascii="Times New Roman" w:hAnsi="Times New Roman"/>
@@ -4843,6 +4845,7 @@
           </w:tcPr>
           <w:p>
             <w:pPr>
+              <w:spacing w:before="0" w:after="0"/>
               <w:jc w:val="center"/>
               <w:rPr>
                 <w:rFonts w:ascii="Times New Roman" w:hAnsi="Times New Roman"/>
@@ -4873,6 +4876,7 @@
           </w:tcPr>
           <w:p>
             <w:pPr>
+              <w:spacing w:before="0" w:after="0"/>
               <w:jc w:val="center"/>
               <w:rPr>
                 <w:rFonts w:ascii="Times New Roman" w:hAnsi="Times New Roman"/>
@@ -5022,6 +5026,7 @@
           </w:tcPr>
           <w:p>
             <w:pPr>
+              <w:spacing w:before="0" w:after="0"/>
               <w:jc w:val="center"/>
               <w:rPr>
                 <w:rFonts w:ascii="Times New Roman" w:hAnsi="Times New Roman"/>
@@ -5052,6 +5057,7 @@
           </w:tcPr>
           <w:p>
             <w:pPr>
+              <w:spacing w:before="0" w:after="0"/>
               <w:jc w:val="center"/>
             </w:pPr>
             <w:r>
@@ -5103,6 +5109,7 @@
           </w:tcPr>
           <w:p>
             <w:pPr>
+              <w:spacing w:before="0" w:after="0"/>
               <w:jc w:val="center"/>
               <w:rPr>
                 <w:rFonts w:ascii="Times New Roman" w:hAnsi="Times New Roman"/>
@@ -5132,6 +5139,7 @@
           </w:tcPr>
           <w:p>
             <w:pPr>
+              <w:spacing w:before="0" w:after="0"/>
               <w:jc w:val="center"/>
               <w:rPr>
                 <w:rFonts w:ascii="Times New Roman" w:hAnsi="Times New Roman"/>
@@ -5162,6 +5170,7 @@
           </w:tcPr>
           <w:p>
             <w:pPr>
+              <w:spacing w:before="0" w:after="0"/>
               <w:jc w:val="center"/>
               <w:rPr>
                 <w:rFonts w:ascii="Times New Roman" w:hAnsi="Times New Roman"/>
@@ -9500,6 +9509,7 @@
           </w:tcPr>
           <w:p>
             <w:pPr>
+              <w:spacing w:before="0" w:after="0"/>
               <w:jc w:val="center"/>
               <w:rPr>
                 <w:rFonts w:ascii="Times New Roman" w:hAnsi="Times New Roman"/>
@@ -9530,6 +9540,7 @@
           </w:tcPr>
           <w:p>
             <w:pPr>
+              <w:spacing w:before="0" w:after="0"/>
               <w:jc w:val="center"/>
             </w:pPr>
             <w:r>
@@ -9581,6 +9592,7 @@
           </w:tcPr>
           <w:p>
             <w:pPr>
+              <w:spacing w:before="0" w:after="0"/>
               <w:jc w:val="center"/>
               <w:rPr>
                 <w:rFonts w:ascii="Times New Roman" w:hAnsi="Times New Roman"/>
@@ -9610,6 +9622,7 @@
           </w:tcPr>
           <w:p>
             <w:pPr>
+              <w:spacing w:before="0" w:after="0"/>
               <w:jc w:val="center"/>
               <w:rPr>
                 <w:rFonts w:ascii="Times New Roman" w:hAnsi="Times New Roman"/>
@@ -9640,6 +9653,7 @@
           </w:tcPr>
           <w:p>
             <w:pPr>
+              <w:spacing w:before="0" w:after="0"/>
               <w:jc w:val="center"/>
               <w:rPr>
                 <w:rFonts w:ascii="Times New Roman" w:hAnsi="Times New Roman"/>
@@ -9789,6 +9803,7 @@
           </w:tcPr>
           <w:p>
             <w:pPr>
+              <w:spacing w:before="0" w:after="0"/>
               <w:jc w:val="center"/>
               <w:rPr>
                 <w:rFonts w:ascii="Times New Roman" w:hAnsi="Times New Roman"/>
@@ -9819,6 +9834,7 @@
           </w:tcPr>
           <w:p>
             <w:pPr>
+              <w:spacing w:before="0" w:after="0"/>
               <w:jc w:val="center"/>
             </w:pPr>
             <w:r>
@@ -9870,6 +9886,7 @@
           </w:tcPr>
           <w:p>
             <w:pPr>
+              <w:spacing w:before="0" w:after="0"/>
               <w:jc w:val="center"/>
               <w:rPr>
                 <w:rFonts w:ascii="Times New Roman" w:hAnsi="Times New Roman"/>
@@ -9899,6 +9916,7 @@
           </w:tcPr>
           <w:p>
             <w:pPr>
+              <w:spacing w:before="0" w:after="0"/>
               <w:jc w:val="center"/>
               <w:rPr>
                 <w:rFonts w:ascii="Times New Roman" w:hAnsi="Times New Roman"/>
@@ -9929,6 +9947,7 @@
           </w:tcPr>
           <w:p>
             <w:pPr>
+              <w:spacing w:before="0" w:after="0"/>
               <w:jc w:val="center"/>
               <w:rPr>
                 <w:rFonts w:ascii="Times New Roman" w:hAnsi="Times New Roman"/>

--- a/scratch/Celsis table OOS-262017.docx
+++ b/scratch/Celsis table OOS-262017.docx
@@ -4798,7 +4798,7 @@
                 <w:sz w:val="14"/>
                 <w:szCs w:val="14"/>
               </w:rPr>
-              <w:t xml:space="preserve">Week on Testing Date</w:t>
+              <w:t xml:space="preserve">Week of Testing</w:t>
             </w:r>
           </w:p>
         </w:tc>
@@ -5092,7 +5092,7 @@
                 <w:sz w:val="14"/>
                 <w:szCs w:val="14"/>
               </w:rPr>
-              <w:t xml:space="preserve">Week on Testing Date</w:t>
+              <w:t xml:space="preserve">Week of Testing</w:t>
             </w:r>
           </w:p>
         </w:tc>
@@ -9575,7 +9575,7 @@
                 <w:sz w:val="14"/>
                 <w:szCs w:val="14"/>
               </w:rPr>
-              <w:t xml:space="preserve">Week on Testing Date</w:t>
+              <w:t xml:space="preserve">Week of Testing</w:t>
             </w:r>
           </w:p>
         </w:tc>
@@ -9869,7 +9869,7 @@
                 <w:sz w:val="14"/>
                 <w:szCs w:val="14"/>
               </w:rPr>
-              <w:t xml:space="preserve">Week on Testing Date</w:t>
+              <w:t xml:space="preserve">Week of Testing</w:t>
             </w:r>
           </w:p>
         </w:tc>

--- a/scratch/Celsis table OOS-262017.docx
+++ b/scratch/Celsis table OOS-262017.docx
@@ -75,7 +75,7 @@
           <w:szCs w:val="18"/>
           <w:u w:val="single"/>
         </w:rPr>
-        <w:t xml:space="preserve">ETX-260821-0259</w:t>
+        <w:t>ETX-260821-0259</w:t>
       </w:r>
       <w:r>
         <w:rPr>
@@ -117,6 +117,7 @@
       <w:tblPr>
         <w:tblStyle w:val="TableGrid"/>
         <w:tblW w:w="9340" w:type="dxa"/>
+        <w:jc w:val="center"/>
         <w:tblLayout w:type="fixed"/>
         <w:tblLook w:val="04A0" w:firstRow="1" w:lastRow="0" w:firstColumn="1" w:lastColumn="0" w:noHBand="0" w:noVBand="1"/>
       </w:tblPr>
@@ -321,18 +322,19 @@
           </w:tcPr>
           <w:p>
             <w:pPr>
-              <w:spacing w:line="360" w:lineRule="auto" w:before="0" w:after="0"/>
-              <w:jc w:val="center"/>
-              <w:rPr>
-                <w:rFonts w:ascii="Times New Roman" w:hAnsi="Times New Roman"/>
-                <w:sz w:val="14"/>
-                <w:szCs w:val="14"/>
-              </w:rPr>
-            </w:pPr>
-            <w:r>
-              <w:rPr>
-                <w:rFonts w:ascii="Times New Roman" w:hAnsi="Times New Roman"/>
-                <w:sz w:val="14"/>
+              <w:jc w:val="center"/>
+              <w:spacing w:before="0" w:after="0" w:line="240" w:lineRule="auto"/>
+              <w:rPr>
+                <w:rFonts w:ascii="Times New Roman" w:hAnsi="Times New Roman"/>
+                <w:sz w:val="14"/>
+                <w:szCs w:val="14"/>
+              </w:rPr>
+            </w:pPr>
+            <w:r>
+              <w:rPr>
+                <w:rFonts w:ascii="Times New Roman" w:hAnsi="Times New Roman"/>
+                <w:sz w:val="14"/>
+                <w:szCs w:val="14"/>
               </w:rPr>
               <w:t>ES</w:t>
             </w:r>
@@ -345,18 +347,19 @@
           </w:tcPr>
           <w:p>
             <w:pPr>
-              <w:spacing w:line="360" w:lineRule="auto" w:before="0" w:after="0"/>
-              <w:jc w:val="center"/>
-              <w:rPr>
-                <w:rFonts w:ascii="Times New Roman" w:hAnsi="Times New Roman"/>
-                <w:sz w:val="14"/>
-                <w:szCs w:val="14"/>
-              </w:rPr>
-            </w:pPr>
-            <w:r>
-              <w:rPr>
-                <w:rFonts w:ascii="Times New Roman" w:hAnsi="Times New Roman"/>
-                <w:sz w:val="14"/>
+              <w:jc w:val="center"/>
+              <w:spacing w:before="0" w:after="0" w:line="240" w:lineRule="auto"/>
+              <w:rPr>
+                <w:rFonts w:ascii="Times New Roman" w:hAnsi="Times New Roman"/>
+                <w:sz w:val="14"/>
+                <w:szCs w:val="14"/>
+              </w:rPr>
+            </w:pPr>
+            <w:r>
+              <w:rPr>
+                <w:rFonts w:ascii="Times New Roman" w:hAnsi="Times New Roman"/>
+                <w:sz w:val="14"/>
+                <w:szCs w:val="14"/>
               </w:rPr>
               <w:t>America Alanis</w:t>
             </w:r>
@@ -370,13 +373,14 @@
           <w:p>
             <w:pPr>
               <w:jc w:val="center"/>
-              <w:rPr>
-                <w:rFonts w:ascii="Times New Roman" w:hAnsi="Times New Roman"/>
-                <w:sz w:val="14"/>
-                <w:szCs w:val="14"/>
-              </w:rPr>
-            </w:pPr>
-            <w:hyperlink r:id="rId7" w:history="1">
+              <w:spacing w:before="0" w:after="0" w:line="240" w:lineRule="auto"/>
+              <w:rPr>
+                <w:rFonts w:ascii="Times New Roman" w:hAnsi="Times New Roman"/>
+                <w:sz w:val="14"/>
+                <w:szCs w:val="14"/>
+              </w:rPr>
+            </w:pPr>
+            <w:hyperlink r:id="rId5" w:history="1">
               <w:r>
                 <w:rPr>
                   <w:rFonts w:ascii="Times New Roman" w:hAnsi="Times New Roman"/>
@@ -398,13 +402,14 @@
           <w:p>
             <w:pPr>
               <w:jc w:val="center"/>
-              <w:rPr>
-                <w:rFonts w:ascii="Times New Roman" w:hAnsi="Times New Roman"/>
-                <w:sz w:val="14"/>
-                <w:szCs w:val="14"/>
-              </w:rPr>
-            </w:pPr>
-            <w:hyperlink r:id="rId8" w:history="1">
+              <w:spacing w:before="0" w:after="0" w:line="240" w:lineRule="auto"/>
+              <w:rPr>
+                <w:rFonts w:ascii="Times New Roman" w:hAnsi="Times New Roman"/>
+                <w:sz w:val="14"/>
+                <w:szCs w:val="14"/>
+              </w:rPr>
+            </w:pPr>
+            <w:hyperlink r:id="rId6" w:history="1">
               <w:r>
                 <w:rPr>
                   <w:rFonts w:ascii="Times New Roman" w:hAnsi="Times New Roman"/>
@@ -425,20 +430,19 @@
           </w:tcPr>
           <w:p>
             <w:pPr>
-              <w:pStyle w:val="Default"/>
-              <w:spacing w:line="360" w:lineRule="auto" w:before="0" w:after="0"/>
-              <w:jc w:val="center"/>
-              <w:rPr>
-                <w:rFonts w:eastAsiaTheme="minorEastAsia"/>
-                <w:sz w:val="14"/>
-                <w:szCs w:val="14"/>
-                <w:lang w:eastAsia="zh-CN"/>
-              </w:rPr>
-            </w:pPr>
-            <w:r>
-              <w:rPr>
-                <w:rFonts w:ascii="Times New Roman" w:hAnsi="Times New Roman"/>
-                <w:sz w:val="14"/>
+              <w:jc w:val="center"/>
+              <w:spacing w:before="0" w:after="0" w:line="240" w:lineRule="auto"/>
+              <w:rPr>
+                <w:rFonts w:ascii="Times New Roman" w:hAnsi="Times New Roman"/>
+                <w:sz w:val="14"/>
+                <w:szCs w:val="14"/>
+              </w:rPr>
+            </w:pPr>
+            <w:r>
+              <w:rPr>
+                <w:rFonts w:ascii="Times New Roman" w:hAnsi="Times New Roman"/>
+                <w:sz w:val="14"/>
+                <w:szCs w:val="14"/>
               </w:rPr>
               <w:t>2 x 300mL TSB</w:t>
             </w:r>
@@ -452,6 +456,7 @@
           <w:p>
             <w:pPr>
               <w:jc w:val="center"/>
+              <w:spacing w:before="0" w:after="0" w:line="240" w:lineRule="auto"/>
               <w:rPr>
                 <w:rFonts w:ascii="Times New Roman" w:hAnsi="Times New Roman"/>
                 <w:sz w:val="14"/>
@@ -548,7 +553,7 @@
           <w:szCs w:val="18"/>
           <w:u w:val="single"/>
         </w:rPr>
-        <w:t xml:space="preserve">Processing</w:t>
+        <w:t>Processing</w:t>
       </w:r>
       <w:r>
         <w:rPr>
@@ -568,7 +573,7 @@
           <w:szCs w:val="18"/>
           <w:u w:val="single"/>
         </w:rPr>
-        <w:t xml:space="preserve">24Aug26</w:t>
+        <w:t>24Aug26</w:t>
       </w:r>
     </w:p>
     <w:tbl>
@@ -577,18 +582,18 @@
         <w:tblLook w:val="04A0" w:firstRow="1" w:lastRow="0" w:firstColumn="1" w:lastColumn="0" w:noHBand="0" w:noVBand="1"/>
       </w:tblPr>
       <w:tblGrid>
-        <w:gridCol w:w="991"/>
-        <w:gridCol w:w="115"/>
+        <w:gridCol w:w="990"/>
+        <w:gridCol w:w="128"/>
         <w:gridCol w:w="652"/>
-        <w:gridCol w:w="1129"/>
-        <w:gridCol w:w="999"/>
+        <w:gridCol w:w="1172"/>
+        <w:gridCol w:w="987"/>
+        <w:gridCol w:w="102"/>
+        <w:gridCol w:w="670"/>
+        <w:gridCol w:w="76"/>
+        <w:gridCol w:w="1337"/>
+        <w:gridCol w:w="1374"/>
+        <w:gridCol w:w="1291"/>
         <w:gridCol w:w="41"/>
-        <w:gridCol w:w="670"/>
-        <w:gridCol w:w="29"/>
-        <w:gridCol w:w="1415"/>
-        <w:gridCol w:w="1413"/>
-        <w:gridCol w:w="1353"/>
-        <w:gridCol w:w="13"/>
         <w:gridCol w:w="520"/>
       </w:tblGrid>
       <w:tr>
@@ -996,7 +1001,7 @@
                 <w:sz w:val="14"/>
                 <w:szCs w:val="14"/>
               </w:rPr>
-              <w:t xml:space="preserve">Daily</w:t>
+              <w:t>Daily</w:t>
             </w:r>
           </w:p>
         </w:tc>
@@ -1018,22 +1023,21 @@
           </w:tcPr>
           <w:p>
             <w:pPr>
-              <w:rPr>
-                <w:rFonts w:ascii="Times New Roman" w:hAnsi="Times New Roman"/>
-                <w:color w:val="000000" w:themeColor="text1"/>
-                <w:sz w:val="14"/>
-                <w:szCs w:val="14"/>
-              </w:rPr>
-              <w:jc w:val="center"/>
-            </w:pPr>
-            <w:r>
-              <w:rPr>
-                <w:rFonts w:ascii="Times New Roman" w:hAnsi="Times New Roman"/>
-                <w:color w:val="000000" w:themeColor="text1"/>
-                <w:sz w:val="14"/>
-                <w:szCs w:val="14"/>
-              </w:rPr>
-              <w:t w:space="preserve" xml:space="preserve">21Aug26</w:t>
+              <w:jc w:val="center"/>
+              <w:spacing w:before="0" w:after="0" w:line="240" w:lineRule="auto"/>
+              <w:rPr>
+                <w:rFonts w:ascii="Times New Roman" w:hAnsi="Times New Roman"/>
+                <w:sz w:val="14"/>
+                <w:szCs w:val="14"/>
+              </w:rPr>
+            </w:pPr>
+            <w:r>
+              <w:rPr>
+                <w:rFonts w:ascii="Times New Roman" w:hAnsi="Times New Roman"/>
+                <w:sz w:val="14"/>
+                <w:szCs w:val="14"/>
+              </w:rPr>
+              <w:t>21Aug26</w:t>
             </w:r>
           </w:p>
         </w:tc>
@@ -1057,21 +1061,20 @@
           <w:p>
             <w:pPr>
               <w:jc w:val="center"/>
-              <w:rPr>
-                <w:rFonts w:ascii="Times New Roman" w:hAnsi="Times New Roman"/>
-                <w:color w:val="000000" w:themeColor="text1"/>
-                <w:sz w:val="14"/>
-                <w:szCs w:val="14"/>
-              </w:rPr>
-            </w:pPr>
-            <w:r>
-              <w:rPr>
-                <w:rFonts w:ascii="Times New Roman" w:hAnsi="Times New Roman"/>
-                <w:color w:val="000000" w:themeColor="text1"/>
-                <w:sz w:val="14"/>
-                <w:szCs w:val="14"/>
-              </w:rPr>
-              <w:t w:space="preserve" xml:space="preserve">ES</w:t>
+              <w:spacing w:before="0" w:after="0" w:line="240" w:lineRule="auto"/>
+              <w:rPr>
+                <w:rFonts w:ascii="Times New Roman" w:hAnsi="Times New Roman"/>
+                <w:sz w:val="14"/>
+                <w:szCs w:val="14"/>
+              </w:rPr>
+            </w:pPr>
+            <w:r>
+              <w:rPr>
+                <w:rFonts w:ascii="Times New Roman" w:hAnsi="Times New Roman"/>
+                <w:sz w:val="14"/>
+                <w:szCs w:val="14"/>
+              </w:rPr>
+              <w:t>ES</w:t>
             </w:r>
           </w:p>
         </w:tc>
@@ -1094,15 +1097,20 @@
           <w:p>
             <w:pPr>
               <w:jc w:val="center"/>
-            </w:pPr>
-            <w:r>
-              <w:rPr>
-                <w:rFonts w:ascii="Times New Roman" w:hAnsi="Times New Roman"/>
-                <w:color w:val="000000" w:themeColor="text1"/>
-                <w:sz w:val="14"/>
-                <w:szCs w:val="14"/>
-              </w:rPr>
-              <w:t xml:space="preserve">Date Before Testing</w:t>
+              <w:spacing w:before="0" w:after="0" w:line="240" w:lineRule="auto"/>
+              <w:rPr>
+                <w:rFonts w:ascii="Times New Roman" w:hAnsi="Times New Roman"/>
+                <w:sz w:val="14"/>
+                <w:szCs w:val="14"/>
+              </w:rPr>
+            </w:pPr>
+            <w:r>
+              <w:rPr>
+                <w:rFonts w:ascii="Times New Roman" w:hAnsi="Times New Roman"/>
+                <w:sz w:val="14"/>
+                <w:szCs w:val="14"/>
+              </w:rPr>
+              <w:t>Date Before Testing</w:t>
             </w:r>
           </w:p>
         </w:tc>
@@ -1126,21 +1134,20 @@
           <w:p>
             <w:pPr>
               <w:jc w:val="center"/>
-              <w:rPr>
-                <w:rFonts w:ascii="Times New Roman" w:hAnsi="Times New Roman"/>
-                <w:color w:val="000000" w:themeColor="text1"/>
-                <w:sz w:val="14"/>
-                <w:szCs w:val="14"/>
-              </w:rPr>
-            </w:pPr>
-            <w:r>
-              <w:rPr>
-                <w:rFonts w:ascii="Times New Roman" w:hAnsi="Times New Roman"/>
-                <w:color w:val="000000" w:themeColor="text1"/>
-                <w:sz w:val="14"/>
-                <w:szCs w:val="14"/>
-              </w:rPr>
-              <w:t w:space="preserve" xml:space="preserve">TBD</w:t>
+              <w:spacing w:before="0" w:after="0" w:line="240" w:lineRule="auto"/>
+              <w:rPr>
+                <w:rFonts w:ascii="Times New Roman" w:hAnsi="Times New Roman"/>
+                <w:sz w:val="14"/>
+                <w:szCs w:val="14"/>
+              </w:rPr>
+            </w:pPr>
+            <w:r>
+              <w:rPr>
+                <w:rFonts w:ascii="Times New Roman" w:hAnsi="Times New Roman"/>
+                <w:sz w:val="14"/>
+                <w:szCs w:val="14"/>
+              </w:rPr>
+              <w:t>No growth</w:t>
             </w:r>
           </w:p>
         </w:tc>
@@ -1161,50 +1168,22 @@
             <w:vAlign w:val="center"/>
           </w:tcPr>
           <w:p>
-            <w:r>
-              <w:rPr>
-                <w:rFonts w:ascii="Times New Roman" w:hAnsi="Times New Roman"/>
-                <w:color w:val="000000" w:themeColor="text1"/>
-                <w:sz w:val="14"/>
-                <w:szCs w:val="14"/>
-              </w:rPr>
-              <w:t xml:space="preserve" w:space="preserve">TBD</w:t>
-            </w:r>
-            <w:r>
-              <w:rPr>
-                <w:rFonts w:ascii="Times New Roman" w:hAnsi="Times New Roman"/>
-                <w:color w:val="000000" w:themeColor="text1"/>
-                <w:sz w:val="14"/>
-                <w:szCs w:val="14"/>
-              </w:rPr>
-              <w:t/>
-            </w:r>
-            <w:r>
-              <w:rPr>
-                <w:rFonts w:ascii="Times New Roman" w:hAnsi="Times New Roman"/>
-                <w:color w:val="000000" w:themeColor="text1"/>
-                <w:sz w:val="14"/>
-                <w:szCs w:val="14"/>
-              </w:rPr>
-              <w:t/>
-            </w:r>
-            <w:r>
-              <w:rPr>
-                <w:rFonts w:ascii="Times New Roman" w:hAnsi="Times New Roman"/>
-                <w:color w:val="000000" w:themeColor="text1"/>
-                <w:sz w:val="14"/>
-                <w:szCs w:val="14"/>
-              </w:rPr>
-              <w:t/>
-            </w:r>
-            <w:r>
-              <w:rPr>
-                <w:rFonts w:ascii="Times New Roman" w:hAnsi="Times New Roman"/>
-                <w:color w:val="000000" w:themeColor="text1"/>
-                <w:sz w:val="14"/>
-                <w:szCs w:val="14"/>
-              </w:rPr>
-              <w:t xml:space="preserve"/>
+            <w:pPr>
+              <w:jc w:val="center"/>
+              <w:spacing w:before="0" w:after="0" w:line="240" w:lineRule="auto"/>
+              <w:rPr>
+                <w:rFonts w:ascii="Times New Roman" w:hAnsi="Times New Roman"/>
+                <w:sz w:val="14"/>
+                <w:szCs w:val="14"/>
+              </w:rPr>
+            </w:pPr>
+            <w:r>
+              <w:rPr>
+                <w:rFonts w:ascii="Times New Roman" w:hAnsi="Times New Roman"/>
+                <w:sz w:val="14"/>
+                <w:szCs w:val="14"/>
+              </w:rPr>
+              <w:t>N/A</w:t>
             </w:r>
           </w:p>
         </w:tc>
@@ -1225,50 +1204,22 @@
             <w:vAlign w:val="center"/>
           </w:tcPr>
           <w:p>
-            <w:r>
-              <w:rPr>
-                <w:rFonts w:ascii="Times New Roman" w:hAnsi="Times New Roman"/>
-                <w:color w:val="000000" w:themeColor="text1"/>
-                <w:sz w:val="14"/>
-                <w:szCs w:val="14"/>
-              </w:rPr>
-              <w:t xml:space="preserve" w:space="preserve">TBD</w:t>
-            </w:r>
-            <w:r>
-              <w:rPr>
-                <w:rFonts w:ascii="Times New Roman" w:hAnsi="Times New Roman"/>
-                <w:color w:val="000000" w:themeColor="text1"/>
-                <w:sz w:val="14"/>
-                <w:szCs w:val="14"/>
-              </w:rPr>
-              <w:t/>
-            </w:r>
-            <w:r>
-              <w:rPr>
-                <w:rFonts w:ascii="Times New Roman" w:hAnsi="Times New Roman"/>
-                <w:color w:val="000000" w:themeColor="text1"/>
-                <w:sz w:val="14"/>
-                <w:szCs w:val="14"/>
-              </w:rPr>
-              <w:t/>
-            </w:r>
-            <w:r>
-              <w:rPr>
-                <w:rFonts w:ascii="Times New Roman" w:hAnsi="Times New Roman"/>
-                <w:color w:val="000000" w:themeColor="text1"/>
-                <w:sz w:val="14"/>
-                <w:szCs w:val="14"/>
-              </w:rPr>
-              <w:t/>
-            </w:r>
-            <w:r>
-              <w:rPr>
-                <w:rFonts w:ascii="Times New Roman" w:hAnsi="Times New Roman"/>
-                <w:color w:val="000000" w:themeColor="text1"/>
-                <w:sz w:val="14"/>
-                <w:szCs w:val="14"/>
-              </w:rPr>
-              <w:t xml:space="preserve"/>
+            <w:pPr>
+              <w:jc w:val="center"/>
+              <w:spacing w:before="0" w:after="0" w:line="240" w:lineRule="auto"/>
+              <w:rPr>
+                <w:rFonts w:ascii="Times New Roman" w:hAnsi="Times New Roman"/>
+                <w:sz w:val="14"/>
+                <w:szCs w:val="14"/>
+              </w:rPr>
+            </w:pPr>
+            <w:r>
+              <w:rPr>
+                <w:rFonts w:ascii="Times New Roman" w:hAnsi="Times New Roman"/>
+                <w:sz w:val="14"/>
+                <w:szCs w:val="14"/>
+              </w:rPr>
+              <w:t>N/A</w:t>
             </w:r>
           </w:p>
         </w:tc>
@@ -1292,21 +1243,20 @@
           <w:p>
             <w:pPr>
               <w:jc w:val="center"/>
-              <w:rPr>
-                <w:rFonts w:ascii="Times New Roman" w:hAnsi="Times New Roman"/>
-                <w:color w:val="000000" w:themeColor="text1"/>
-                <w:sz w:val="14"/>
-                <w:szCs w:val="14"/>
-              </w:rPr>
-            </w:pPr>
-            <w:r>
-              <w:rPr>
-                <w:rFonts w:ascii="Times New Roman" w:hAnsi="Times New Roman"/>
-                <w:color w:val="000000" w:themeColor="text1"/>
-                <w:sz w:val="14"/>
-                <w:szCs w:val="14"/>
-              </w:rPr>
-              <w:t xml:space="preserve">None </w:t>
+              <w:spacing w:before="0" w:after="0" w:line="240" w:lineRule="auto"/>
+              <w:rPr>
+                <w:rFonts w:ascii="Times New Roman" w:hAnsi="Times New Roman"/>
+                <w:sz w:val="14"/>
+                <w:szCs w:val="14"/>
+              </w:rPr>
+            </w:pPr>
+            <w:r>
+              <w:rPr>
+                <w:rFonts w:ascii="Times New Roman" w:hAnsi="Times New Roman"/>
+                <w:sz w:val="14"/>
+                <w:szCs w:val="14"/>
+              </w:rPr>
+              <w:t>None</w:t>
             </w:r>
           </w:p>
         </w:tc>
@@ -1374,7 +1324,7 @@
                 <w:sz w:val="14"/>
                 <w:szCs w:val="14"/>
               </w:rPr>
-              <w:t xml:space="preserve">Daily</w:t>
+              <w:t>Daily</w:t>
             </w:r>
           </w:p>
         </w:tc>
@@ -1397,30 +1347,20 @@
           <w:p>
             <w:pPr>
               <w:jc w:val="center"/>
-              <w:rPr>
-                <w:rFonts w:ascii="Times New Roman" w:hAnsi="Times New Roman"/>
-                <w:color w:val="000000" w:themeColor="text1"/>
-                <w:sz w:val="14"/>
-                <w:szCs w:val="14"/>
-              </w:rPr>
-            </w:pPr>
-            <w:r>
-              <w:rPr>
-                <w:rFonts w:ascii="Times New Roman" w:hAnsi="Times New Roman"/>
-                <w:color w:val="000000" w:themeColor="text1"/>
-                <w:sz w:val="14"/>
-                <w:szCs w:val="14"/>
-              </w:rPr>
-              <w:t xml:space="preserve" w:space="preserve"> 24Aug26</w:t>
-            </w:r>
-            <w:r>
-              <w:rPr>
-                <w:rFonts w:ascii="Times New Roman" w:hAnsi="Times New Roman"/>
-                <w:color w:val="000000" w:themeColor="text1"/>
-                <w:sz w:val="14"/>
-                <w:szCs w:val="14"/>
-              </w:rPr>
-              <w:t/>
+              <w:spacing w:before="0" w:after="0" w:line="240" w:lineRule="auto"/>
+              <w:rPr>
+                <w:rFonts w:ascii="Times New Roman" w:hAnsi="Times New Roman"/>
+                <w:sz w:val="14"/>
+                <w:szCs w:val="14"/>
+              </w:rPr>
+            </w:pPr>
+            <w:r>
+              <w:rPr>
+                <w:rFonts w:ascii="Times New Roman" w:hAnsi="Times New Roman"/>
+                <w:sz w:val="14"/>
+                <w:szCs w:val="14"/>
+              </w:rPr>
+              <w:t>24Aug26</w:t>
             </w:r>
           </w:p>
         </w:tc>
@@ -1444,33 +1384,21 @@
           <w:p>
             <w:pPr>
               <w:jc w:val="center"/>
-              <w:rPr>
-                <w:rFonts w:ascii="Times New Roman" w:hAnsi="Times New Roman"/>
-                <w:color w:val="000000" w:themeColor="text1"/>
-                <w:sz w:val="14"/>
-                <w:szCs w:val="14"/>
-              </w:rPr>
-            </w:pPr>
-            <w:bookmarkStart w:id="0" w:name="OLE_LINK3"/>
-            <w:r>
-              <w:rPr>
-                <w:rFonts w:ascii="Times New Roman" w:hAnsi="Times New Roman"/>
-                <w:color w:val="000000" w:themeColor="text1"/>
-                <w:sz w:val="14"/>
-                <w:szCs w:val="14"/>
-              </w:rPr>
-              <w:t w:space="preserve" xml:space="preserve">ES </w:t>
-            </w:r>
-            <w:r>
-              <w:rPr>
-                <w:rFonts w:ascii="Times New Roman" w:hAnsi="Times New Roman"/>
-                <w:color w:val="000000" w:themeColor="text1"/>
-                <w:sz w:val="14"/>
-                <w:szCs w:val="14"/>
-              </w:rPr>
-              <w:t xml:space="preserve"/>
-            </w:r>
-            <w:bookmarkEnd w:id="0"/>
+              <w:spacing w:before="0" w:after="0" w:line="240" w:lineRule="auto"/>
+              <w:rPr>
+                <w:rFonts w:ascii="Times New Roman" w:hAnsi="Times New Roman"/>
+                <w:sz w:val="14"/>
+                <w:szCs w:val="14"/>
+              </w:rPr>
+            </w:pPr>
+            <w:r>
+              <w:rPr>
+                <w:rFonts w:ascii="Times New Roman" w:hAnsi="Times New Roman"/>
+                <w:sz w:val="14"/>
+                <w:szCs w:val="14"/>
+              </w:rPr>
+              <w:t>ES</w:t>
+            </w:r>
           </w:p>
         </w:tc>
         <w:tc>
@@ -1492,15 +1420,20 @@
           <w:p>
             <w:pPr>
               <w:jc w:val="center"/>
-            </w:pPr>
-            <w:r>
-              <w:rPr>
-                <w:rFonts w:ascii="Times New Roman" w:hAnsi="Times New Roman"/>
-                <w:color w:val="000000" w:themeColor="text1"/>
-                <w:sz w:val="14"/>
-                <w:szCs w:val="14"/>
-              </w:rPr>
-              <w:t xml:space="preserve">Date of Testing</w:t>
+              <w:spacing w:before="0" w:after="0" w:line="240" w:lineRule="auto"/>
+              <w:rPr>
+                <w:rFonts w:ascii="Times New Roman" w:hAnsi="Times New Roman"/>
+                <w:sz w:val="14"/>
+                <w:szCs w:val="14"/>
+              </w:rPr>
+            </w:pPr>
+            <w:r>
+              <w:rPr>
+                <w:rFonts w:ascii="Times New Roman" w:hAnsi="Times New Roman"/>
+                <w:sz w:val="14"/>
+                <w:szCs w:val="14"/>
+              </w:rPr>
+              <w:t>Date of Testing</w:t>
             </w:r>
           </w:p>
         </w:tc>
@@ -1524,21 +1457,20 @@
           <w:p>
             <w:pPr>
               <w:jc w:val="center"/>
-              <w:rPr>
-                <w:rFonts w:ascii="Times New Roman" w:hAnsi="Times New Roman"/>
-                <w:color w:val="000000" w:themeColor="text1"/>
-                <w:sz w:val="14"/>
-                <w:szCs w:val="14"/>
-              </w:rPr>
-            </w:pPr>
-            <w:r>
-              <w:rPr>
-                <w:rFonts w:ascii="Times New Roman" w:hAnsi="Times New Roman"/>
-                <w:color w:val="000000" w:themeColor="text1"/>
-                <w:sz w:val="14"/>
-                <w:szCs w:val="14"/>
-              </w:rPr>
-              <w:t w:space="preserve" xml:space="preserve">No growth</w:t>
+              <w:spacing w:before="0" w:after="0" w:line="240" w:lineRule="auto"/>
+              <w:rPr>
+                <w:rFonts w:ascii="Times New Roman" w:hAnsi="Times New Roman"/>
+                <w:sz w:val="14"/>
+                <w:szCs w:val="14"/>
+              </w:rPr>
+            </w:pPr>
+            <w:r>
+              <w:rPr>
+                <w:rFonts w:ascii="Times New Roman" w:hAnsi="Times New Roman"/>
+                <w:sz w:val="14"/>
+                <w:szCs w:val="14"/>
+              </w:rPr>
+              <w:t>No growth</w:t>
             </w:r>
           </w:p>
         </w:tc>
@@ -1560,39 +1492,21 @@
           </w:tcPr>
           <w:p>
             <w:pPr>
-              <w:rPr>
-                <w:rFonts w:ascii="Times New Roman" w:hAnsi="Times New Roman"/>
-                <w:color w:val="000000" w:themeColor="text1"/>
-                <w:sz w:val="14"/>
-                <w:szCs w:val="14"/>
-              </w:rPr>
-            </w:pPr>
-            <w:r>
-              <w:rPr>
-                <w:rFonts w:ascii="Times New Roman" w:hAnsi="Times New Roman"/>
-                <w:color w:val="000000" w:themeColor="text1"/>
-                <w:sz w:val="14"/>
-                <w:szCs w:val="14"/>
-              </w:rPr>
-              <w:t w:space="preserve" xml:space="preserve">N/A</w:t>
-            </w:r>
-            <w:r>
-              <w:rPr>
-                <w:rFonts w:ascii="Times New Roman" w:hAnsi="Times New Roman"/>
-                <w:color w:val="000000" w:themeColor="text1"/>
-                <w:sz w:val="14"/>
-                <w:szCs w:val="14"/>
-              </w:rPr>
-              <w:t/>
-            </w:r>
-            <w:r>
-              <w:rPr>
-                <w:rFonts w:ascii="Times New Roman" w:hAnsi="Times New Roman"/>
-                <w:color w:val="000000" w:themeColor="text1"/>
-                <w:sz w:val="14"/>
-                <w:szCs w:val="14"/>
-              </w:rPr>
-              <w:t xml:space="preserve"/>
+              <w:jc w:val="center"/>
+              <w:spacing w:before="0" w:after="0" w:line="240" w:lineRule="auto"/>
+              <w:rPr>
+                <w:rFonts w:ascii="Times New Roman" w:hAnsi="Times New Roman"/>
+                <w:sz w:val="14"/>
+                <w:szCs w:val="14"/>
+              </w:rPr>
+            </w:pPr>
+            <w:r>
+              <w:rPr>
+                <w:rFonts w:ascii="Times New Roman" w:hAnsi="Times New Roman"/>
+                <w:sz w:val="14"/>
+                <w:szCs w:val="14"/>
+              </w:rPr>
+              <w:t>N/A</w:t>
             </w:r>
           </w:p>
         </w:tc>
@@ -1614,39 +1528,21 @@
           </w:tcPr>
           <w:p>
             <w:pPr>
-              <w:rPr>
-                <w:rFonts w:ascii="Times New Roman" w:hAnsi="Times New Roman"/>
-                <w:color w:val="000000" w:themeColor="text1"/>
-                <w:sz w:val="14"/>
-                <w:szCs w:val="14"/>
-              </w:rPr>
-            </w:pPr>
-            <w:r>
-              <w:rPr>
-                <w:rFonts w:ascii="Times New Roman" w:hAnsi="Times New Roman"/>
-                <w:color w:val="000000" w:themeColor="text1"/>
-                <w:sz w:val="14"/>
-                <w:szCs w:val="14"/>
-              </w:rPr>
-              <w:t w:space="preserve" xml:space="preserve">N/A</w:t>
-            </w:r>
-            <w:r>
-              <w:rPr>
-                <w:rFonts w:ascii="Times New Roman" w:hAnsi="Times New Roman"/>
-                <w:color w:val="000000" w:themeColor="text1"/>
-                <w:sz w:val="14"/>
-                <w:szCs w:val="14"/>
-              </w:rPr>
-              <w:t/>
-            </w:r>
-            <w:r>
-              <w:rPr>
-                <w:rFonts w:ascii="Times New Roman" w:hAnsi="Times New Roman"/>
-                <w:color w:val="000000" w:themeColor="text1"/>
-                <w:sz w:val="14"/>
-                <w:szCs w:val="14"/>
-              </w:rPr>
-              <w:t xml:space="preserve"/>
+              <w:jc w:val="center"/>
+              <w:spacing w:before="0" w:after="0" w:line="240" w:lineRule="auto"/>
+              <w:rPr>
+                <w:rFonts w:ascii="Times New Roman" w:hAnsi="Times New Roman"/>
+                <w:sz w:val="14"/>
+                <w:szCs w:val="14"/>
+              </w:rPr>
+            </w:pPr>
+            <w:r>
+              <w:rPr>
+                <w:rFonts w:ascii="Times New Roman" w:hAnsi="Times New Roman"/>
+                <w:sz w:val="14"/>
+                <w:szCs w:val="14"/>
+              </w:rPr>
+              <w:t>N/A</w:t>
             </w:r>
           </w:p>
         </w:tc>
@@ -1670,21 +1566,20 @@
           <w:p>
             <w:pPr>
               <w:jc w:val="center"/>
-              <w:rPr>
-                <w:rFonts w:ascii="Times New Roman" w:hAnsi="Times New Roman"/>
-                <w:color w:val="000000" w:themeColor="text1"/>
-                <w:sz w:val="14"/>
-                <w:szCs w:val="14"/>
-              </w:rPr>
-            </w:pPr>
-            <w:r>
-              <w:rPr>
-                <w:rFonts w:ascii="Times New Roman" w:hAnsi="Times New Roman"/>
-                <w:color w:val="000000" w:themeColor="text1"/>
-                <w:sz w:val="14"/>
-                <w:szCs w:val="14"/>
-              </w:rPr>
-              <w:t xml:space="preserve"> None</w:t>
+              <w:spacing w:before="0" w:after="0" w:line="240" w:lineRule="auto"/>
+              <w:rPr>
+                <w:rFonts w:ascii="Times New Roman" w:hAnsi="Times New Roman"/>
+                <w:sz w:val="14"/>
+                <w:szCs w:val="14"/>
+              </w:rPr>
+            </w:pPr>
+            <w:r>
+              <w:rPr>
+                <w:rFonts w:ascii="Times New Roman" w:hAnsi="Times New Roman"/>
+                <w:sz w:val="14"/>
+                <w:szCs w:val="14"/>
+              </w:rPr>
+              <w:t>None</w:t>
             </w:r>
           </w:p>
         </w:tc>
@@ -1752,7 +1647,7 @@
                 <w:sz w:val="14"/>
                 <w:szCs w:val="14"/>
               </w:rPr>
-              <w:t xml:space="preserve">Daily</w:t>
+              <w:t>Daily</w:t>
             </w:r>
           </w:p>
         </w:tc>
@@ -1775,30 +1670,20 @@
           <w:p>
             <w:pPr>
               <w:jc w:val="center"/>
-              <w:rPr>
-                <w:rFonts w:ascii="Times New Roman" w:hAnsi="Times New Roman"/>
-                <w:color w:val="000000" w:themeColor="text1"/>
-                <w:sz w:val="14"/>
-                <w:szCs w:val="14"/>
-              </w:rPr>
-            </w:pPr>
-            <w:r>
-              <w:rPr>
-                <w:rFonts w:ascii="Times New Roman" w:hAnsi="Times New Roman"/>
-                <w:color w:val="000000" w:themeColor="text1"/>
-                <w:sz w:val="14"/>
-                <w:szCs w:val="14"/>
-              </w:rPr>
-              <w:t xml:space="preserve" w:space="preserve"> 25Aug26</w:t>
-            </w:r>
-            <w:r>
-              <w:rPr>
-                <w:rFonts w:ascii="Times New Roman" w:hAnsi="Times New Roman"/>
-                <w:color w:val="000000" w:themeColor="text1"/>
-                <w:sz w:val="14"/>
-                <w:szCs w:val="14"/>
-              </w:rPr>
-              <w:t/>
+              <w:spacing w:before="0" w:after="0" w:line="240" w:lineRule="auto"/>
+              <w:rPr>
+                <w:rFonts w:ascii="Times New Roman" w:hAnsi="Times New Roman"/>
+                <w:sz w:val="14"/>
+                <w:szCs w:val="14"/>
+              </w:rPr>
+            </w:pPr>
+            <w:r>
+              <w:rPr>
+                <w:rFonts w:ascii="Times New Roman" w:hAnsi="Times New Roman"/>
+                <w:sz w:val="14"/>
+                <w:szCs w:val="14"/>
+              </w:rPr>
+              <w:t>25Aug26</w:t>
             </w:r>
           </w:p>
         </w:tc>
@@ -1822,30 +1707,20 @@
           <w:p>
             <w:pPr>
               <w:jc w:val="center"/>
-              <w:rPr>
-                <w:rFonts w:ascii="Times New Roman" w:hAnsi="Times New Roman"/>
-                <w:color w:val="000000" w:themeColor="text1"/>
-                <w:sz w:val="14"/>
-                <w:szCs w:val="14"/>
-              </w:rPr>
-            </w:pPr>
-            <w:r>
-              <w:rPr>
-                <w:rFonts w:ascii="Times New Roman" w:hAnsi="Times New Roman"/>
-                <w:color w:val="000000" w:themeColor="text1"/>
-                <w:sz w:val="14"/>
-                <w:szCs w:val="14"/>
-              </w:rPr>
-              <w:t w:space="preserve" xml:space="preserve">ES </w:t>
-            </w:r>
-            <w:r>
-              <w:rPr>
-                <w:rFonts w:ascii="Times New Roman" w:hAnsi="Times New Roman"/>
-                <w:color w:val="000000" w:themeColor="text1"/>
-                <w:sz w:val="14"/>
-                <w:szCs w:val="14"/>
-              </w:rPr>
-              <w:t xml:space="preserve"/>
+              <w:spacing w:before="0" w:after="0" w:line="240" w:lineRule="auto"/>
+              <w:rPr>
+                <w:rFonts w:ascii="Times New Roman" w:hAnsi="Times New Roman"/>
+                <w:sz w:val="14"/>
+                <w:szCs w:val="14"/>
+              </w:rPr>
+            </w:pPr>
+            <w:r>
+              <w:rPr>
+                <w:rFonts w:ascii="Times New Roman" w:hAnsi="Times New Roman"/>
+                <w:sz w:val="14"/>
+                <w:szCs w:val="14"/>
+              </w:rPr>
+              <w:t>ES</w:t>
             </w:r>
           </w:p>
         </w:tc>
@@ -1868,15 +1743,20 @@
           <w:p>
             <w:pPr>
               <w:jc w:val="center"/>
-            </w:pPr>
-            <w:r>
-              <w:rPr>
-                <w:rFonts w:ascii="Times New Roman" w:hAnsi="Times New Roman"/>
-                <w:color w:val="000000" w:themeColor="text1"/>
-                <w:sz w:val="14"/>
-                <w:szCs w:val="14"/>
-              </w:rPr>
-              <w:t xml:space="preserve">Date After Testing</w:t>
+              <w:spacing w:before="0" w:after="0" w:line="240" w:lineRule="auto"/>
+              <w:rPr>
+                <w:rFonts w:ascii="Times New Roman" w:hAnsi="Times New Roman"/>
+                <w:sz w:val="14"/>
+                <w:szCs w:val="14"/>
+              </w:rPr>
+            </w:pPr>
+            <w:r>
+              <w:rPr>
+                <w:rFonts w:ascii="Times New Roman" w:hAnsi="Times New Roman"/>
+                <w:sz w:val="14"/>
+                <w:szCs w:val="14"/>
+              </w:rPr>
+              <w:t>Date After Testing</w:t>
             </w:r>
           </w:p>
         </w:tc>
@@ -1900,21 +1780,20 @@
           <w:p>
             <w:pPr>
               <w:jc w:val="center"/>
-              <w:rPr>
-                <w:rFonts w:ascii="Times New Roman" w:hAnsi="Times New Roman"/>
-                <w:color w:val="000000" w:themeColor="text1"/>
-                <w:sz w:val="14"/>
-                <w:szCs w:val="14"/>
-              </w:rPr>
-            </w:pPr>
-            <w:r>
-              <w:rPr>
-                <w:rFonts w:ascii="Times New Roman" w:hAnsi="Times New Roman"/>
-                <w:color w:val="000000" w:themeColor="text1"/>
-                <w:sz w:val="14"/>
-                <w:szCs w:val="14"/>
-              </w:rPr>
-              <w:t w:space="preserve" xml:space="preserve">TBD</w:t>
+              <w:spacing w:before="0" w:after="0" w:line="240" w:lineRule="auto"/>
+              <w:rPr>
+                <w:rFonts w:ascii="Times New Roman" w:hAnsi="Times New Roman"/>
+                <w:sz w:val="14"/>
+                <w:szCs w:val="14"/>
+              </w:rPr>
+            </w:pPr>
+            <w:r>
+              <w:rPr>
+                <w:rFonts w:ascii="Times New Roman" w:hAnsi="Times New Roman"/>
+                <w:sz w:val="14"/>
+                <w:szCs w:val="14"/>
+              </w:rPr>
+              <w:t>No growth</w:t>
             </w:r>
           </w:p>
         </w:tc>
@@ -1935,50 +1814,22 @@
             <w:vAlign w:val="center"/>
           </w:tcPr>
           <w:p>
-            <w:r>
-              <w:rPr>
-                <w:rFonts w:ascii="Times New Roman" w:hAnsi="Times New Roman"/>
-                <w:color w:val="000000" w:themeColor="text1"/>
-                <w:sz w:val="14"/>
-                <w:szCs w:val="14"/>
-              </w:rPr>
-              <w:t xml:space="preserve" w:space="preserve">TBD</w:t>
-            </w:r>
-            <w:r>
-              <w:rPr>
-                <w:rFonts w:ascii="Times New Roman" w:hAnsi="Times New Roman"/>
-                <w:color w:val="000000" w:themeColor="text1"/>
-                <w:sz w:val="14"/>
-                <w:szCs w:val="14"/>
-              </w:rPr>
-              <w:t/>
-            </w:r>
-            <w:r>
-              <w:rPr>
-                <w:rFonts w:ascii="Times New Roman" w:hAnsi="Times New Roman"/>
-                <w:color w:val="000000" w:themeColor="text1"/>
-                <w:sz w:val="14"/>
-                <w:szCs w:val="14"/>
-              </w:rPr>
-              <w:t/>
-            </w:r>
-            <w:r>
-              <w:rPr>
-                <w:rFonts w:ascii="Times New Roman" w:hAnsi="Times New Roman"/>
-                <w:color w:val="000000" w:themeColor="text1"/>
-                <w:sz w:val="14"/>
-                <w:szCs w:val="14"/>
-              </w:rPr>
-              <w:t/>
-            </w:r>
-            <w:r>
-              <w:rPr>
-                <w:rFonts w:ascii="Times New Roman" w:hAnsi="Times New Roman"/>
-                <w:color w:val="000000" w:themeColor="text1"/>
-                <w:sz w:val="14"/>
-                <w:szCs w:val="14"/>
-              </w:rPr>
-              <w:t xml:space="preserve"/>
+            <w:pPr>
+              <w:jc w:val="center"/>
+              <w:spacing w:before="0" w:after="0" w:line="240" w:lineRule="auto"/>
+              <w:rPr>
+                <w:rFonts w:ascii="Times New Roman" w:hAnsi="Times New Roman"/>
+                <w:sz w:val="14"/>
+                <w:szCs w:val="14"/>
+              </w:rPr>
+            </w:pPr>
+            <w:r>
+              <w:rPr>
+                <w:rFonts w:ascii="Times New Roman" w:hAnsi="Times New Roman"/>
+                <w:sz w:val="14"/>
+                <w:szCs w:val="14"/>
+              </w:rPr>
+              <w:t>N/A</w:t>
             </w:r>
           </w:p>
         </w:tc>
@@ -1999,50 +1850,22 @@
             <w:vAlign w:val="center"/>
           </w:tcPr>
           <w:p>
-            <w:r>
-              <w:rPr>
-                <w:rFonts w:ascii="Times New Roman" w:hAnsi="Times New Roman"/>
-                <w:color w:val="000000" w:themeColor="text1"/>
-                <w:sz w:val="14"/>
-                <w:szCs w:val="14"/>
-              </w:rPr>
-              <w:t xml:space="preserve" w:space="preserve">TBD</w:t>
-            </w:r>
-            <w:r>
-              <w:rPr>
-                <w:rFonts w:ascii="Times New Roman" w:hAnsi="Times New Roman"/>
-                <w:color w:val="000000" w:themeColor="text1"/>
-                <w:sz w:val="14"/>
-                <w:szCs w:val="14"/>
-              </w:rPr>
-              <w:t/>
-            </w:r>
-            <w:r>
-              <w:rPr>
-                <w:rFonts w:ascii="Times New Roman" w:hAnsi="Times New Roman"/>
-                <w:color w:val="000000" w:themeColor="text1"/>
-                <w:sz w:val="14"/>
-                <w:szCs w:val="14"/>
-              </w:rPr>
-              <w:t/>
-            </w:r>
-            <w:r>
-              <w:rPr>
-                <w:rFonts w:ascii="Times New Roman" w:hAnsi="Times New Roman"/>
-                <w:color w:val="000000" w:themeColor="text1"/>
-                <w:sz w:val="14"/>
-                <w:szCs w:val="14"/>
-              </w:rPr>
-              <w:t/>
-            </w:r>
-            <w:r>
-              <w:rPr>
-                <w:rFonts w:ascii="Times New Roman" w:hAnsi="Times New Roman"/>
-                <w:color w:val="000000" w:themeColor="text1"/>
-                <w:sz w:val="14"/>
-                <w:szCs w:val="14"/>
-              </w:rPr>
-              <w:t xml:space="preserve"/>
+            <w:pPr>
+              <w:jc w:val="center"/>
+              <w:spacing w:before="0" w:after="0" w:line="240" w:lineRule="auto"/>
+              <w:rPr>
+                <w:rFonts w:ascii="Times New Roman" w:hAnsi="Times New Roman"/>
+                <w:sz w:val="14"/>
+                <w:szCs w:val="14"/>
+              </w:rPr>
+            </w:pPr>
+            <w:r>
+              <w:rPr>
+                <w:rFonts w:ascii="Times New Roman" w:hAnsi="Times New Roman"/>
+                <w:sz w:val="14"/>
+                <w:szCs w:val="14"/>
+              </w:rPr>
+              <w:t>N/A</w:t>
             </w:r>
           </w:p>
         </w:tc>
@@ -2066,21 +1889,20 @@
           <w:p>
             <w:pPr>
               <w:jc w:val="center"/>
-              <w:rPr>
-                <w:rFonts w:ascii="Times New Roman" w:hAnsi="Times New Roman"/>
-                <w:color w:val="000000" w:themeColor="text1"/>
-                <w:sz w:val="14"/>
-                <w:szCs w:val="14"/>
-              </w:rPr>
-            </w:pPr>
-            <w:r>
-              <w:rPr>
-                <w:rFonts w:ascii="Times New Roman" w:hAnsi="Times New Roman"/>
-                <w:color w:val="000000" w:themeColor="text1"/>
-                <w:sz w:val="14"/>
-                <w:szCs w:val="14"/>
-              </w:rPr>
-              <w:t xml:space="preserve"> None</w:t>
+              <w:spacing w:before="0" w:after="0" w:line="240" w:lineRule="auto"/>
+              <w:rPr>
+                <w:rFonts w:ascii="Times New Roman" w:hAnsi="Times New Roman"/>
+                <w:sz w:val="14"/>
+                <w:szCs w:val="14"/>
+              </w:rPr>
+            </w:pPr>
+            <w:r>
+              <w:rPr>
+                <w:rFonts w:ascii="Times New Roman" w:hAnsi="Times New Roman"/>
+                <w:sz w:val="14"/>
+                <w:szCs w:val="14"/>
+              </w:rPr>
+              <w:t>None</w:t>
             </w:r>
           </w:p>
         </w:tc>
@@ -2184,7 +2006,7 @@
                 <w:sz w:val="14"/>
                 <w:szCs w:val="14"/>
               </w:rPr>
-              <w:t xml:space="preserve">Daily</w:t>
+              <w:t>Daily</w:t>
             </w:r>
           </w:p>
         </w:tc>
@@ -2207,30 +2029,20 @@
           <w:p>
             <w:pPr>
               <w:jc w:val="center"/>
-              <w:rPr>
-                <w:rFonts w:ascii="Times New Roman" w:hAnsi="Times New Roman"/>
-                <w:color w:val="000000" w:themeColor="text1"/>
-                <w:sz w:val="14"/>
-                <w:szCs w:val="14"/>
-              </w:rPr>
-            </w:pPr>
-            <w:r>
-              <w:rPr>
-                <w:rFonts w:ascii="Times New Roman" w:hAnsi="Times New Roman"/>
-                <w:color w:val="000000" w:themeColor="text1"/>
-                <w:sz w:val="14"/>
-                <w:szCs w:val="14"/>
-              </w:rPr>
-              <w:t xml:space="preserve" w:space="preserve"> 21Aug26</w:t>
-            </w:r>
-            <w:r>
-              <w:rPr>
-                <w:rFonts w:ascii="Times New Roman" w:hAnsi="Times New Roman"/>
-                <w:color w:val="000000" w:themeColor="text1"/>
-                <w:sz w:val="14"/>
-                <w:szCs w:val="14"/>
-              </w:rPr>
-              <w:t/>
+              <w:spacing w:before="0" w:after="0" w:line="240" w:lineRule="auto"/>
+              <w:rPr>
+                <w:rFonts w:ascii="Times New Roman" w:hAnsi="Times New Roman"/>
+                <w:sz w:val="14"/>
+                <w:szCs w:val="14"/>
+              </w:rPr>
+            </w:pPr>
+            <w:r>
+              <w:rPr>
+                <w:rFonts w:ascii="Times New Roman" w:hAnsi="Times New Roman"/>
+                <w:sz w:val="14"/>
+                <w:szCs w:val="14"/>
+              </w:rPr>
+              <w:t>21Aug26</w:t>
             </w:r>
           </w:p>
         </w:tc>
@@ -2254,21 +2066,20 @@
           <w:p>
             <w:pPr>
               <w:jc w:val="center"/>
-              <w:rPr>
-                <w:rFonts w:ascii="Times New Roman" w:hAnsi="Times New Roman"/>
-                <w:color w:val="000000" w:themeColor="text1"/>
-                <w:sz w:val="14"/>
-                <w:szCs w:val="14"/>
-              </w:rPr>
-            </w:pPr>
-            <w:r>
-              <w:rPr>
-                <w:rFonts w:ascii="Times New Roman" w:hAnsi="Times New Roman"/>
-                <w:color w:val="000000" w:themeColor="text1"/>
-                <w:sz w:val="14"/>
-                <w:szCs w:val="14"/>
-              </w:rPr>
-              <w:t w:space="preserve" xml:space="preserve">ES</w:t>
+              <w:spacing w:before="0" w:after="0" w:line="240" w:lineRule="auto"/>
+              <w:rPr>
+                <w:rFonts w:ascii="Times New Roman" w:hAnsi="Times New Roman"/>
+                <w:sz w:val="14"/>
+                <w:szCs w:val="14"/>
+              </w:rPr>
+            </w:pPr>
+            <w:r>
+              <w:rPr>
+                <w:rFonts w:ascii="Times New Roman" w:hAnsi="Times New Roman"/>
+                <w:sz w:val="14"/>
+                <w:szCs w:val="14"/>
+              </w:rPr>
+              <w:t>ES</w:t>
             </w:r>
           </w:p>
         </w:tc>
@@ -2291,15 +2102,20 @@
           <w:p>
             <w:pPr>
               <w:jc w:val="center"/>
-            </w:pPr>
-            <w:r>
-              <w:rPr>
-                <w:rFonts w:ascii="Times New Roman" w:hAnsi="Times New Roman"/>
-                <w:color w:val="000000" w:themeColor="text1"/>
-                <w:sz w:val="14"/>
-                <w:szCs w:val="14"/>
-              </w:rPr>
-              <w:t xml:space="preserve">Date Before Testing</w:t>
+              <w:spacing w:before="0" w:after="0" w:line="240" w:lineRule="auto"/>
+              <w:rPr>
+                <w:rFonts w:ascii="Times New Roman" w:hAnsi="Times New Roman"/>
+                <w:sz w:val="14"/>
+                <w:szCs w:val="14"/>
+              </w:rPr>
+            </w:pPr>
+            <w:r>
+              <w:rPr>
+                <w:rFonts w:ascii="Times New Roman" w:hAnsi="Times New Roman"/>
+                <w:sz w:val="14"/>
+                <w:szCs w:val="14"/>
+              </w:rPr>
+              <w:t>Date Before Testing</w:t>
             </w:r>
           </w:p>
         </w:tc>
@@ -2323,57 +2139,20 @@
           <w:p>
             <w:pPr>
               <w:jc w:val="center"/>
-              <w:rPr>
-                <w:rFonts w:ascii="Times New Roman" w:hAnsi="Times New Roman"/>
-                <w:color w:val="000000" w:themeColor="text1"/>
-                <w:sz w:val="14"/>
-                <w:szCs w:val="14"/>
-              </w:rPr>
-            </w:pPr>
-            <w:r>
-              <w:rPr>
-                <w:rFonts w:ascii="Times New Roman" w:hAnsi="Times New Roman"/>
-                <w:color w:val="000000" w:themeColor="text1"/>
-                <w:sz w:val="14"/>
-                <w:szCs w:val="14"/>
-              </w:rPr>
-              <w:t xml:space="preserve" w:space="preserve">TBD</w:t>
-            </w:r>
-            <w:r>
-              <w:rPr>
-                <w:rFonts w:ascii="Times New Roman" w:hAnsi="Times New Roman"/>
-                <w:color w:val="000000" w:themeColor="text1"/>
-                <w:sz w:val="14"/>
-                <w:szCs w:val="14"/>
-              </w:rPr>
-              <w:t/>
-            </w:r>
-            <w:r>
-              <w:rPr>
-                <w:rFonts w:ascii="Times New Roman" w:hAnsi="Times New Roman"/>
-                <w:color w:val="000000" w:themeColor="text1"/>
-                <w:sz w:val="14"/>
-                <w:szCs w:val="14"/>
-              </w:rPr>
-              <w:t/>
-            </w:r>
-            <w:r>
-              <w:rPr>
-                <w:rFonts w:ascii="Times New Roman" w:hAnsi="Times New Roman"/>
-                <w:color w:val="000000" w:themeColor="text1"/>
-                <w:sz w:val="14"/>
-                <w:szCs w:val="14"/>
-              </w:rPr>
-              <w:t/>
-            </w:r>
-            <w:r>
-              <w:rPr>
-                <w:rFonts w:ascii="Times New Roman" w:hAnsi="Times New Roman"/>
-                <w:color w:val="000000" w:themeColor="text1"/>
-                <w:sz w:val="14"/>
-                <w:szCs w:val="14"/>
-              </w:rPr>
-              <w:t xml:space="preserve"/>
+              <w:spacing w:before="0" w:after="0" w:line="240" w:lineRule="auto"/>
+              <w:rPr>
+                <w:rFonts w:ascii="Times New Roman" w:hAnsi="Times New Roman"/>
+                <w:sz w:val="14"/>
+                <w:szCs w:val="14"/>
+              </w:rPr>
+            </w:pPr>
+            <w:r>
+              <w:rPr>
+                <w:rFonts w:ascii="Times New Roman" w:hAnsi="Times New Roman"/>
+                <w:sz w:val="14"/>
+                <w:szCs w:val="14"/>
+              </w:rPr>
+              <w:t>No growth</w:t>
             </w:r>
           </w:p>
         </w:tc>
@@ -2394,50 +2173,22 @@
             <w:vAlign w:val="center"/>
           </w:tcPr>
           <w:p>
-            <w:r>
-              <w:rPr>
-                <w:rFonts w:ascii="Times New Roman" w:hAnsi="Times New Roman"/>
-                <w:color w:val="000000" w:themeColor="text1"/>
-                <w:sz w:val="14"/>
-                <w:szCs w:val="14"/>
-              </w:rPr>
-              <w:t xml:space="preserve" w:space="preserve">TBD</w:t>
-            </w:r>
-            <w:r>
-              <w:rPr>
-                <w:rFonts w:ascii="Times New Roman" w:hAnsi="Times New Roman"/>
-                <w:color w:val="000000" w:themeColor="text1"/>
-                <w:sz w:val="14"/>
-                <w:szCs w:val="14"/>
-              </w:rPr>
-              <w:t/>
-            </w:r>
-            <w:r>
-              <w:rPr>
-                <w:rFonts w:ascii="Times New Roman" w:hAnsi="Times New Roman"/>
-                <w:color w:val="000000" w:themeColor="text1"/>
-                <w:sz w:val="14"/>
-                <w:szCs w:val="14"/>
-              </w:rPr>
-              <w:t/>
-            </w:r>
-            <w:r>
-              <w:rPr>
-                <w:rFonts w:ascii="Times New Roman" w:hAnsi="Times New Roman"/>
-                <w:color w:val="000000" w:themeColor="text1"/>
-                <w:sz w:val="14"/>
-                <w:szCs w:val="14"/>
-              </w:rPr>
-              <w:t/>
-            </w:r>
-            <w:r>
-              <w:rPr>
-                <w:rFonts w:ascii="Times New Roman" w:hAnsi="Times New Roman"/>
-                <w:color w:val="000000" w:themeColor="text1"/>
-                <w:sz w:val="14"/>
-                <w:szCs w:val="14"/>
-              </w:rPr>
-              <w:t xml:space="preserve"/>
+            <w:pPr>
+              <w:jc w:val="center"/>
+              <w:spacing w:before="0" w:after="0" w:line="240" w:lineRule="auto"/>
+              <w:rPr>
+                <w:rFonts w:ascii="Times New Roman" w:hAnsi="Times New Roman"/>
+                <w:sz w:val="14"/>
+                <w:szCs w:val="14"/>
+              </w:rPr>
+            </w:pPr>
+            <w:r>
+              <w:rPr>
+                <w:rFonts w:ascii="Times New Roman" w:hAnsi="Times New Roman"/>
+                <w:sz w:val="14"/>
+                <w:szCs w:val="14"/>
+              </w:rPr>
+              <w:t>N/A</w:t>
             </w:r>
           </w:p>
         </w:tc>
@@ -2458,50 +2209,22 @@
             <w:vAlign w:val="center"/>
           </w:tcPr>
           <w:p>
-            <w:r>
-              <w:rPr>
-                <w:rFonts w:ascii="Times New Roman" w:hAnsi="Times New Roman"/>
-                <w:color w:val="000000" w:themeColor="text1"/>
-                <w:sz w:val="14"/>
-                <w:szCs w:val="14"/>
-              </w:rPr>
-              <w:t xml:space="preserve" w:space="preserve">TBD</w:t>
-            </w:r>
-            <w:r>
-              <w:rPr>
-                <w:rFonts w:ascii="Times New Roman" w:hAnsi="Times New Roman"/>
-                <w:color w:val="000000" w:themeColor="text1"/>
-                <w:sz w:val="14"/>
-                <w:szCs w:val="14"/>
-              </w:rPr>
-              <w:t/>
-            </w:r>
-            <w:r>
-              <w:rPr>
-                <w:rFonts w:ascii="Times New Roman" w:hAnsi="Times New Roman"/>
-                <w:color w:val="000000" w:themeColor="text1"/>
-                <w:sz w:val="14"/>
-                <w:szCs w:val="14"/>
-              </w:rPr>
-              <w:t/>
-            </w:r>
-            <w:r>
-              <w:rPr>
-                <w:rFonts w:ascii="Times New Roman" w:hAnsi="Times New Roman"/>
-                <w:color w:val="000000" w:themeColor="text1"/>
-                <w:sz w:val="14"/>
-                <w:szCs w:val="14"/>
-              </w:rPr>
-              <w:t/>
-            </w:r>
-            <w:r>
-              <w:rPr>
-                <w:rFonts w:ascii="Times New Roman" w:hAnsi="Times New Roman"/>
-                <w:color w:val="000000" w:themeColor="text1"/>
-                <w:sz w:val="14"/>
-                <w:szCs w:val="14"/>
-              </w:rPr>
-              <w:t xml:space="preserve"/>
+            <w:pPr>
+              <w:jc w:val="center"/>
+              <w:spacing w:before="0" w:after="0" w:line="240" w:lineRule="auto"/>
+              <w:rPr>
+                <w:rFonts w:ascii="Times New Roman" w:hAnsi="Times New Roman"/>
+                <w:sz w:val="14"/>
+                <w:szCs w:val="14"/>
+              </w:rPr>
+            </w:pPr>
+            <w:r>
+              <w:rPr>
+                <w:rFonts w:ascii="Times New Roman" w:hAnsi="Times New Roman"/>
+                <w:sz w:val="14"/>
+                <w:szCs w:val="14"/>
+              </w:rPr>
+              <w:t>N/A</w:t>
             </w:r>
           </w:p>
         </w:tc>
@@ -2525,21 +2248,20 @@
           <w:p>
             <w:pPr>
               <w:jc w:val="center"/>
-              <w:rPr>
-                <w:rFonts w:ascii="Times New Roman" w:hAnsi="Times New Roman"/>
-                <w:color w:val="000000" w:themeColor="text1"/>
-                <w:sz w:val="14"/>
-                <w:szCs w:val="14"/>
-              </w:rPr>
-            </w:pPr>
-            <w:r>
-              <w:rPr>
-                <w:rFonts w:ascii="Times New Roman" w:hAnsi="Times New Roman"/>
-                <w:color w:val="000000" w:themeColor="text1"/>
-                <w:sz w:val="14"/>
-                <w:szCs w:val="14"/>
-              </w:rPr>
-              <w:t xml:space="preserve">None </w:t>
+              <w:spacing w:before="0" w:after="0" w:line="240" w:lineRule="auto"/>
+              <w:rPr>
+                <w:rFonts w:ascii="Times New Roman" w:hAnsi="Times New Roman"/>
+                <w:sz w:val="14"/>
+                <w:szCs w:val="14"/>
+              </w:rPr>
+            </w:pPr>
+            <w:r>
+              <w:rPr>
+                <w:rFonts w:ascii="Times New Roman" w:hAnsi="Times New Roman"/>
+                <w:sz w:val="14"/>
+                <w:szCs w:val="14"/>
+              </w:rPr>
+              <w:t>None</w:t>
             </w:r>
           </w:p>
         </w:tc>
@@ -2621,7 +2343,7 @@
                 <w:sz w:val="14"/>
                 <w:szCs w:val="14"/>
               </w:rPr>
-              <w:t xml:space="preserve">Daily</w:t>
+              <w:t>Daily</w:t>
             </w:r>
           </w:p>
         </w:tc>
@@ -2644,30 +2366,20 @@
           <w:p>
             <w:pPr>
               <w:jc w:val="center"/>
-              <w:rPr>
-                <w:rFonts w:ascii="Times New Roman" w:hAnsi="Times New Roman"/>
-                <w:color w:val="000000" w:themeColor="text1"/>
-                <w:sz w:val="14"/>
-                <w:szCs w:val="14"/>
-              </w:rPr>
-            </w:pPr>
-            <w:r>
-              <w:rPr>
-                <w:rFonts w:ascii="Times New Roman" w:hAnsi="Times New Roman"/>
-                <w:color w:val="000000" w:themeColor="text1"/>
-                <w:sz w:val="14"/>
-                <w:szCs w:val="14"/>
-              </w:rPr>
-              <w:t xml:space="preserve" w:space="preserve"> 24Aug26</w:t>
-            </w:r>
-            <w:r>
-              <w:rPr>
-                <w:rFonts w:ascii="Times New Roman" w:hAnsi="Times New Roman"/>
-                <w:color w:val="000000" w:themeColor="text1"/>
-                <w:sz w:val="14"/>
-                <w:szCs w:val="14"/>
-              </w:rPr>
-              <w:t/>
+              <w:spacing w:before="0" w:after="0" w:line="240" w:lineRule="auto"/>
+              <w:rPr>
+                <w:rFonts w:ascii="Times New Roman" w:hAnsi="Times New Roman"/>
+                <w:sz w:val="14"/>
+                <w:szCs w:val="14"/>
+              </w:rPr>
+            </w:pPr>
+            <w:r>
+              <w:rPr>
+                <w:rFonts w:ascii="Times New Roman" w:hAnsi="Times New Roman"/>
+                <w:sz w:val="14"/>
+                <w:szCs w:val="14"/>
+              </w:rPr>
+              <w:t>24Aug26</w:t>
             </w:r>
           </w:p>
         </w:tc>
@@ -2691,30 +2403,20 @@
           <w:p>
             <w:pPr>
               <w:jc w:val="center"/>
-              <w:rPr>
-                <w:rFonts w:ascii="Times New Roman" w:hAnsi="Times New Roman"/>
-                <w:color w:val="000000" w:themeColor="text1"/>
-                <w:sz w:val="14"/>
-                <w:szCs w:val="14"/>
-              </w:rPr>
-            </w:pPr>
-            <w:r>
-              <w:rPr>
-                <w:rFonts w:ascii="Times New Roman" w:hAnsi="Times New Roman"/>
-                <w:color w:val="000000" w:themeColor="text1"/>
-                <w:sz w:val="14"/>
-                <w:szCs w:val="14"/>
-              </w:rPr>
-              <w:t w:space="preserve" xml:space="preserve">ES </w:t>
-            </w:r>
-            <w:r>
-              <w:rPr>
-                <w:rFonts w:ascii="Times New Roman" w:hAnsi="Times New Roman"/>
-                <w:color w:val="000000" w:themeColor="text1"/>
-                <w:sz w:val="14"/>
-                <w:szCs w:val="14"/>
-              </w:rPr>
-              <w:t xml:space="preserve"/>
+              <w:spacing w:before="0" w:after="0" w:line="240" w:lineRule="auto"/>
+              <w:rPr>
+                <w:rFonts w:ascii="Times New Roman" w:hAnsi="Times New Roman"/>
+                <w:sz w:val="14"/>
+                <w:szCs w:val="14"/>
+              </w:rPr>
+            </w:pPr>
+            <w:r>
+              <w:rPr>
+                <w:rFonts w:ascii="Times New Roman" w:hAnsi="Times New Roman"/>
+                <w:sz w:val="14"/>
+                <w:szCs w:val="14"/>
+              </w:rPr>
+              <w:t>ES</w:t>
             </w:r>
           </w:p>
         </w:tc>
@@ -2737,15 +2439,20 @@
           <w:p>
             <w:pPr>
               <w:jc w:val="center"/>
-            </w:pPr>
-            <w:r>
-              <w:rPr>
-                <w:rFonts w:ascii="Times New Roman" w:hAnsi="Times New Roman"/>
-                <w:color w:val="000000" w:themeColor="text1"/>
-                <w:sz w:val="14"/>
-                <w:szCs w:val="14"/>
-              </w:rPr>
-              <w:t xml:space="preserve">Date of Testing</w:t>
+              <w:spacing w:before="0" w:after="0" w:line="240" w:lineRule="auto"/>
+              <w:rPr>
+                <w:rFonts w:ascii="Times New Roman" w:hAnsi="Times New Roman"/>
+                <w:sz w:val="14"/>
+                <w:szCs w:val="14"/>
+              </w:rPr>
+            </w:pPr>
+            <w:r>
+              <w:rPr>
+                <w:rFonts w:ascii="Times New Roman" w:hAnsi="Times New Roman"/>
+                <w:sz w:val="14"/>
+                <w:szCs w:val="14"/>
+              </w:rPr>
+              <w:t>Date of Testing</w:t>
             </w:r>
           </w:p>
         </w:tc>
@@ -2769,39 +2476,20 @@
           <w:p>
             <w:pPr>
               <w:jc w:val="center"/>
-              <w:rPr>
-                <w:rFonts w:ascii="Times New Roman" w:hAnsi="Times New Roman"/>
-                <w:color w:val="000000" w:themeColor="text1"/>
-                <w:sz w:val="14"/>
-                <w:szCs w:val="14"/>
-              </w:rPr>
-            </w:pPr>
-            <w:r>
-              <w:rPr>
-                <w:rFonts w:ascii="Times New Roman" w:hAnsi="Times New Roman"/>
-                <w:color w:val="000000" w:themeColor="text1"/>
-                <w:sz w:val="14"/>
-                <w:szCs w:val="14"/>
-              </w:rPr>
-              <w:t w:space="preserve" xml:space="preserve">No growth</w:t>
-            </w:r>
-            <w:r>
-              <w:rPr>
-                <w:rFonts w:ascii="Times New Roman" w:hAnsi="Times New Roman"/>
-                <w:color w:val="000000" w:themeColor="text1"/>
-                <w:sz w:val="14"/>
-                <w:szCs w:val="14"/>
-              </w:rPr>
-              <w:t/>
-            </w:r>
-            <w:r>
-              <w:rPr>
-                <w:rFonts w:ascii="Times New Roman" w:hAnsi="Times New Roman"/>
-                <w:color w:val="000000" w:themeColor="text1"/>
-                <w:sz w:val="14"/>
-                <w:szCs w:val="14"/>
-              </w:rPr>
-              <w:t xml:space="preserve"/>
+              <w:spacing w:before="0" w:after="0" w:line="240" w:lineRule="auto"/>
+              <w:rPr>
+                <w:rFonts w:ascii="Times New Roman" w:hAnsi="Times New Roman"/>
+                <w:sz w:val="14"/>
+                <w:szCs w:val="14"/>
+              </w:rPr>
+            </w:pPr>
+            <w:r>
+              <w:rPr>
+                <w:rFonts w:ascii="Times New Roman" w:hAnsi="Times New Roman"/>
+                <w:sz w:val="14"/>
+                <w:szCs w:val="14"/>
+              </w:rPr>
+              <w:t>No growth</w:t>
             </w:r>
           </w:p>
         </w:tc>
@@ -2823,39 +2511,21 @@
           </w:tcPr>
           <w:p>
             <w:pPr>
-              <w:rPr>
-                <w:rFonts w:ascii="Times New Roman" w:hAnsi="Times New Roman"/>
-                <w:color w:val="000000" w:themeColor="text1"/>
-                <w:sz w:val="14"/>
-                <w:szCs w:val="14"/>
-              </w:rPr>
-            </w:pPr>
-            <w:r>
-              <w:rPr>
-                <w:rFonts w:ascii="Times New Roman" w:hAnsi="Times New Roman"/>
-                <w:color w:val="000000" w:themeColor="text1"/>
-                <w:sz w:val="14"/>
-                <w:szCs w:val="14"/>
-              </w:rPr>
-              <w:t w:space="preserve" xml:space="preserve">N/A</w:t>
-            </w:r>
-            <w:r>
-              <w:rPr>
-                <w:rFonts w:ascii="Times New Roman" w:hAnsi="Times New Roman"/>
-                <w:color w:val="000000" w:themeColor="text1"/>
-                <w:sz w:val="14"/>
-                <w:szCs w:val="14"/>
-              </w:rPr>
-              <w:t/>
-            </w:r>
-            <w:r>
-              <w:rPr>
-                <w:rFonts w:ascii="Times New Roman" w:hAnsi="Times New Roman"/>
-                <w:color w:val="000000" w:themeColor="text1"/>
-                <w:sz w:val="14"/>
-                <w:szCs w:val="14"/>
-              </w:rPr>
-              <w:t xml:space="preserve"/>
+              <w:jc w:val="center"/>
+              <w:spacing w:before="0" w:after="0" w:line="240" w:lineRule="auto"/>
+              <w:rPr>
+                <w:rFonts w:ascii="Times New Roman" w:hAnsi="Times New Roman"/>
+                <w:sz w:val="14"/>
+                <w:szCs w:val="14"/>
+              </w:rPr>
+            </w:pPr>
+            <w:r>
+              <w:rPr>
+                <w:rFonts w:ascii="Times New Roman" w:hAnsi="Times New Roman"/>
+                <w:sz w:val="14"/>
+                <w:szCs w:val="14"/>
+              </w:rPr>
+              <w:t>N/A</w:t>
             </w:r>
           </w:p>
         </w:tc>
@@ -2877,39 +2547,21 @@
           </w:tcPr>
           <w:p>
             <w:pPr>
-              <w:rPr>
-                <w:rFonts w:ascii="Times New Roman" w:hAnsi="Times New Roman"/>
-                <w:color w:val="000000" w:themeColor="text1"/>
-                <w:sz w:val="14"/>
-                <w:szCs w:val="14"/>
-              </w:rPr>
-            </w:pPr>
-            <w:r>
-              <w:rPr>
-                <w:rFonts w:ascii="Times New Roman" w:hAnsi="Times New Roman"/>
-                <w:color w:val="000000" w:themeColor="text1"/>
-                <w:sz w:val="14"/>
-                <w:szCs w:val="14"/>
-              </w:rPr>
-              <w:t w:space="preserve" xml:space="preserve">N/A</w:t>
-            </w:r>
-            <w:r>
-              <w:rPr>
-                <w:rFonts w:ascii="Times New Roman" w:hAnsi="Times New Roman"/>
-                <w:color w:val="000000" w:themeColor="text1"/>
-                <w:sz w:val="14"/>
-                <w:szCs w:val="14"/>
-              </w:rPr>
-              <w:t/>
-            </w:r>
-            <w:r>
-              <w:rPr>
-                <w:rFonts w:ascii="Times New Roman" w:hAnsi="Times New Roman"/>
-                <w:color w:val="000000" w:themeColor="text1"/>
-                <w:sz w:val="14"/>
-                <w:szCs w:val="14"/>
-              </w:rPr>
-              <w:t xml:space="preserve"/>
+              <w:jc w:val="center"/>
+              <w:spacing w:before="0" w:after="0" w:line="240" w:lineRule="auto"/>
+              <w:rPr>
+                <w:rFonts w:ascii="Times New Roman" w:hAnsi="Times New Roman"/>
+                <w:sz w:val="14"/>
+                <w:szCs w:val="14"/>
+              </w:rPr>
+            </w:pPr>
+            <w:r>
+              <w:rPr>
+                <w:rFonts w:ascii="Times New Roman" w:hAnsi="Times New Roman"/>
+                <w:sz w:val="14"/>
+                <w:szCs w:val="14"/>
+              </w:rPr>
+              <w:t>N/A</w:t>
             </w:r>
           </w:p>
         </w:tc>
@@ -2933,21 +2585,20 @@
           <w:p>
             <w:pPr>
               <w:jc w:val="center"/>
-              <w:rPr>
-                <w:rFonts w:ascii="Times New Roman" w:hAnsi="Times New Roman"/>
-                <w:color w:val="000000" w:themeColor="text1"/>
-                <w:sz w:val="14"/>
-                <w:szCs w:val="14"/>
-              </w:rPr>
-            </w:pPr>
-            <w:r>
-              <w:rPr>
-                <w:rFonts w:ascii="Times New Roman" w:hAnsi="Times New Roman"/>
-                <w:color w:val="000000" w:themeColor="text1"/>
-                <w:sz w:val="14"/>
-                <w:szCs w:val="14"/>
-              </w:rPr>
-              <w:t xml:space="preserve"> None</w:t>
+              <w:spacing w:before="0" w:after="0" w:line="240" w:lineRule="auto"/>
+              <w:rPr>
+                <w:rFonts w:ascii="Times New Roman" w:hAnsi="Times New Roman"/>
+                <w:sz w:val="14"/>
+                <w:szCs w:val="14"/>
+              </w:rPr>
+            </w:pPr>
+            <w:r>
+              <w:rPr>
+                <w:rFonts w:ascii="Times New Roman" w:hAnsi="Times New Roman"/>
+                <w:sz w:val="14"/>
+                <w:szCs w:val="14"/>
+              </w:rPr>
+              <w:t>None</w:t>
             </w:r>
           </w:p>
         </w:tc>
@@ -3015,7 +2666,7 @@
                 <w:sz w:val="14"/>
                 <w:szCs w:val="14"/>
               </w:rPr>
-              <w:t xml:space="preserve">Daily</w:t>
+              <w:t>Daily</w:t>
             </w:r>
           </w:p>
         </w:tc>
@@ -3038,30 +2689,20 @@
           <w:p>
             <w:pPr>
               <w:jc w:val="center"/>
-              <w:rPr>
-                <w:rFonts w:ascii="Times New Roman" w:hAnsi="Times New Roman"/>
-                <w:color w:val="000000" w:themeColor="text1"/>
-                <w:sz w:val="14"/>
-                <w:szCs w:val="14"/>
-              </w:rPr>
-            </w:pPr>
-            <w:r>
-              <w:rPr>
-                <w:rFonts w:ascii="Times New Roman" w:hAnsi="Times New Roman"/>
-                <w:color w:val="000000" w:themeColor="text1"/>
-                <w:sz w:val="14"/>
-                <w:szCs w:val="14"/>
-              </w:rPr>
-              <w:t xml:space="preserve" w:space="preserve"> 25Aug26</w:t>
-            </w:r>
-            <w:r>
-              <w:rPr>
-                <w:rFonts w:ascii="Times New Roman" w:hAnsi="Times New Roman"/>
-                <w:color w:val="000000" w:themeColor="text1"/>
-                <w:sz w:val="14"/>
-                <w:szCs w:val="14"/>
-              </w:rPr>
-              <w:t/>
+              <w:spacing w:before="0" w:after="0" w:line="240" w:lineRule="auto"/>
+              <w:rPr>
+                <w:rFonts w:ascii="Times New Roman" w:hAnsi="Times New Roman"/>
+                <w:sz w:val="14"/>
+                <w:szCs w:val="14"/>
+              </w:rPr>
+            </w:pPr>
+            <w:r>
+              <w:rPr>
+                <w:rFonts w:ascii="Times New Roman" w:hAnsi="Times New Roman"/>
+                <w:sz w:val="14"/>
+                <w:szCs w:val="14"/>
+              </w:rPr>
+              <w:t>25Aug26</w:t>
             </w:r>
           </w:p>
         </w:tc>
@@ -3085,30 +2726,20 @@
           <w:p>
             <w:pPr>
               <w:jc w:val="center"/>
-              <w:rPr>
-                <w:rFonts w:ascii="Times New Roman" w:hAnsi="Times New Roman"/>
-                <w:color w:val="000000" w:themeColor="text1"/>
-                <w:sz w:val="14"/>
-                <w:szCs w:val="14"/>
-              </w:rPr>
-            </w:pPr>
-            <w:r>
-              <w:rPr>
-                <w:rFonts w:ascii="Times New Roman" w:hAnsi="Times New Roman"/>
-                <w:color w:val="000000" w:themeColor="text1"/>
-                <w:sz w:val="14"/>
-                <w:szCs w:val="14"/>
-              </w:rPr>
-              <w:t w:space="preserve" xml:space="preserve">ES </w:t>
-            </w:r>
-            <w:r>
-              <w:rPr>
-                <w:rFonts w:ascii="Times New Roman" w:hAnsi="Times New Roman"/>
-                <w:color w:val="000000" w:themeColor="text1"/>
-                <w:sz w:val="14"/>
-                <w:szCs w:val="14"/>
-              </w:rPr>
-              <w:t xml:space="preserve"/>
+              <w:spacing w:before="0" w:after="0" w:line="240" w:lineRule="auto"/>
+              <w:rPr>
+                <w:rFonts w:ascii="Times New Roman" w:hAnsi="Times New Roman"/>
+                <w:sz w:val="14"/>
+                <w:szCs w:val="14"/>
+              </w:rPr>
+            </w:pPr>
+            <w:r>
+              <w:rPr>
+                <w:rFonts w:ascii="Times New Roman" w:hAnsi="Times New Roman"/>
+                <w:sz w:val="14"/>
+                <w:szCs w:val="14"/>
+              </w:rPr>
+              <w:t>ES</w:t>
             </w:r>
           </w:p>
         </w:tc>
@@ -3131,15 +2762,20 @@
           <w:p>
             <w:pPr>
               <w:jc w:val="center"/>
-            </w:pPr>
-            <w:r>
-              <w:rPr>
-                <w:rFonts w:ascii="Times New Roman" w:hAnsi="Times New Roman"/>
-                <w:color w:val="000000" w:themeColor="text1"/>
-                <w:sz w:val="14"/>
-                <w:szCs w:val="14"/>
-              </w:rPr>
-              <w:t xml:space="preserve">Date After Testing</w:t>
+              <w:spacing w:before="0" w:after="0" w:line="240" w:lineRule="auto"/>
+              <w:rPr>
+                <w:rFonts w:ascii="Times New Roman" w:hAnsi="Times New Roman"/>
+                <w:sz w:val="14"/>
+                <w:szCs w:val="14"/>
+              </w:rPr>
+            </w:pPr>
+            <w:r>
+              <w:rPr>
+                <w:rFonts w:ascii="Times New Roman" w:hAnsi="Times New Roman"/>
+                <w:sz w:val="14"/>
+                <w:szCs w:val="14"/>
+              </w:rPr>
+              <w:t>Date After Testing</w:t>
             </w:r>
           </w:p>
         </w:tc>
@@ -3163,57 +2799,20 @@
           <w:p>
             <w:pPr>
               <w:jc w:val="center"/>
-              <w:rPr>
-                <w:rFonts w:ascii="Times New Roman" w:hAnsi="Times New Roman"/>
-                <w:color w:val="000000" w:themeColor="text1"/>
-                <w:sz w:val="14"/>
-                <w:szCs w:val="14"/>
-              </w:rPr>
-            </w:pPr>
-            <w:r>
-              <w:rPr>
-                <w:rFonts w:ascii="Times New Roman" w:hAnsi="Times New Roman"/>
-                <w:color w:val="000000" w:themeColor="text1"/>
-                <w:sz w:val="14"/>
-                <w:szCs w:val="14"/>
-              </w:rPr>
-              <w:t xml:space="preserve" w:space="preserve">TBD</w:t>
-            </w:r>
-            <w:r>
-              <w:rPr>
-                <w:rFonts w:ascii="Times New Roman" w:hAnsi="Times New Roman"/>
-                <w:color w:val="000000" w:themeColor="text1"/>
-                <w:sz w:val="14"/>
-                <w:szCs w:val="14"/>
-              </w:rPr>
-              <w:t/>
-            </w:r>
-            <w:r>
-              <w:rPr>
-                <w:rFonts w:ascii="Times New Roman" w:hAnsi="Times New Roman"/>
-                <w:color w:val="000000" w:themeColor="text1"/>
-                <w:sz w:val="14"/>
-                <w:szCs w:val="14"/>
-              </w:rPr>
-              <w:t/>
-            </w:r>
-            <w:r>
-              <w:rPr>
-                <w:rFonts w:ascii="Times New Roman" w:hAnsi="Times New Roman"/>
-                <w:color w:val="000000" w:themeColor="text1"/>
-                <w:sz w:val="14"/>
-                <w:szCs w:val="14"/>
-              </w:rPr>
-              <w:t/>
-            </w:r>
-            <w:r>
-              <w:rPr>
-                <w:rFonts w:ascii="Times New Roman" w:hAnsi="Times New Roman"/>
-                <w:color w:val="000000" w:themeColor="text1"/>
-                <w:sz w:val="14"/>
-                <w:szCs w:val="14"/>
-              </w:rPr>
-              <w:t xml:space="preserve"/>
+              <w:spacing w:before="0" w:after="0" w:line="240" w:lineRule="auto"/>
+              <w:rPr>
+                <w:rFonts w:ascii="Times New Roman" w:hAnsi="Times New Roman"/>
+                <w:sz w:val="14"/>
+                <w:szCs w:val="14"/>
+              </w:rPr>
+            </w:pPr>
+            <w:r>
+              <w:rPr>
+                <w:rFonts w:ascii="Times New Roman" w:hAnsi="Times New Roman"/>
+                <w:sz w:val="14"/>
+                <w:szCs w:val="14"/>
+              </w:rPr>
+              <w:t>No growth</w:t>
             </w:r>
           </w:p>
         </w:tc>
@@ -3234,50 +2833,22 @@
             <w:vAlign w:val="center"/>
           </w:tcPr>
           <w:p>
-            <w:r>
-              <w:rPr>
-                <w:rFonts w:ascii="Times New Roman" w:hAnsi="Times New Roman"/>
-                <w:color w:val="000000" w:themeColor="text1"/>
-                <w:sz w:val="14"/>
-                <w:szCs w:val="14"/>
-              </w:rPr>
-              <w:t xml:space="preserve" w:space="preserve">TBD</w:t>
-            </w:r>
-            <w:r>
-              <w:rPr>
-                <w:rFonts w:ascii="Times New Roman" w:hAnsi="Times New Roman"/>
-                <w:color w:val="000000" w:themeColor="text1"/>
-                <w:sz w:val="14"/>
-                <w:szCs w:val="14"/>
-              </w:rPr>
-              <w:t/>
-            </w:r>
-            <w:r>
-              <w:rPr>
-                <w:rFonts w:ascii="Times New Roman" w:hAnsi="Times New Roman"/>
-                <w:color w:val="000000" w:themeColor="text1"/>
-                <w:sz w:val="14"/>
-                <w:szCs w:val="14"/>
-              </w:rPr>
-              <w:t/>
-            </w:r>
-            <w:r>
-              <w:rPr>
-                <w:rFonts w:ascii="Times New Roman" w:hAnsi="Times New Roman"/>
-                <w:color w:val="000000" w:themeColor="text1"/>
-                <w:sz w:val="14"/>
-                <w:szCs w:val="14"/>
-              </w:rPr>
-              <w:t/>
-            </w:r>
-            <w:r>
-              <w:rPr>
-                <w:rFonts w:ascii="Times New Roman" w:hAnsi="Times New Roman"/>
-                <w:color w:val="000000" w:themeColor="text1"/>
-                <w:sz w:val="14"/>
-                <w:szCs w:val="14"/>
-              </w:rPr>
-              <w:t xml:space="preserve"/>
+            <w:pPr>
+              <w:jc w:val="center"/>
+              <w:spacing w:before="0" w:after="0" w:line="240" w:lineRule="auto"/>
+              <w:rPr>
+                <w:rFonts w:ascii="Times New Roman" w:hAnsi="Times New Roman"/>
+                <w:sz w:val="14"/>
+                <w:szCs w:val="14"/>
+              </w:rPr>
+            </w:pPr>
+            <w:r>
+              <w:rPr>
+                <w:rFonts w:ascii="Times New Roman" w:hAnsi="Times New Roman"/>
+                <w:sz w:val="14"/>
+                <w:szCs w:val="14"/>
+              </w:rPr>
+              <w:t>N/A</w:t>
             </w:r>
           </w:p>
         </w:tc>
@@ -3298,50 +2869,22 @@
             <w:vAlign w:val="center"/>
           </w:tcPr>
           <w:p>
-            <w:r>
-              <w:rPr>
-                <w:rFonts w:ascii="Times New Roman" w:hAnsi="Times New Roman"/>
-                <w:color w:val="000000" w:themeColor="text1"/>
-                <w:sz w:val="14"/>
-                <w:szCs w:val="14"/>
-              </w:rPr>
-              <w:t xml:space="preserve" w:space="preserve">TBD</w:t>
-            </w:r>
-            <w:r>
-              <w:rPr>
-                <w:rFonts w:ascii="Times New Roman" w:hAnsi="Times New Roman"/>
-                <w:color w:val="000000" w:themeColor="text1"/>
-                <w:sz w:val="14"/>
-                <w:szCs w:val="14"/>
-              </w:rPr>
-              <w:t/>
-            </w:r>
-            <w:r>
-              <w:rPr>
-                <w:rFonts w:ascii="Times New Roman" w:hAnsi="Times New Roman"/>
-                <w:color w:val="000000" w:themeColor="text1"/>
-                <w:sz w:val="14"/>
-                <w:szCs w:val="14"/>
-              </w:rPr>
-              <w:t/>
-            </w:r>
-            <w:r>
-              <w:rPr>
-                <w:rFonts w:ascii="Times New Roman" w:hAnsi="Times New Roman"/>
-                <w:color w:val="000000" w:themeColor="text1"/>
-                <w:sz w:val="14"/>
-                <w:szCs w:val="14"/>
-              </w:rPr>
-              <w:t/>
-            </w:r>
-            <w:r>
-              <w:rPr>
-                <w:rFonts w:ascii="Times New Roman" w:hAnsi="Times New Roman"/>
-                <w:color w:val="000000" w:themeColor="text1"/>
-                <w:sz w:val="14"/>
-                <w:szCs w:val="14"/>
-              </w:rPr>
-              <w:t xml:space="preserve"/>
+            <w:pPr>
+              <w:jc w:val="center"/>
+              <w:spacing w:before="0" w:after="0" w:line="240" w:lineRule="auto"/>
+              <w:rPr>
+                <w:rFonts w:ascii="Times New Roman" w:hAnsi="Times New Roman"/>
+                <w:sz w:val="14"/>
+                <w:szCs w:val="14"/>
+              </w:rPr>
+            </w:pPr>
+            <w:r>
+              <w:rPr>
+                <w:rFonts w:ascii="Times New Roman" w:hAnsi="Times New Roman"/>
+                <w:sz w:val="14"/>
+                <w:szCs w:val="14"/>
+              </w:rPr>
+              <w:t>N/A</w:t>
             </w:r>
           </w:p>
         </w:tc>
@@ -3365,21 +2908,20 @@
           <w:p>
             <w:pPr>
               <w:jc w:val="center"/>
-              <w:rPr>
-                <w:rFonts w:ascii="Times New Roman" w:hAnsi="Times New Roman"/>
-                <w:color w:val="000000" w:themeColor="text1"/>
-                <w:sz w:val="14"/>
-                <w:szCs w:val="14"/>
-              </w:rPr>
-            </w:pPr>
-            <w:r>
-              <w:rPr>
-                <w:rFonts w:ascii="Times New Roman" w:hAnsi="Times New Roman"/>
-                <w:color w:val="000000" w:themeColor="text1"/>
-                <w:sz w:val="14"/>
-                <w:szCs w:val="14"/>
-              </w:rPr>
-              <w:t xml:space="preserve"> None</w:t>
+              <w:spacing w:before="0" w:after="0" w:line="240" w:lineRule="auto"/>
+              <w:rPr>
+                <w:rFonts w:ascii="Times New Roman" w:hAnsi="Times New Roman"/>
+                <w:sz w:val="14"/>
+                <w:szCs w:val="14"/>
+              </w:rPr>
+            </w:pPr>
+            <w:r>
+              <w:rPr>
+                <w:rFonts w:ascii="Times New Roman" w:hAnsi="Times New Roman"/>
+                <w:sz w:val="14"/>
+                <w:szCs w:val="14"/>
+              </w:rPr>
+              <w:t>None</w:t>
             </w:r>
           </w:p>
         </w:tc>
@@ -3447,7 +2989,7 @@
                 <w:sz w:val="14"/>
                 <w:szCs w:val="14"/>
               </w:rPr>
-              <w:t xml:space="preserve">Daily</w:t>
+              <w:t>Daily</w:t>
             </w:r>
           </w:p>
         </w:tc>
@@ -3470,21 +3012,20 @@
           <w:p>
             <w:pPr>
               <w:jc w:val="center"/>
-              <w:rPr>
-                <w:rFonts w:ascii="Times New Roman" w:hAnsi="Times New Roman"/>
-                <w:color w:val="000000" w:themeColor="text1"/>
-                <w:sz w:val="14"/>
-                <w:szCs w:val="14"/>
-              </w:rPr>
-            </w:pPr>
-            <w:r>
-              <w:rPr>
-                <w:rFonts w:ascii="Times New Roman" w:hAnsi="Times New Roman"/>
-                <w:color w:val="000000" w:themeColor="text1"/>
-                <w:sz w:val="14"/>
-                <w:szCs w:val="14"/>
-              </w:rPr>
-              <w:t w:space="preserve" xml:space="preserve">21Aug26</w:t>
+              <w:spacing w:before="0" w:after="0" w:line="240" w:lineRule="auto"/>
+              <w:rPr>
+                <w:rFonts w:ascii="Times New Roman" w:hAnsi="Times New Roman"/>
+                <w:sz w:val="14"/>
+                <w:szCs w:val="14"/>
+              </w:rPr>
+            </w:pPr>
+            <w:r>
+              <w:rPr>
+                <w:rFonts w:ascii="Times New Roman" w:hAnsi="Times New Roman"/>
+                <w:sz w:val="14"/>
+                <w:szCs w:val="14"/>
+              </w:rPr>
+              <w:t>21Aug26</w:t>
             </w:r>
           </w:p>
         </w:tc>
@@ -3508,21 +3049,20 @@
           <w:p>
             <w:pPr>
               <w:jc w:val="center"/>
-              <w:rPr>
-                <w:rFonts w:ascii="Times New Roman" w:hAnsi="Times New Roman"/>
-                <w:color w:val="000000" w:themeColor="text1"/>
-                <w:sz w:val="14"/>
-                <w:szCs w:val="14"/>
-              </w:rPr>
-            </w:pPr>
-            <w:r>
-              <w:rPr>
-                <w:rFonts w:ascii="Times New Roman" w:hAnsi="Times New Roman"/>
-                <w:color w:val="000000" w:themeColor="text1"/>
-                <w:sz w:val="14"/>
-                <w:szCs w:val="14"/>
-              </w:rPr>
-              <w:t w:space="preserve" xml:space="preserve">ES</w:t>
+              <w:spacing w:before="0" w:after="0" w:line="240" w:lineRule="auto"/>
+              <w:rPr>
+                <w:rFonts w:ascii="Times New Roman" w:hAnsi="Times New Roman"/>
+                <w:sz w:val="14"/>
+                <w:szCs w:val="14"/>
+              </w:rPr>
+            </w:pPr>
+            <w:r>
+              <w:rPr>
+                <w:rFonts w:ascii="Times New Roman" w:hAnsi="Times New Roman"/>
+                <w:sz w:val="14"/>
+                <w:szCs w:val="14"/>
+              </w:rPr>
+              <w:t>ES</w:t>
             </w:r>
           </w:p>
         </w:tc>
@@ -3545,15 +3085,20 @@
           <w:p>
             <w:pPr>
               <w:jc w:val="center"/>
-            </w:pPr>
-            <w:r>
-              <w:rPr>
-                <w:rFonts w:ascii="Times New Roman" w:hAnsi="Times New Roman"/>
-                <w:color w:val="000000" w:themeColor="text1"/>
-                <w:sz w:val="14"/>
-                <w:szCs w:val="14"/>
-              </w:rPr>
-              <w:t xml:space="preserve">Date Before Testing</w:t>
+              <w:spacing w:before="0" w:after="0" w:line="240" w:lineRule="auto"/>
+              <w:rPr>
+                <w:rFonts w:ascii="Times New Roman" w:hAnsi="Times New Roman"/>
+                <w:sz w:val="14"/>
+                <w:szCs w:val="14"/>
+              </w:rPr>
+            </w:pPr>
+            <w:r>
+              <w:rPr>
+                <w:rFonts w:ascii="Times New Roman" w:hAnsi="Times New Roman"/>
+                <w:sz w:val="14"/>
+                <w:szCs w:val="14"/>
+              </w:rPr>
+              <w:t>Date Before Testing</w:t>
             </w:r>
           </w:p>
         </w:tc>
@@ -3577,58 +3122,20 @@
           <w:p>
             <w:pPr>
               <w:jc w:val="center"/>
-              <w:rPr>
-                <w:rFonts w:ascii="Times New Roman" w:hAnsi="Times New Roman"/>
-                <w:color w:val="000000" w:themeColor="text1"/>
-                <w:sz w:val="14"/>
-                <w:szCs w:val="14"/>
-              </w:rPr>
-            </w:pPr>
-            <w:r>
-              <w:rPr>
-                <w:rFonts w:ascii="Times New Roman" w:hAnsi="Times New Roman"/>
-                <w:color w:val="000000" w:themeColor="text1"/>
-                <w:sz w:val="14"/>
-                <w:szCs w:val="14"/>
-              </w:rPr>
-              <w:t xml:space="preserve" w:space="preserve">TBD</w:t>
-            </w:r>
-            <w:r>
-              <w:rPr>
-                <w:rFonts w:ascii="Times New Roman" w:hAnsi="Times New Roman" w:hint="eastAsia"/>
-                <w:color w:val="000000" w:themeColor="text1"/>
-                <w:sz w:val="14"/>
-                <w:szCs w:val="14"/>
-                <w:lang w:eastAsia="zh-CN"/>
-              </w:rPr>
-              <w:t/>
-            </w:r>
-            <w:r>
-              <w:rPr>
-                <w:rFonts w:ascii="Times New Roman" w:hAnsi="Times New Roman"/>
-                <w:color w:val="000000" w:themeColor="text1"/>
-                <w:sz w:val="14"/>
-                <w:szCs w:val="14"/>
-              </w:rPr>
-              <w:t/>
-            </w:r>
-            <w:r>
-              <w:rPr>
-                <w:rFonts w:ascii="Times New Roman" w:hAnsi="Times New Roman"/>
-                <w:color w:val="000000" w:themeColor="text1"/>
-                <w:sz w:val="14"/>
-                <w:szCs w:val="14"/>
-              </w:rPr>
-              <w:t/>
-            </w:r>
-            <w:r>
-              <w:rPr>
-                <w:rFonts w:ascii="Times New Roman" w:hAnsi="Times New Roman"/>
-                <w:color w:val="000000" w:themeColor="text1"/>
-                <w:sz w:val="14"/>
-                <w:szCs w:val="14"/>
-              </w:rPr>
-              <w:t xml:space="preserve"/>
+              <w:spacing w:before="0" w:after="0" w:line="240" w:lineRule="auto"/>
+              <w:rPr>
+                <w:rFonts w:ascii="Times New Roman" w:hAnsi="Times New Roman"/>
+                <w:sz w:val="14"/>
+                <w:szCs w:val="14"/>
+              </w:rPr>
+            </w:pPr>
+            <w:r>
+              <w:rPr>
+                <w:rFonts w:ascii="Times New Roman" w:hAnsi="Times New Roman"/>
+                <w:sz w:val="14"/>
+                <w:szCs w:val="14"/>
+              </w:rPr>
+              <w:t>No growth</w:t>
             </w:r>
           </w:p>
         </w:tc>
@@ -3649,51 +3156,22 @@
             <w:vAlign w:val="center"/>
           </w:tcPr>
           <w:p>
-            <w:r>
-              <w:rPr>
-                <w:rFonts w:ascii="Times New Roman" w:hAnsi="Times New Roman"/>
-                <w:color w:val="000000" w:themeColor="text1"/>
-                <w:sz w:val="14"/>
-                <w:szCs w:val="14"/>
-              </w:rPr>
-              <w:t xml:space="preserve" w:space="preserve">TBD</w:t>
-            </w:r>
-            <w:r>
-              <w:rPr>
-                <w:rFonts w:ascii="Times New Roman" w:hAnsi="Times New Roman" w:hint="eastAsia"/>
-                <w:color w:val="000000" w:themeColor="text1"/>
-                <w:sz w:val="14"/>
-                <w:szCs w:val="14"/>
-                <w:lang w:eastAsia="zh-CN"/>
-              </w:rPr>
-              <w:t/>
-            </w:r>
-            <w:r>
-              <w:rPr>
-                <w:rFonts w:ascii="Times New Roman" w:hAnsi="Times New Roman"/>
-                <w:color w:val="000000" w:themeColor="text1"/>
-                <w:sz w:val="14"/>
-                <w:szCs w:val="14"/>
-              </w:rPr>
-              <w:t/>
-            </w:r>
-            <w:r>
-              <w:rPr>
-                <w:rFonts w:ascii="Times New Roman" w:hAnsi="Times New Roman"/>
-                <w:color w:val="000000" w:themeColor="text1"/>
-                <w:sz w:val="14"/>
-                <w:szCs w:val="14"/>
-              </w:rPr>
-              <w:t/>
-            </w:r>
-            <w:r>
-              <w:rPr>
-                <w:rFonts w:ascii="Times New Roman" w:hAnsi="Times New Roman"/>
-                <w:color w:val="000000" w:themeColor="text1"/>
-                <w:sz w:val="14"/>
-                <w:szCs w:val="14"/>
-              </w:rPr>
-              <w:t xml:space="preserve"/>
+            <w:pPr>
+              <w:jc w:val="center"/>
+              <w:spacing w:before="0" w:after="0" w:line="240" w:lineRule="auto"/>
+              <w:rPr>
+                <w:rFonts w:ascii="Times New Roman" w:hAnsi="Times New Roman"/>
+                <w:sz w:val="14"/>
+                <w:szCs w:val="14"/>
+              </w:rPr>
+            </w:pPr>
+            <w:r>
+              <w:rPr>
+                <w:rFonts w:ascii="Times New Roman" w:hAnsi="Times New Roman"/>
+                <w:sz w:val="14"/>
+                <w:szCs w:val="14"/>
+              </w:rPr>
+              <w:t>N/A</w:t>
             </w:r>
           </w:p>
         </w:tc>
@@ -3714,51 +3192,22 @@
             <w:vAlign w:val="center"/>
           </w:tcPr>
           <w:p>
-            <w:r>
-              <w:rPr>
-                <w:rFonts w:ascii="Times New Roman" w:hAnsi="Times New Roman"/>
-                <w:color w:val="000000" w:themeColor="text1"/>
-                <w:sz w:val="14"/>
-                <w:szCs w:val="14"/>
-              </w:rPr>
-              <w:t xml:space="preserve" w:space="preserve">TBD</w:t>
-            </w:r>
-            <w:r>
-              <w:rPr>
-                <w:rFonts w:ascii="Times New Roman" w:hAnsi="Times New Roman" w:hint="eastAsia"/>
-                <w:color w:val="000000" w:themeColor="text1"/>
-                <w:sz w:val="14"/>
-                <w:szCs w:val="14"/>
-                <w:lang w:eastAsia="zh-CN"/>
-              </w:rPr>
-              <w:t/>
-            </w:r>
-            <w:r>
-              <w:rPr>
-                <w:rFonts w:ascii="Times New Roman" w:hAnsi="Times New Roman"/>
-                <w:color w:val="000000" w:themeColor="text1"/>
-                <w:sz w:val="14"/>
-                <w:szCs w:val="14"/>
-              </w:rPr>
-              <w:t/>
-            </w:r>
-            <w:r>
-              <w:rPr>
-                <w:rFonts w:ascii="Times New Roman" w:hAnsi="Times New Roman"/>
-                <w:color w:val="000000" w:themeColor="text1"/>
-                <w:sz w:val="14"/>
-                <w:szCs w:val="14"/>
-              </w:rPr>
-              <w:t/>
-            </w:r>
-            <w:r>
-              <w:rPr>
-                <w:rFonts w:ascii="Times New Roman" w:hAnsi="Times New Roman"/>
-                <w:color w:val="000000" w:themeColor="text1"/>
-                <w:sz w:val="14"/>
-                <w:szCs w:val="14"/>
-              </w:rPr>
-              <w:t xml:space="preserve"/>
+            <w:pPr>
+              <w:jc w:val="center"/>
+              <w:spacing w:before="0" w:after="0" w:line="240" w:lineRule="auto"/>
+              <w:rPr>
+                <w:rFonts w:ascii="Times New Roman" w:hAnsi="Times New Roman"/>
+                <w:sz w:val="14"/>
+                <w:szCs w:val="14"/>
+              </w:rPr>
+            </w:pPr>
+            <w:r>
+              <w:rPr>
+                <w:rFonts w:ascii="Times New Roman" w:hAnsi="Times New Roman"/>
+                <w:sz w:val="14"/>
+                <w:szCs w:val="14"/>
+              </w:rPr>
+              <w:t>N/A</w:t>
             </w:r>
           </w:p>
         </w:tc>
@@ -3782,21 +3231,20 @@
           <w:p>
             <w:pPr>
               <w:jc w:val="center"/>
-              <w:rPr>
-                <w:rFonts w:ascii="Times New Roman" w:hAnsi="Times New Roman"/>
-                <w:color w:val="000000" w:themeColor="text1"/>
-                <w:sz w:val="14"/>
-                <w:szCs w:val="14"/>
-              </w:rPr>
-            </w:pPr>
-            <w:r>
-              <w:rPr>
-                <w:rFonts w:ascii="Times New Roman" w:hAnsi="Times New Roman"/>
-                <w:color w:val="000000" w:themeColor="text1"/>
-                <w:sz w:val="14"/>
-                <w:szCs w:val="14"/>
-              </w:rPr>
-              <w:t xml:space="preserve">None </w:t>
+              <w:spacing w:before="0" w:after="0" w:line="240" w:lineRule="auto"/>
+              <w:rPr>
+                <w:rFonts w:ascii="Times New Roman" w:hAnsi="Times New Roman"/>
+                <w:sz w:val="14"/>
+                <w:szCs w:val="14"/>
+              </w:rPr>
+            </w:pPr>
+            <w:r>
+              <w:rPr>
+                <w:rFonts w:ascii="Times New Roman" w:hAnsi="Times New Roman"/>
+                <w:sz w:val="14"/>
+                <w:szCs w:val="14"/>
+              </w:rPr>
+              <w:t>None</w:t>
             </w:r>
           </w:p>
         </w:tc>
@@ -3864,7 +3312,7 @@
                 <w:sz w:val="14"/>
                 <w:szCs w:val="14"/>
               </w:rPr>
-              <w:t xml:space="preserve">Daily</w:t>
+              <w:t>Daily</w:t>
             </w:r>
           </w:p>
         </w:tc>
@@ -3887,30 +3335,20 @@
           <w:p>
             <w:pPr>
               <w:jc w:val="center"/>
-              <w:rPr>
-                <w:rFonts w:ascii="Times New Roman" w:hAnsi="Times New Roman"/>
-                <w:color w:val="000000" w:themeColor="text1"/>
-                <w:sz w:val="14"/>
-                <w:szCs w:val="14"/>
-              </w:rPr>
-            </w:pPr>
-            <w:r>
-              <w:rPr>
-                <w:rFonts w:ascii="Times New Roman" w:hAnsi="Times New Roman"/>
-                <w:color w:val="000000" w:themeColor="text1"/>
-                <w:sz w:val="14"/>
-                <w:szCs w:val="14"/>
-              </w:rPr>
-              <w:t xml:space="preserve" w:space="preserve"> 24Aug26</w:t>
-            </w:r>
-            <w:r>
-              <w:rPr>
-                <w:rFonts w:ascii="Times New Roman" w:hAnsi="Times New Roman"/>
-                <w:color w:val="000000" w:themeColor="text1"/>
-                <w:sz w:val="14"/>
-                <w:szCs w:val="14"/>
-              </w:rPr>
-              <w:t/>
+              <w:spacing w:before="0" w:after="0" w:line="240" w:lineRule="auto"/>
+              <w:rPr>
+                <w:rFonts w:ascii="Times New Roman" w:hAnsi="Times New Roman"/>
+                <w:sz w:val="14"/>
+                <w:szCs w:val="14"/>
+              </w:rPr>
+            </w:pPr>
+            <w:r>
+              <w:rPr>
+                <w:rFonts w:ascii="Times New Roman" w:hAnsi="Times New Roman"/>
+                <w:sz w:val="14"/>
+                <w:szCs w:val="14"/>
+              </w:rPr>
+              <w:t>24Aug26</w:t>
             </w:r>
           </w:p>
         </w:tc>
@@ -3934,30 +3372,20 @@
           <w:p>
             <w:pPr>
               <w:jc w:val="center"/>
-              <w:rPr>
-                <w:rFonts w:ascii="Times New Roman" w:hAnsi="Times New Roman"/>
-                <w:color w:val="000000" w:themeColor="text1"/>
-                <w:sz w:val="14"/>
-                <w:szCs w:val="14"/>
-              </w:rPr>
-            </w:pPr>
-            <w:r>
-              <w:rPr>
-                <w:rFonts w:ascii="Times New Roman" w:hAnsi="Times New Roman"/>
-                <w:color w:val="000000" w:themeColor="text1"/>
-                <w:sz w:val="14"/>
-                <w:szCs w:val="14"/>
-              </w:rPr>
-              <w:t w:space="preserve" xml:space="preserve">ES </w:t>
-            </w:r>
-            <w:r>
-              <w:rPr>
-                <w:rFonts w:ascii="Times New Roman" w:hAnsi="Times New Roman"/>
-                <w:color w:val="000000" w:themeColor="text1"/>
-                <w:sz w:val="14"/>
-                <w:szCs w:val="14"/>
-              </w:rPr>
-              <w:t xml:space="preserve"/>
+              <w:spacing w:before="0" w:after="0" w:line="240" w:lineRule="auto"/>
+              <w:rPr>
+                <w:rFonts w:ascii="Times New Roman" w:hAnsi="Times New Roman"/>
+                <w:sz w:val="14"/>
+                <w:szCs w:val="14"/>
+              </w:rPr>
+            </w:pPr>
+            <w:r>
+              <w:rPr>
+                <w:rFonts w:ascii="Times New Roman" w:hAnsi="Times New Roman"/>
+                <w:sz w:val="14"/>
+                <w:szCs w:val="14"/>
+              </w:rPr>
+              <w:t>ES</w:t>
             </w:r>
           </w:p>
         </w:tc>
@@ -3980,15 +3408,20 @@
           <w:p>
             <w:pPr>
               <w:jc w:val="center"/>
-            </w:pPr>
-            <w:r>
-              <w:rPr>
-                <w:rFonts w:ascii="Times New Roman" w:hAnsi="Times New Roman"/>
-                <w:color w:val="000000" w:themeColor="text1"/>
-                <w:sz w:val="14"/>
-                <w:szCs w:val="14"/>
-              </w:rPr>
-              <w:t xml:space="preserve">Date of Testing</w:t>
+              <w:spacing w:before="0" w:after="0" w:line="240" w:lineRule="auto"/>
+              <w:rPr>
+                <w:rFonts w:ascii="Times New Roman" w:hAnsi="Times New Roman"/>
+                <w:sz w:val="14"/>
+                <w:szCs w:val="14"/>
+              </w:rPr>
+            </w:pPr>
+            <w:r>
+              <w:rPr>
+                <w:rFonts w:ascii="Times New Roman" w:hAnsi="Times New Roman"/>
+                <w:sz w:val="14"/>
+                <w:szCs w:val="14"/>
+              </w:rPr>
+              <w:t>Date of Testing</w:t>
             </w:r>
           </w:p>
         </w:tc>
@@ -4012,39 +3445,20 @@
           <w:p>
             <w:pPr>
               <w:jc w:val="center"/>
-              <w:rPr>
-                <w:rFonts w:ascii="Times New Roman" w:hAnsi="Times New Roman"/>
-                <w:color w:val="000000" w:themeColor="text1"/>
-                <w:sz w:val="14"/>
-                <w:szCs w:val="14"/>
-              </w:rPr>
-            </w:pPr>
-            <w:r>
-              <w:rPr>
-                <w:rFonts w:ascii="Times New Roman" w:hAnsi="Times New Roman"/>
-                <w:color w:val="000000" w:themeColor="text1"/>
-                <w:sz w:val="14"/>
-                <w:szCs w:val="14"/>
-              </w:rPr>
-              <w:t w:space="preserve" xml:space="preserve">No growth</w:t>
-            </w:r>
-            <w:r>
-              <w:rPr>
-                <w:rFonts w:ascii="Times New Roman" w:hAnsi="Times New Roman"/>
-                <w:color w:val="000000" w:themeColor="text1"/>
-                <w:sz w:val="14"/>
-                <w:szCs w:val="14"/>
-              </w:rPr>
-              <w:t/>
-            </w:r>
-            <w:r>
-              <w:rPr>
-                <w:rFonts w:ascii="Times New Roman" w:hAnsi="Times New Roman"/>
-                <w:color w:val="000000" w:themeColor="text1"/>
-                <w:sz w:val="14"/>
-                <w:szCs w:val="14"/>
-              </w:rPr>
-              <w:t xml:space="preserve"/>
+              <w:spacing w:before="0" w:after="0" w:line="240" w:lineRule="auto"/>
+              <w:rPr>
+                <w:rFonts w:ascii="Times New Roman" w:hAnsi="Times New Roman"/>
+                <w:sz w:val="14"/>
+                <w:szCs w:val="14"/>
+              </w:rPr>
+            </w:pPr>
+            <w:r>
+              <w:rPr>
+                <w:rFonts w:ascii="Times New Roman" w:hAnsi="Times New Roman"/>
+                <w:sz w:val="14"/>
+                <w:szCs w:val="14"/>
+              </w:rPr>
+              <w:t>No growth</w:t>
             </w:r>
           </w:p>
         </w:tc>
@@ -4066,39 +3480,21 @@
           </w:tcPr>
           <w:p>
             <w:pPr>
-              <w:rPr>
-                <w:rFonts w:ascii="Times New Roman" w:hAnsi="Times New Roman"/>
-                <w:color w:val="000000" w:themeColor="text1"/>
-                <w:sz w:val="14"/>
-                <w:szCs w:val="14"/>
-              </w:rPr>
-            </w:pPr>
-            <w:r>
-              <w:rPr>
-                <w:rFonts w:ascii="Times New Roman" w:hAnsi="Times New Roman"/>
-                <w:color w:val="000000" w:themeColor="text1"/>
-                <w:sz w:val="14"/>
-                <w:szCs w:val="14"/>
-              </w:rPr>
-              <w:t w:space="preserve" xml:space="preserve">N/A</w:t>
-            </w:r>
-            <w:r>
-              <w:rPr>
-                <w:rFonts w:ascii="Times New Roman" w:hAnsi="Times New Roman"/>
-                <w:color w:val="000000" w:themeColor="text1"/>
-                <w:sz w:val="14"/>
-                <w:szCs w:val="14"/>
-              </w:rPr>
-              <w:t/>
-            </w:r>
-            <w:r>
-              <w:rPr>
-                <w:rFonts w:ascii="Times New Roman" w:hAnsi="Times New Roman"/>
-                <w:color w:val="000000" w:themeColor="text1"/>
-                <w:sz w:val="14"/>
-                <w:szCs w:val="14"/>
-              </w:rPr>
-              <w:t xml:space="preserve"/>
+              <w:jc w:val="center"/>
+              <w:spacing w:before="0" w:after="0" w:line="240" w:lineRule="auto"/>
+              <w:rPr>
+                <w:rFonts w:ascii="Times New Roman" w:hAnsi="Times New Roman"/>
+                <w:sz w:val="14"/>
+                <w:szCs w:val="14"/>
+              </w:rPr>
+            </w:pPr>
+            <w:r>
+              <w:rPr>
+                <w:rFonts w:ascii="Times New Roman" w:hAnsi="Times New Roman"/>
+                <w:sz w:val="14"/>
+                <w:szCs w:val="14"/>
+              </w:rPr>
+              <w:t>N/A</w:t>
             </w:r>
           </w:p>
         </w:tc>
@@ -4120,39 +3516,21 @@
           </w:tcPr>
           <w:p>
             <w:pPr>
-              <w:rPr>
-                <w:rFonts w:ascii="Times New Roman" w:hAnsi="Times New Roman"/>
-                <w:color w:val="000000" w:themeColor="text1"/>
-                <w:sz w:val="14"/>
-                <w:szCs w:val="14"/>
-              </w:rPr>
-            </w:pPr>
-            <w:r>
-              <w:rPr>
-                <w:rFonts w:ascii="Times New Roman" w:hAnsi="Times New Roman"/>
-                <w:color w:val="000000" w:themeColor="text1"/>
-                <w:sz w:val="14"/>
-                <w:szCs w:val="14"/>
-              </w:rPr>
-              <w:t w:space="preserve" xml:space="preserve">N/A</w:t>
-            </w:r>
-            <w:r>
-              <w:rPr>
-                <w:rFonts w:ascii="Times New Roman" w:hAnsi="Times New Roman"/>
-                <w:color w:val="000000" w:themeColor="text1"/>
-                <w:sz w:val="14"/>
-                <w:szCs w:val="14"/>
-              </w:rPr>
-              <w:t/>
-            </w:r>
-            <w:r>
-              <w:rPr>
-                <w:rFonts w:ascii="Times New Roman" w:hAnsi="Times New Roman"/>
-                <w:color w:val="000000" w:themeColor="text1"/>
-                <w:sz w:val="14"/>
-                <w:szCs w:val="14"/>
-              </w:rPr>
-              <w:t xml:space="preserve"/>
+              <w:jc w:val="center"/>
+              <w:spacing w:before="0" w:after="0" w:line="240" w:lineRule="auto"/>
+              <w:rPr>
+                <w:rFonts w:ascii="Times New Roman" w:hAnsi="Times New Roman"/>
+                <w:sz w:val="14"/>
+                <w:szCs w:val="14"/>
+              </w:rPr>
+            </w:pPr>
+            <w:r>
+              <w:rPr>
+                <w:rFonts w:ascii="Times New Roman" w:hAnsi="Times New Roman"/>
+                <w:sz w:val="14"/>
+                <w:szCs w:val="14"/>
+              </w:rPr>
+              <w:t>N/A</w:t>
             </w:r>
           </w:p>
         </w:tc>
@@ -4176,21 +3554,20 @@
           <w:p>
             <w:pPr>
               <w:jc w:val="center"/>
-              <w:rPr>
-                <w:rFonts w:ascii="Times New Roman" w:hAnsi="Times New Roman"/>
-                <w:color w:val="000000" w:themeColor="text1"/>
-                <w:sz w:val="14"/>
-                <w:szCs w:val="14"/>
-              </w:rPr>
-            </w:pPr>
-            <w:r>
-              <w:rPr>
-                <w:rFonts w:ascii="Times New Roman" w:hAnsi="Times New Roman"/>
-                <w:color w:val="000000" w:themeColor="text1"/>
-                <w:sz w:val="14"/>
-                <w:szCs w:val="14"/>
-              </w:rPr>
-              <w:t xml:space="preserve"> None</w:t>
+              <w:spacing w:before="0" w:after="0" w:line="240" w:lineRule="auto"/>
+              <w:rPr>
+                <w:rFonts w:ascii="Times New Roman" w:hAnsi="Times New Roman"/>
+                <w:sz w:val="14"/>
+                <w:szCs w:val="14"/>
+              </w:rPr>
+            </w:pPr>
+            <w:r>
+              <w:rPr>
+                <w:rFonts w:ascii="Times New Roman" w:hAnsi="Times New Roman"/>
+                <w:sz w:val="14"/>
+                <w:szCs w:val="14"/>
+              </w:rPr>
+              <w:t>None</w:t>
             </w:r>
           </w:p>
         </w:tc>
@@ -4258,7 +3635,7 @@
                 <w:sz w:val="14"/>
                 <w:szCs w:val="14"/>
               </w:rPr>
-              <w:t xml:space="preserve">Daily</w:t>
+              <w:t>Daily</w:t>
             </w:r>
           </w:p>
         </w:tc>
@@ -4281,30 +3658,20 @@
           <w:p>
             <w:pPr>
               <w:jc w:val="center"/>
-              <w:rPr>
-                <w:rFonts w:ascii="Times New Roman" w:hAnsi="Times New Roman"/>
-                <w:color w:val="000000" w:themeColor="text1"/>
-                <w:sz w:val="14"/>
-                <w:szCs w:val="14"/>
-              </w:rPr>
-            </w:pPr>
-            <w:r>
-              <w:rPr>
-                <w:rFonts w:ascii="Times New Roman" w:hAnsi="Times New Roman"/>
-                <w:color w:val="000000" w:themeColor="text1"/>
-                <w:sz w:val="14"/>
-                <w:szCs w:val="14"/>
-              </w:rPr>
-              <w:t xml:space="preserve" w:space="preserve"> 25Aug26</w:t>
-            </w:r>
-            <w:r>
-              <w:rPr>
-                <w:rFonts w:ascii="Times New Roman" w:hAnsi="Times New Roman"/>
-                <w:color w:val="000000" w:themeColor="text1"/>
-                <w:sz w:val="14"/>
-                <w:szCs w:val="14"/>
-              </w:rPr>
-              <w:t/>
+              <w:spacing w:before="0" w:after="0" w:line="240" w:lineRule="auto"/>
+              <w:rPr>
+                <w:rFonts w:ascii="Times New Roman" w:hAnsi="Times New Roman"/>
+                <w:sz w:val="14"/>
+                <w:szCs w:val="14"/>
+              </w:rPr>
+            </w:pPr>
+            <w:r>
+              <w:rPr>
+                <w:rFonts w:ascii="Times New Roman" w:hAnsi="Times New Roman"/>
+                <w:sz w:val="14"/>
+                <w:szCs w:val="14"/>
+              </w:rPr>
+              <w:t>25Aug26</w:t>
             </w:r>
           </w:p>
         </w:tc>
@@ -4328,30 +3695,20 @@
           <w:p>
             <w:pPr>
               <w:jc w:val="center"/>
-              <w:rPr>
-                <w:rFonts w:ascii="Times New Roman" w:hAnsi="Times New Roman"/>
-                <w:color w:val="000000" w:themeColor="text1"/>
-                <w:sz w:val="14"/>
-                <w:szCs w:val="14"/>
-              </w:rPr>
-            </w:pPr>
-            <w:r>
-              <w:rPr>
-                <w:rFonts w:ascii="Times New Roman" w:hAnsi="Times New Roman"/>
-                <w:color w:val="000000" w:themeColor="text1"/>
-                <w:sz w:val="14"/>
-                <w:szCs w:val="14"/>
-              </w:rPr>
-              <w:t w:space="preserve" xml:space="preserve">ES </w:t>
-            </w:r>
-            <w:r>
-              <w:rPr>
-                <w:rFonts w:ascii="Times New Roman" w:hAnsi="Times New Roman"/>
-                <w:color w:val="000000" w:themeColor="text1"/>
-                <w:sz w:val="14"/>
-                <w:szCs w:val="14"/>
-              </w:rPr>
-              <w:t xml:space="preserve"/>
+              <w:spacing w:before="0" w:after="0" w:line="240" w:lineRule="auto"/>
+              <w:rPr>
+                <w:rFonts w:ascii="Times New Roman" w:hAnsi="Times New Roman"/>
+                <w:sz w:val="14"/>
+                <w:szCs w:val="14"/>
+              </w:rPr>
+            </w:pPr>
+            <w:r>
+              <w:rPr>
+                <w:rFonts w:ascii="Times New Roman" w:hAnsi="Times New Roman"/>
+                <w:sz w:val="14"/>
+                <w:szCs w:val="14"/>
+              </w:rPr>
+              <w:t>ES</w:t>
             </w:r>
           </w:p>
         </w:tc>
@@ -4374,15 +3731,20 @@
           <w:p>
             <w:pPr>
               <w:jc w:val="center"/>
-            </w:pPr>
-            <w:r>
-              <w:rPr>
-                <w:rFonts w:ascii="Times New Roman" w:hAnsi="Times New Roman"/>
-                <w:color w:val="000000" w:themeColor="text1"/>
-                <w:sz w:val="14"/>
-                <w:szCs w:val="14"/>
-              </w:rPr>
-              <w:t xml:space="preserve">Date After Testing</w:t>
+              <w:spacing w:before="0" w:after="0" w:line="240" w:lineRule="auto"/>
+              <w:rPr>
+                <w:rFonts w:ascii="Times New Roman" w:hAnsi="Times New Roman"/>
+                <w:sz w:val="14"/>
+                <w:szCs w:val="14"/>
+              </w:rPr>
+            </w:pPr>
+            <w:r>
+              <w:rPr>
+                <w:rFonts w:ascii="Times New Roman" w:hAnsi="Times New Roman"/>
+                <w:sz w:val="14"/>
+                <w:szCs w:val="14"/>
+              </w:rPr>
+              <w:t>Date After Testing</w:t>
             </w:r>
           </w:p>
         </w:tc>
@@ -4406,58 +3768,20 @@
           <w:p>
             <w:pPr>
               <w:jc w:val="center"/>
-              <w:rPr>
-                <w:rFonts w:ascii="Times New Roman" w:hAnsi="Times New Roman"/>
-                <w:color w:val="000000" w:themeColor="text1"/>
-                <w:sz w:val="14"/>
-                <w:szCs w:val="14"/>
-              </w:rPr>
-            </w:pPr>
-            <w:r>
-              <w:rPr>
-                <w:rFonts w:ascii="Times New Roman" w:hAnsi="Times New Roman"/>
-                <w:color w:val="000000" w:themeColor="text1"/>
-                <w:sz w:val="14"/>
-                <w:szCs w:val="14"/>
-              </w:rPr>
-              <w:t xml:space="preserve" w:space="preserve">TBD</w:t>
-            </w:r>
-            <w:r>
-              <w:rPr>
-                <w:rFonts w:ascii="Times New Roman" w:hAnsi="Times New Roman" w:hint="eastAsia"/>
-                <w:color w:val="000000" w:themeColor="text1"/>
-                <w:sz w:val="14"/>
-                <w:szCs w:val="14"/>
-                <w:lang w:eastAsia="zh-CN"/>
-              </w:rPr>
-              <w:t/>
-            </w:r>
-            <w:r>
-              <w:rPr>
-                <w:rFonts w:ascii="Times New Roman" w:hAnsi="Times New Roman"/>
-                <w:color w:val="000000" w:themeColor="text1"/>
-                <w:sz w:val="14"/>
-                <w:szCs w:val="14"/>
-              </w:rPr>
-              <w:t/>
-            </w:r>
-            <w:r>
-              <w:rPr>
-                <w:rFonts w:ascii="Times New Roman" w:hAnsi="Times New Roman"/>
-                <w:color w:val="000000" w:themeColor="text1"/>
-                <w:sz w:val="14"/>
-                <w:szCs w:val="14"/>
-              </w:rPr>
-              <w:t/>
-            </w:r>
-            <w:r>
-              <w:rPr>
-                <w:rFonts w:ascii="Times New Roman" w:hAnsi="Times New Roman"/>
-                <w:color w:val="000000" w:themeColor="text1"/>
-                <w:sz w:val="14"/>
-                <w:szCs w:val="14"/>
-              </w:rPr>
-              <w:t xml:space="preserve"/>
+              <w:spacing w:before="0" w:after="0" w:line="240" w:lineRule="auto"/>
+              <w:rPr>
+                <w:rFonts w:ascii="Times New Roman" w:hAnsi="Times New Roman"/>
+                <w:sz w:val="14"/>
+                <w:szCs w:val="14"/>
+              </w:rPr>
+            </w:pPr>
+            <w:r>
+              <w:rPr>
+                <w:rFonts w:ascii="Times New Roman" w:hAnsi="Times New Roman"/>
+                <w:sz w:val="14"/>
+                <w:szCs w:val="14"/>
+              </w:rPr>
+              <w:t>No growth</w:t>
             </w:r>
           </w:p>
         </w:tc>
@@ -4478,51 +3802,22 @@
             <w:vAlign w:val="center"/>
           </w:tcPr>
           <w:p>
-            <w:r>
-              <w:rPr>
-                <w:rFonts w:ascii="Times New Roman" w:hAnsi="Times New Roman"/>
-                <w:color w:val="000000" w:themeColor="text1"/>
-                <w:sz w:val="14"/>
-                <w:szCs w:val="14"/>
-              </w:rPr>
-              <w:t xml:space="preserve" w:space="preserve">TBD</w:t>
-            </w:r>
-            <w:r>
-              <w:rPr>
-                <w:rFonts w:ascii="Times New Roman" w:hAnsi="Times New Roman" w:hint="eastAsia"/>
-                <w:color w:val="000000" w:themeColor="text1"/>
-                <w:sz w:val="14"/>
-                <w:szCs w:val="14"/>
-                <w:lang w:eastAsia="zh-CN"/>
-              </w:rPr>
-              <w:t/>
-            </w:r>
-            <w:r>
-              <w:rPr>
-                <w:rFonts w:ascii="Times New Roman" w:hAnsi="Times New Roman"/>
-                <w:color w:val="000000" w:themeColor="text1"/>
-                <w:sz w:val="14"/>
-                <w:szCs w:val="14"/>
-              </w:rPr>
-              <w:t/>
-            </w:r>
-            <w:r>
-              <w:rPr>
-                <w:rFonts w:ascii="Times New Roman" w:hAnsi="Times New Roman"/>
-                <w:color w:val="000000" w:themeColor="text1"/>
-                <w:sz w:val="14"/>
-                <w:szCs w:val="14"/>
-              </w:rPr>
-              <w:t/>
-            </w:r>
-            <w:r>
-              <w:rPr>
-                <w:rFonts w:ascii="Times New Roman" w:hAnsi="Times New Roman"/>
-                <w:color w:val="000000" w:themeColor="text1"/>
-                <w:sz w:val="14"/>
-                <w:szCs w:val="14"/>
-              </w:rPr>
-              <w:t xml:space="preserve"/>
+            <w:pPr>
+              <w:jc w:val="center"/>
+              <w:spacing w:before="0" w:after="0" w:line="240" w:lineRule="auto"/>
+              <w:rPr>
+                <w:rFonts w:ascii="Times New Roman" w:hAnsi="Times New Roman"/>
+                <w:sz w:val="14"/>
+                <w:szCs w:val="14"/>
+              </w:rPr>
+            </w:pPr>
+            <w:r>
+              <w:rPr>
+                <w:rFonts w:ascii="Times New Roman" w:hAnsi="Times New Roman"/>
+                <w:sz w:val="14"/>
+                <w:szCs w:val="14"/>
+              </w:rPr>
+              <w:t>N/A</w:t>
             </w:r>
           </w:p>
         </w:tc>
@@ -4543,51 +3838,22 @@
             <w:vAlign w:val="center"/>
           </w:tcPr>
           <w:p>
-            <w:r>
-              <w:rPr>
-                <w:rFonts w:ascii="Times New Roman" w:hAnsi="Times New Roman"/>
-                <w:color w:val="000000" w:themeColor="text1"/>
-                <w:sz w:val="14"/>
-                <w:szCs w:val="14"/>
-              </w:rPr>
-              <w:t xml:space="preserve" w:space="preserve">TBD</w:t>
-            </w:r>
-            <w:r>
-              <w:rPr>
-                <w:rFonts w:ascii="Times New Roman" w:hAnsi="Times New Roman" w:hint="eastAsia"/>
-                <w:color w:val="000000" w:themeColor="text1"/>
-                <w:sz w:val="14"/>
-                <w:szCs w:val="14"/>
-                <w:lang w:eastAsia="zh-CN"/>
-              </w:rPr>
-              <w:t/>
-            </w:r>
-            <w:r>
-              <w:rPr>
-                <w:rFonts w:ascii="Times New Roman" w:hAnsi="Times New Roman"/>
-                <w:color w:val="000000" w:themeColor="text1"/>
-                <w:sz w:val="14"/>
-                <w:szCs w:val="14"/>
-              </w:rPr>
-              <w:t/>
-            </w:r>
-            <w:r>
-              <w:rPr>
-                <w:rFonts w:ascii="Times New Roman" w:hAnsi="Times New Roman"/>
-                <w:color w:val="000000" w:themeColor="text1"/>
-                <w:sz w:val="14"/>
-                <w:szCs w:val="14"/>
-              </w:rPr>
-              <w:t/>
-            </w:r>
-            <w:r>
-              <w:rPr>
-                <w:rFonts w:ascii="Times New Roman" w:hAnsi="Times New Roman"/>
-                <w:color w:val="000000" w:themeColor="text1"/>
-                <w:sz w:val="14"/>
-                <w:szCs w:val="14"/>
-              </w:rPr>
-              <w:t xml:space="preserve"/>
+            <w:pPr>
+              <w:jc w:val="center"/>
+              <w:spacing w:before="0" w:after="0" w:line="240" w:lineRule="auto"/>
+              <w:rPr>
+                <w:rFonts w:ascii="Times New Roman" w:hAnsi="Times New Roman"/>
+                <w:sz w:val="14"/>
+                <w:szCs w:val="14"/>
+              </w:rPr>
+            </w:pPr>
+            <w:r>
+              <w:rPr>
+                <w:rFonts w:ascii="Times New Roman" w:hAnsi="Times New Roman"/>
+                <w:sz w:val="14"/>
+                <w:szCs w:val="14"/>
+              </w:rPr>
+              <w:t>N/A</w:t>
             </w:r>
           </w:p>
         </w:tc>
@@ -4611,21 +3877,20 @@
           <w:p>
             <w:pPr>
               <w:jc w:val="center"/>
-              <w:rPr>
-                <w:rFonts w:ascii="Times New Roman" w:hAnsi="Times New Roman"/>
-                <w:color w:val="000000" w:themeColor="text1"/>
-                <w:sz w:val="14"/>
-                <w:szCs w:val="14"/>
-              </w:rPr>
-            </w:pPr>
-            <w:r>
-              <w:rPr>
-                <w:rFonts w:ascii="Times New Roman" w:hAnsi="Times New Roman"/>
-                <w:color w:val="000000" w:themeColor="text1"/>
-                <w:sz w:val="14"/>
-                <w:szCs w:val="14"/>
-              </w:rPr>
-              <w:t xml:space="preserve"> None</w:t>
+              <w:spacing w:before="0" w:after="0" w:line="240" w:lineRule="auto"/>
+              <w:rPr>
+                <w:rFonts w:ascii="Times New Roman" w:hAnsi="Times New Roman"/>
+                <w:sz w:val="14"/>
+                <w:szCs w:val="14"/>
+              </w:rPr>
+            </w:pPr>
+            <w:r>
+              <w:rPr>
+                <w:rFonts w:ascii="Times New Roman" w:hAnsi="Times New Roman"/>
+                <w:sz w:val="14"/>
+                <w:szCs w:val="14"/>
+              </w:rPr>
+              <w:t>None</w:t>
             </w:r>
           </w:p>
         </w:tc>
@@ -4715,7 +3980,7 @@
                 <w:sz w:val="14"/>
                 <w:szCs w:val="14"/>
               </w:rPr>
-              <w:t xml:space="preserve">Weekly</w:t>
+              <w:t>Weekly</w:t>
             </w:r>
           </w:p>
         </w:tc>
@@ -4732,19 +3997,19 @@
           </w:tcPr>
           <w:p>
             <w:pPr>
-              <w:spacing w:before="0" w:after="0"/>
-              <w:jc w:val="center"/>
-              <w:rPr>
-                <w:rFonts w:ascii="Times New Roman" w:hAnsi="Times New Roman"/>
-                <w:color w:val="000000" w:themeColor="text1"/>
-                <w:sz w:val="14"/>
-                <w:szCs w:val="14"/>
-              </w:rPr>
-            </w:pPr>
-            <w:r>
-              <w:rPr>
-                <w:rFonts w:ascii="Times New Roman" w:hAnsi="Times New Roman"/>
-                <w:sz w:val="14"/>
+              <w:jc w:val="center"/>
+              <w:spacing w:before="0" w:after="0" w:line="240" w:lineRule="auto"/>
+              <w:rPr>
+                <w:rFonts w:ascii="Times New Roman" w:hAnsi="Times New Roman"/>
+                <w:sz w:val="14"/>
+                <w:szCs w:val="14"/>
+              </w:rPr>
+            </w:pPr>
+            <w:r>
+              <w:rPr>
+                <w:rFonts w:ascii="Times New Roman" w:hAnsi="Times New Roman"/>
+                <w:sz w:val="14"/>
+                <w:szCs w:val="14"/>
               </w:rPr>
               <w:t>25Aug26</w:t>
             </w:r>
@@ -4763,13 +4028,19 @@
           </w:tcPr>
           <w:p>
             <w:pPr>
-              <w:spacing w:before="0" w:after="0"/>
-              <w:jc w:val="center"/>
-            </w:pPr>
-            <w:r>
-              <w:rPr>
-                <w:rFonts w:ascii="Times New Roman" w:hAnsi="Times New Roman"/>
-                <w:sz w:val="14"/>
+              <w:jc w:val="center"/>
+              <w:spacing w:before="0" w:after="0" w:line="240" w:lineRule="auto"/>
+              <w:rPr>
+                <w:rFonts w:ascii="Times New Roman" w:hAnsi="Times New Roman"/>
+                <w:sz w:val="14"/>
+                <w:szCs w:val="14"/>
+              </w:rPr>
+            </w:pPr>
+            <w:r>
+              <w:rPr>
+                <w:rFonts w:ascii="Times New Roman" w:hAnsi="Times New Roman"/>
+                <w:sz w:val="14"/>
+                <w:szCs w:val="14"/>
               </w:rPr>
               <w:t>SMO</w:t>
             </w:r>
@@ -4790,15 +4061,20 @@
           <w:p>
             <w:pPr>
               <w:jc w:val="center"/>
-            </w:pPr>
-            <w:r>
-              <w:rPr>
-                <w:rFonts w:ascii="Times New Roman" w:hAnsi="Times New Roman"/>
-                <w:color w:val="000000" w:themeColor="text1"/>
-                <w:sz w:val="14"/>
-                <w:szCs w:val="14"/>
-              </w:rPr>
-              <w:t xml:space="preserve">Week of Testing</w:t>
+              <w:spacing w:before="0" w:after="0" w:line="240" w:lineRule="auto"/>
+              <w:rPr>
+                <w:rFonts w:ascii="Times New Roman" w:hAnsi="Times New Roman"/>
+                <w:sz w:val="14"/>
+                <w:szCs w:val="14"/>
+              </w:rPr>
+            </w:pPr>
+            <w:r>
+              <w:rPr>
+                <w:rFonts w:ascii="Times New Roman" w:hAnsi="Times New Roman"/>
+                <w:sz w:val="14"/>
+                <w:szCs w:val="14"/>
+              </w:rPr>
+              <w:t>Week of Testing</w:t>
             </w:r>
           </w:p>
         </w:tc>
@@ -4815,18 +4091,19 @@
           </w:tcPr>
           <w:p>
             <w:pPr>
-              <w:spacing w:before="0" w:after="0"/>
-              <w:jc w:val="center"/>
-              <w:rPr>
-                <w:rFonts w:ascii="Times New Roman" w:hAnsi="Times New Roman"/>
-                <w:sz w:val="14"/>
-                <w:szCs w:val="14"/>
-              </w:rPr>
-            </w:pPr>
-            <w:r>
-              <w:rPr>
-                <w:rFonts w:ascii="Times New Roman" w:hAnsi="Times New Roman"/>
-                <w:sz w:val="14"/>
+              <w:jc w:val="center"/>
+              <w:spacing w:before="0" w:after="0" w:line="240" w:lineRule="auto"/>
+              <w:rPr>
+                <w:rFonts w:ascii="Times New Roman" w:hAnsi="Times New Roman"/>
+                <w:sz w:val="14"/>
+                <w:szCs w:val="14"/>
+              </w:rPr>
+            </w:pPr>
+            <w:r>
+              <w:rPr>
+                <w:rFonts w:ascii="Times New Roman" w:hAnsi="Times New Roman"/>
+                <w:sz w:val="14"/>
+                <w:szCs w:val="14"/>
               </w:rPr>
               <w:t>4 CFU (ISO 8 114)</w:t>
             </w:r>
@@ -4845,18 +4122,19 @@
           </w:tcPr>
           <w:p>
             <w:pPr>
-              <w:spacing w:before="0" w:after="0"/>
-              <w:jc w:val="center"/>
-              <w:rPr>
-                <w:rFonts w:ascii="Times New Roman" w:hAnsi="Times New Roman"/>
-                <w:sz w:val="14"/>
-                <w:szCs w:val="14"/>
-              </w:rPr>
-            </w:pPr>
-            <w:r>
-              <w:rPr>
-                <w:rFonts w:ascii="Times New Roman" w:hAnsi="Times New Roman"/>
-                <w:sz w:val="14"/>
+              <w:jc w:val="center"/>
+              <w:spacing w:before="0" w:after="0" w:line="240" w:lineRule="auto"/>
+              <w:rPr>
+                <w:rFonts w:ascii="Times New Roman" w:hAnsi="Times New Roman"/>
+                <w:sz w:val="14"/>
+                <w:szCs w:val="14"/>
+              </w:rPr>
+            </w:pPr>
+            <w:r>
+              <w:rPr>
+                <w:rFonts w:ascii="Times New Roman" w:hAnsi="Times New Roman"/>
+                <w:sz w:val="14"/>
+                <w:szCs w:val="14"/>
               </w:rPr>
               <w:t>ETX-260901-0112</w:t>
             </w:r>
@@ -4876,18 +4154,19 @@
           </w:tcPr>
           <w:p>
             <w:pPr>
-              <w:spacing w:before="0" w:after="0"/>
-              <w:jc w:val="center"/>
-              <w:rPr>
-                <w:rFonts w:ascii="Times New Roman" w:hAnsi="Times New Roman"/>
-                <w:sz w:val="14"/>
-                <w:szCs w:val="14"/>
-              </w:rPr>
-            </w:pPr>
-            <w:r>
-              <w:rPr>
-                <w:rFonts w:ascii="Times New Roman" w:hAnsi="Times New Roman"/>
-                <w:sz w:val="14"/>
+              <w:jc w:val="center"/>
+              <w:spacing w:before="0" w:after="0" w:line="240" w:lineRule="auto"/>
+              <w:rPr>
+                <w:rFonts w:ascii="Times New Roman" w:hAnsi="Times New Roman"/>
+                <w:sz w:val="14"/>
+                <w:szCs w:val="14"/>
+              </w:rPr>
+            </w:pPr>
+            <w:r>
+              <w:rPr>
+                <w:rFonts w:ascii="Times New Roman" w:hAnsi="Times New Roman"/>
+                <w:sz w:val="14"/>
+                <w:szCs w:val="14"/>
               </w:rPr>
               <w:t>Pending ID</w:t>
             </w:r>
@@ -4907,19 +4186,20 @@
           <w:p>
             <w:pPr>
               <w:jc w:val="center"/>
-              <w:rPr>
-                <w:rFonts w:ascii="Times New Roman" w:hAnsi="Times New Roman"/>
-                <w:sz w:val="14"/>
-                <w:szCs w:val="14"/>
-              </w:rPr>
-            </w:pPr>
-            <w:r>
-              <w:rPr>
-                <w:rFonts w:ascii="Times New Roman" w:hAnsi="Times New Roman"/>
-                <w:sz w:val="14"/>
-                <w:szCs w:val="14"/>
-              </w:rPr>
-              <w:t xml:space="preserve">None </w:t>
+              <w:spacing w:before="0" w:after="0" w:line="240" w:lineRule="auto"/>
+              <w:rPr>
+                <w:rFonts w:ascii="Times New Roman" w:hAnsi="Times New Roman"/>
+                <w:sz w:val="14"/>
+                <w:szCs w:val="14"/>
+              </w:rPr>
+            </w:pPr>
+            <w:r>
+              <w:rPr>
+                <w:rFonts w:ascii="Times New Roman" w:hAnsi="Times New Roman"/>
+                <w:sz w:val="14"/>
+                <w:szCs w:val="14"/>
+              </w:rPr>
+              <w:t>None</w:t>
             </w:r>
           </w:p>
         </w:tc>
@@ -5009,7 +4289,7 @@
                 <w:sz w:val="14"/>
                 <w:szCs w:val="14"/>
               </w:rPr>
-              <w:t xml:space="preserve">Weekly</w:t>
+              <w:t>Weekly</w:t>
             </w:r>
           </w:p>
         </w:tc>
@@ -5026,19 +4306,19 @@
           </w:tcPr>
           <w:p>
             <w:pPr>
-              <w:spacing w:before="0" w:after="0"/>
-              <w:jc w:val="center"/>
-              <w:rPr>
-                <w:rFonts w:ascii="Times New Roman" w:hAnsi="Times New Roman"/>
-                <w:color w:val="000000" w:themeColor="text1"/>
-                <w:sz w:val="14"/>
-                <w:szCs w:val="14"/>
-              </w:rPr>
-            </w:pPr>
-            <w:r>
-              <w:rPr>
-                <w:rFonts w:ascii="Times New Roman" w:hAnsi="Times New Roman"/>
-                <w:sz w:val="14"/>
+              <w:jc w:val="center"/>
+              <w:spacing w:before="0" w:after="0" w:line="240" w:lineRule="auto"/>
+              <w:rPr>
+                <w:rFonts w:ascii="Times New Roman" w:hAnsi="Times New Roman"/>
+                <w:sz w:val="14"/>
+                <w:szCs w:val="14"/>
+              </w:rPr>
+            </w:pPr>
+            <w:r>
+              <w:rPr>
+                <w:rFonts w:ascii="Times New Roman" w:hAnsi="Times New Roman"/>
+                <w:sz w:val="14"/>
+                <w:szCs w:val="14"/>
               </w:rPr>
               <w:t>25Aug26</w:t>
             </w:r>
@@ -5057,13 +4337,19 @@
           </w:tcPr>
           <w:p>
             <w:pPr>
-              <w:spacing w:before="0" w:after="0"/>
-              <w:jc w:val="center"/>
-            </w:pPr>
-            <w:r>
-              <w:rPr>
-                <w:rFonts w:ascii="Times New Roman" w:hAnsi="Times New Roman"/>
-                <w:sz w:val="14"/>
+              <w:jc w:val="center"/>
+              <w:spacing w:before="0" w:after="0" w:line="240" w:lineRule="auto"/>
+              <w:rPr>
+                <w:rFonts w:ascii="Times New Roman" w:hAnsi="Times New Roman"/>
+                <w:sz w:val="14"/>
+                <w:szCs w:val="14"/>
+              </w:rPr>
+            </w:pPr>
+            <w:r>
+              <w:rPr>
+                <w:rFonts w:ascii="Times New Roman" w:hAnsi="Times New Roman"/>
+                <w:sz w:val="14"/>
+                <w:szCs w:val="14"/>
               </w:rPr>
               <w:t>SMO</w:t>
             </w:r>
@@ -5084,15 +4370,20 @@
           <w:p>
             <w:pPr>
               <w:jc w:val="center"/>
-            </w:pPr>
-            <w:r>
-              <w:rPr>
-                <w:rFonts w:ascii="Times New Roman" w:hAnsi="Times New Roman"/>
-                <w:color w:val="000000" w:themeColor="text1"/>
-                <w:sz w:val="14"/>
-                <w:szCs w:val="14"/>
-              </w:rPr>
-              <w:t xml:space="preserve">Week of Testing</w:t>
+              <w:spacing w:before="0" w:after="0" w:line="240" w:lineRule="auto"/>
+              <w:rPr>
+                <w:rFonts w:ascii="Times New Roman" w:hAnsi="Times New Roman"/>
+                <w:sz w:val="14"/>
+                <w:szCs w:val="14"/>
+              </w:rPr>
+            </w:pPr>
+            <w:r>
+              <w:rPr>
+                <w:rFonts w:ascii="Times New Roman" w:hAnsi="Times New Roman"/>
+                <w:sz w:val="14"/>
+                <w:szCs w:val="14"/>
+              </w:rPr>
+              <w:t>Week of Testing</w:t>
             </w:r>
           </w:p>
         </w:tc>
@@ -5109,18 +4400,19 @@
           </w:tcPr>
           <w:p>
             <w:pPr>
-              <w:spacing w:before="0" w:after="0"/>
-              <w:jc w:val="center"/>
-              <w:rPr>
-                <w:rFonts w:ascii="Times New Roman" w:hAnsi="Times New Roman"/>
-                <w:sz w:val="14"/>
-                <w:szCs w:val="14"/>
-              </w:rPr>
-            </w:pPr>
-            <w:r>
-              <w:rPr>
-                <w:rFonts w:ascii="Times New Roman" w:hAnsi="Times New Roman"/>
-                <w:sz w:val="14"/>
+              <w:jc w:val="center"/>
+              <w:spacing w:before="0" w:after="0" w:line="240" w:lineRule="auto"/>
+              <w:rPr>
+                <w:rFonts w:ascii="Times New Roman" w:hAnsi="Times New Roman"/>
+                <w:sz w:val="14"/>
+                <w:szCs w:val="14"/>
+              </w:rPr>
+            </w:pPr>
+            <w:r>
+              <w:rPr>
+                <w:rFonts w:ascii="Times New Roman" w:hAnsi="Times New Roman"/>
+                <w:sz w:val="14"/>
+                <w:szCs w:val="14"/>
               </w:rPr>
               <w:t>No growth</w:t>
             </w:r>
@@ -5139,18 +4431,19 @@
           </w:tcPr>
           <w:p>
             <w:pPr>
-              <w:spacing w:before="0" w:after="0"/>
-              <w:jc w:val="center"/>
-              <w:rPr>
-                <w:rFonts w:ascii="Times New Roman" w:hAnsi="Times New Roman"/>
-                <w:sz w:val="14"/>
-                <w:szCs w:val="14"/>
-              </w:rPr>
-            </w:pPr>
-            <w:r>
-              <w:rPr>
-                <w:rFonts w:ascii="Times New Roman" w:hAnsi="Times New Roman"/>
-                <w:sz w:val="14"/>
+              <w:jc w:val="center"/>
+              <w:spacing w:before="0" w:after="0" w:line="240" w:lineRule="auto"/>
+              <w:rPr>
+                <w:rFonts w:ascii="Times New Roman" w:hAnsi="Times New Roman"/>
+                <w:sz w:val="14"/>
+                <w:szCs w:val="14"/>
+              </w:rPr>
+            </w:pPr>
+            <w:r>
+              <w:rPr>
+                <w:rFonts w:ascii="Times New Roman" w:hAnsi="Times New Roman"/>
+                <w:sz w:val="14"/>
+                <w:szCs w:val="14"/>
               </w:rPr>
               <w:t>N/A</w:t>
             </w:r>
@@ -5170,18 +4463,19 @@
           </w:tcPr>
           <w:p>
             <w:pPr>
-              <w:spacing w:before="0" w:after="0"/>
-              <w:jc w:val="center"/>
-              <w:rPr>
-                <w:rFonts w:ascii="Times New Roman" w:hAnsi="Times New Roman"/>
-                <w:sz w:val="14"/>
-                <w:szCs w:val="14"/>
-              </w:rPr>
-            </w:pPr>
-            <w:r>
-              <w:rPr>
-                <w:rFonts w:ascii="Times New Roman" w:hAnsi="Times New Roman"/>
-                <w:sz w:val="14"/>
+              <w:jc w:val="center"/>
+              <w:spacing w:before="0" w:after="0" w:line="240" w:lineRule="auto"/>
+              <w:rPr>
+                <w:rFonts w:ascii="Times New Roman" w:hAnsi="Times New Roman"/>
+                <w:sz w:val="14"/>
+                <w:szCs w:val="14"/>
+              </w:rPr>
+            </w:pPr>
+            <w:r>
+              <w:rPr>
+                <w:rFonts w:ascii="Times New Roman" w:hAnsi="Times New Roman"/>
+                <w:sz w:val="14"/>
+                <w:szCs w:val="14"/>
               </w:rPr>
               <w:t>N/A</w:t>
             </w:r>
@@ -5201,19 +4495,20 @@
           <w:p>
             <w:pPr>
               <w:jc w:val="center"/>
-              <w:rPr>
-                <w:rFonts w:ascii="Times New Roman" w:hAnsi="Times New Roman"/>
-                <w:sz w:val="14"/>
-                <w:szCs w:val="14"/>
-              </w:rPr>
-            </w:pPr>
-            <w:r>
-              <w:rPr>
-                <w:rFonts w:ascii="Times New Roman" w:hAnsi="Times New Roman"/>
-                <w:sz w:val="14"/>
-                <w:szCs w:val="14"/>
-              </w:rPr>
-              <w:t xml:space="preserve">None</w:t>
+              <w:spacing w:before="0" w:after="0" w:line="240" w:lineRule="auto"/>
+              <w:rPr>
+                <w:rFonts w:ascii="Times New Roman" w:hAnsi="Times New Roman"/>
+                <w:sz w:val="14"/>
+                <w:szCs w:val="14"/>
+              </w:rPr>
+            </w:pPr>
+            <w:r>
+              <w:rPr>
+                <w:rFonts w:ascii="Times New Roman" w:hAnsi="Times New Roman"/>
+                <w:sz w:val="14"/>
+                <w:szCs w:val="14"/>
+              </w:rPr>
+              <w:t>None</w:t>
             </w:r>
           </w:p>
         </w:tc>
@@ -5261,81 +4556,8 @@
           <w:szCs w:val="18"/>
           <w:u w:val="single"/>
         </w:rPr>
-        <w:t xml:space="preserve" w:space="preserve">Table 3: Environmental Monitoring from Aliquoting Performed on 31Aug26</w:t>
-      </w:r>
-      <w:r>
-        <w:rPr>
-          <w:rFonts w:ascii="Times New Roman" w:eastAsiaTheme="minorEastAsia" w:hAnsi="Times New Roman" w:hint="eastAsia"/>
-          <w:bCs/>
-          <w:color w:val="000000"/>
-          <w:sz w:val="18"/>
-          <w:szCs w:val="18"/>
-          <w:u w:val="single"/>
-          <w:lang w:eastAsia="zh-CN"/>
-        </w:rPr>
-        <w:t/>
-      </w:r>
-      <w:r>
-        <w:rPr>
-          <w:rFonts w:ascii="Times New Roman" w:eastAsiaTheme="minorHAnsi" w:hAnsi="Times New Roman"/>
-          <w:bCs/>
-          <w:color w:val="000000"/>
-          <w:sz w:val="18"/>
-          <w:szCs w:val="18"/>
-          <w:u w:val="single"/>
-        </w:rPr>
-        <w:t xml:space="preserve"/>
-      </w:r>
-      <w:r>
-        <w:rPr>
-          <w:rFonts w:ascii="Times New Roman" w:hAnsi="Times New Roman"/>
-          <w:bCs/>
-          <w:sz w:val="18"/>
-          <w:szCs w:val="18"/>
-          <w:u w:val="single"/>
-        </w:rPr>
-        <w:t/>
-      </w:r>
-      <w:r>
-        <w:rPr>
-          <w:rFonts w:ascii="Times New Roman" w:hAnsi="Times New Roman"/>
-          <w:bCs/>
-          <w:sz w:val="18"/>
-          <w:szCs w:val="18"/>
-          <w:u w:val="single"/>
-        </w:rPr>
-        <w:t xml:space="preserve"/>
-      </w:r>
-      <w:r>
-        <w:rPr>
-          <w:rFonts w:ascii="Times New Roman" w:eastAsiaTheme="minorEastAsia" w:hAnsi="Times New Roman" w:hint="eastAsia"/>
-          <w:bCs/>
-          <w:sz w:val="18"/>
-          <w:szCs w:val="18"/>
-          <w:u w:val="single"/>
-          <w:lang w:eastAsia="zh-CN"/>
-        </w:rPr>
-        <w:t/>
-      </w:r>
-      <w:r>
-        <w:rPr>
-          <w:rFonts w:ascii="Times New Roman" w:hAnsi="Times New Roman"/>
-          <w:bCs/>
-          <w:sz w:val="18"/>
-          <w:szCs w:val="18"/>
-          <w:u w:val="single"/>
-        </w:rPr>
-        <w:t xml:space="preserve"/>
-      </w:r>
-      <w:r>
-        <w:rPr>
-          <w:rFonts w:ascii="Times New Roman" w:hAnsi="Times New Roman"/>
-          <w:bCs/>
-          <w:sz w:val="18"/>
-          <w:szCs w:val="18"/>
-          <w:u w:val="single"/>
-        </w:rPr>
-        <w:t/>
+        <w:lastRenderedPageBreak/>
+        <w:t>Table 3: Environmental Monitoring from Aliquoting Performed on 31Aug26</w:t>
       </w:r>
     </w:p>
     <w:p>
@@ -5356,18 +4578,18 @@
         <w:tblLook w:val="04A0" w:firstRow="1" w:lastRow="0" w:firstColumn="1" w:lastColumn="0" w:noHBand="0" w:noVBand="1"/>
       </w:tblPr>
       <w:tblGrid>
-        <w:gridCol w:w="991"/>
-        <w:gridCol w:w="115"/>
+        <w:gridCol w:w="990"/>
+        <w:gridCol w:w="128"/>
         <w:gridCol w:w="652"/>
-        <w:gridCol w:w="1129"/>
-        <w:gridCol w:w="999"/>
+        <w:gridCol w:w="1172"/>
+        <w:gridCol w:w="987"/>
+        <w:gridCol w:w="102"/>
+        <w:gridCol w:w="670"/>
+        <w:gridCol w:w="76"/>
+        <w:gridCol w:w="1337"/>
+        <w:gridCol w:w="1374"/>
+        <w:gridCol w:w="1291"/>
         <w:gridCol w:w="41"/>
-        <w:gridCol w:w="670"/>
-        <w:gridCol w:w="29"/>
-        <w:gridCol w:w="1415"/>
-        <w:gridCol w:w="1413"/>
-        <w:gridCol w:w="1353"/>
-        <w:gridCol w:w="13"/>
         <w:gridCol w:w="520"/>
       </w:tblGrid>
       <w:tr>
@@ -5775,7 +4997,7 @@
                 <w:sz w:val="14"/>
                 <w:szCs w:val="14"/>
               </w:rPr>
-              <w:t xml:space="preserve">Daily</w:t>
+              <w:t>Daily</w:t>
             </w:r>
           </w:p>
         </w:tc>
@@ -5797,22 +5019,21 @@
           </w:tcPr>
           <w:p>
             <w:pPr>
-              <w:rPr>
-                <w:rFonts w:ascii="Times New Roman" w:hAnsi="Times New Roman"/>
-                <w:color w:val="000000" w:themeColor="text1"/>
-                <w:sz w:val="14"/>
-                <w:szCs w:val="14"/>
-              </w:rPr>
-              <w:jc w:val="center"/>
-            </w:pPr>
-            <w:r>
-              <w:rPr>
-                <w:rFonts w:ascii="Times New Roman" w:hAnsi="Times New Roman"/>
-                <w:color w:val="000000" w:themeColor="text1"/>
-                <w:sz w:val="14"/>
-                <w:szCs w:val="14"/>
-              </w:rPr>
-              <w:t w:space="preserve" xml:space="preserve">28Aug26</w:t>
+              <w:jc w:val="center"/>
+              <w:spacing w:before="0" w:after="0" w:line="240" w:lineRule="auto"/>
+              <w:rPr>
+                <w:rFonts w:ascii="Times New Roman" w:hAnsi="Times New Roman"/>
+                <w:sz w:val="14"/>
+                <w:szCs w:val="14"/>
+              </w:rPr>
+            </w:pPr>
+            <w:r>
+              <w:rPr>
+                <w:rFonts w:ascii="Times New Roman" w:hAnsi="Times New Roman"/>
+                <w:sz w:val="14"/>
+                <w:szCs w:val="14"/>
+              </w:rPr>
+              <w:t>28Aug26</w:t>
             </w:r>
           </w:p>
         </w:tc>
@@ -5836,21 +5057,20 @@
           <w:p>
             <w:pPr>
               <w:jc w:val="center"/>
-              <w:rPr>
-                <w:rFonts w:ascii="Times New Roman" w:hAnsi="Times New Roman"/>
-                <w:color w:val="000000" w:themeColor="text1"/>
-                <w:sz w:val="14"/>
-                <w:szCs w:val="14"/>
-              </w:rPr>
-            </w:pPr>
-            <w:r>
-              <w:rPr>
-                <w:rFonts w:ascii="Times New Roman" w:hAnsi="Times New Roman"/>
-                <w:color w:val="000000" w:themeColor="text1"/>
-                <w:sz w:val="14"/>
-                <w:szCs w:val="14"/>
-              </w:rPr>
-              <w:t w:space="preserve" xml:space="preserve">ALA</w:t>
+              <w:spacing w:before="0" w:after="0" w:line="240" w:lineRule="auto"/>
+              <w:rPr>
+                <w:rFonts w:ascii="Times New Roman" w:hAnsi="Times New Roman"/>
+                <w:sz w:val="14"/>
+                <w:szCs w:val="14"/>
+              </w:rPr>
+            </w:pPr>
+            <w:r>
+              <w:rPr>
+                <w:rFonts w:ascii="Times New Roman" w:hAnsi="Times New Roman"/>
+                <w:sz w:val="14"/>
+                <w:szCs w:val="14"/>
+              </w:rPr>
+              <w:t>ALA</w:t>
             </w:r>
           </w:p>
         </w:tc>
@@ -5873,15 +5093,20 @@
           <w:p>
             <w:pPr>
               <w:jc w:val="center"/>
-            </w:pPr>
-            <w:r>
-              <w:rPr>
-                <w:rFonts w:ascii="Times New Roman" w:hAnsi="Times New Roman"/>
-                <w:color w:val="000000" w:themeColor="text1"/>
-                <w:sz w:val="14"/>
-                <w:szCs w:val="14"/>
-              </w:rPr>
-              <w:t xml:space="preserve">Date Before Testing</w:t>
+              <w:spacing w:before="0" w:after="0" w:line="240" w:lineRule="auto"/>
+              <w:rPr>
+                <w:rFonts w:ascii="Times New Roman" w:hAnsi="Times New Roman"/>
+                <w:sz w:val="14"/>
+                <w:szCs w:val="14"/>
+              </w:rPr>
+            </w:pPr>
+            <w:r>
+              <w:rPr>
+                <w:rFonts w:ascii="Times New Roman" w:hAnsi="Times New Roman"/>
+                <w:sz w:val="14"/>
+                <w:szCs w:val="14"/>
+              </w:rPr>
+              <w:t>Date Before Testing</w:t>
             </w:r>
           </w:p>
         </w:tc>
@@ -5905,21 +5130,20 @@
           <w:p>
             <w:pPr>
               <w:jc w:val="center"/>
-              <w:rPr>
-                <w:rFonts w:ascii="Times New Roman" w:hAnsi="Times New Roman"/>
-                <w:color w:val="000000" w:themeColor="text1"/>
-                <w:sz w:val="14"/>
-                <w:szCs w:val="14"/>
-              </w:rPr>
-            </w:pPr>
-            <w:r>
-              <w:rPr>
-                <w:rFonts w:ascii="Times New Roman" w:hAnsi="Times New Roman"/>
-                <w:color w:val="000000" w:themeColor="text1"/>
-                <w:sz w:val="14"/>
-                <w:szCs w:val="14"/>
-              </w:rPr>
-              <w:t w:space="preserve" xml:space="preserve">TBD</w:t>
+              <w:spacing w:before="0" w:after="0" w:line="240" w:lineRule="auto"/>
+              <w:rPr>
+                <w:rFonts w:ascii="Times New Roman" w:hAnsi="Times New Roman"/>
+                <w:sz w:val="14"/>
+                <w:szCs w:val="14"/>
+              </w:rPr>
+            </w:pPr>
+            <w:r>
+              <w:rPr>
+                <w:rFonts w:ascii="Times New Roman" w:hAnsi="Times New Roman"/>
+                <w:sz w:val="14"/>
+                <w:szCs w:val="14"/>
+              </w:rPr>
+              <w:t>No growth</w:t>
             </w:r>
           </w:p>
         </w:tc>
@@ -5940,50 +5164,22 @@
             <w:vAlign w:val="center"/>
           </w:tcPr>
           <w:p>
-            <w:r>
-              <w:rPr>
-                <w:rFonts w:ascii="Times New Roman" w:hAnsi="Times New Roman"/>
-                <w:color w:val="000000" w:themeColor="text1"/>
-                <w:sz w:val="14"/>
-                <w:szCs w:val="14"/>
-              </w:rPr>
-              <w:t xml:space="preserve" w:space="preserve">TBD</w:t>
-            </w:r>
-            <w:r>
-              <w:rPr>
-                <w:rFonts w:ascii="Times New Roman" w:hAnsi="Times New Roman"/>
-                <w:color w:val="000000" w:themeColor="text1"/>
-                <w:sz w:val="14"/>
-                <w:szCs w:val="14"/>
-              </w:rPr>
-              <w:t/>
-            </w:r>
-            <w:r>
-              <w:rPr>
-                <w:rFonts w:ascii="Times New Roman" w:hAnsi="Times New Roman"/>
-                <w:color w:val="000000" w:themeColor="text1"/>
-                <w:sz w:val="14"/>
-                <w:szCs w:val="14"/>
-              </w:rPr>
-              <w:t/>
-            </w:r>
-            <w:r>
-              <w:rPr>
-                <w:rFonts w:ascii="Times New Roman" w:hAnsi="Times New Roman"/>
-                <w:color w:val="000000" w:themeColor="text1"/>
-                <w:sz w:val="14"/>
-                <w:szCs w:val="14"/>
-              </w:rPr>
-              <w:t/>
-            </w:r>
-            <w:r>
-              <w:rPr>
-                <w:rFonts w:ascii="Times New Roman" w:hAnsi="Times New Roman"/>
-                <w:color w:val="000000" w:themeColor="text1"/>
-                <w:sz w:val="14"/>
-                <w:szCs w:val="14"/>
-              </w:rPr>
-              <w:t xml:space="preserve"/>
+            <w:pPr>
+              <w:jc w:val="center"/>
+              <w:spacing w:before="0" w:after="0" w:line="240" w:lineRule="auto"/>
+              <w:rPr>
+                <w:rFonts w:ascii="Times New Roman" w:hAnsi="Times New Roman"/>
+                <w:sz w:val="14"/>
+                <w:szCs w:val="14"/>
+              </w:rPr>
+            </w:pPr>
+            <w:r>
+              <w:rPr>
+                <w:rFonts w:ascii="Times New Roman" w:hAnsi="Times New Roman"/>
+                <w:sz w:val="14"/>
+                <w:szCs w:val="14"/>
+              </w:rPr>
+              <w:t>N/A</w:t>
             </w:r>
           </w:p>
         </w:tc>
@@ -6004,50 +5200,22 @@
             <w:vAlign w:val="center"/>
           </w:tcPr>
           <w:p>
-            <w:r>
-              <w:rPr>
-                <w:rFonts w:ascii="Times New Roman" w:hAnsi="Times New Roman"/>
-                <w:color w:val="000000" w:themeColor="text1"/>
-                <w:sz w:val="14"/>
-                <w:szCs w:val="14"/>
-              </w:rPr>
-              <w:t xml:space="preserve" w:space="preserve">TBD</w:t>
-            </w:r>
-            <w:r>
-              <w:rPr>
-                <w:rFonts w:ascii="Times New Roman" w:hAnsi="Times New Roman"/>
-                <w:color w:val="000000" w:themeColor="text1"/>
-                <w:sz w:val="14"/>
-                <w:szCs w:val="14"/>
-              </w:rPr>
-              <w:t/>
-            </w:r>
-            <w:r>
-              <w:rPr>
-                <w:rFonts w:ascii="Times New Roman" w:hAnsi="Times New Roman"/>
-                <w:color w:val="000000" w:themeColor="text1"/>
-                <w:sz w:val="14"/>
-                <w:szCs w:val="14"/>
-              </w:rPr>
-              <w:t/>
-            </w:r>
-            <w:r>
-              <w:rPr>
-                <w:rFonts w:ascii="Times New Roman" w:hAnsi="Times New Roman"/>
-                <w:color w:val="000000" w:themeColor="text1"/>
-                <w:sz w:val="14"/>
-                <w:szCs w:val="14"/>
-              </w:rPr>
-              <w:t/>
-            </w:r>
-            <w:r>
-              <w:rPr>
-                <w:rFonts w:ascii="Times New Roman" w:hAnsi="Times New Roman"/>
-                <w:color w:val="000000" w:themeColor="text1"/>
-                <w:sz w:val="14"/>
-                <w:szCs w:val="14"/>
-              </w:rPr>
-              <w:t xml:space="preserve"/>
+            <w:pPr>
+              <w:jc w:val="center"/>
+              <w:spacing w:before="0" w:after="0" w:line="240" w:lineRule="auto"/>
+              <w:rPr>
+                <w:rFonts w:ascii="Times New Roman" w:hAnsi="Times New Roman"/>
+                <w:sz w:val="14"/>
+                <w:szCs w:val="14"/>
+              </w:rPr>
+            </w:pPr>
+            <w:r>
+              <w:rPr>
+                <w:rFonts w:ascii="Times New Roman" w:hAnsi="Times New Roman"/>
+                <w:sz w:val="14"/>
+                <w:szCs w:val="14"/>
+              </w:rPr>
+              <w:t>N/A</w:t>
             </w:r>
           </w:p>
         </w:tc>
@@ -6071,21 +5239,20 @@
           <w:p>
             <w:pPr>
               <w:jc w:val="center"/>
-              <w:rPr>
-                <w:rFonts w:ascii="Times New Roman" w:hAnsi="Times New Roman"/>
-                <w:color w:val="000000" w:themeColor="text1"/>
-                <w:sz w:val="14"/>
-                <w:szCs w:val="14"/>
-              </w:rPr>
-            </w:pPr>
-            <w:r>
-              <w:rPr>
-                <w:rFonts w:ascii="Times New Roman" w:hAnsi="Times New Roman"/>
-                <w:color w:val="000000" w:themeColor="text1"/>
-                <w:sz w:val="14"/>
-                <w:szCs w:val="14"/>
-              </w:rPr>
-              <w:t xml:space="preserve">None </w:t>
+              <w:spacing w:before="0" w:after="0" w:line="240" w:lineRule="auto"/>
+              <w:rPr>
+                <w:rFonts w:ascii="Times New Roman" w:hAnsi="Times New Roman"/>
+                <w:sz w:val="14"/>
+                <w:szCs w:val="14"/>
+              </w:rPr>
+            </w:pPr>
+            <w:r>
+              <w:rPr>
+                <w:rFonts w:ascii="Times New Roman" w:hAnsi="Times New Roman"/>
+                <w:sz w:val="14"/>
+                <w:szCs w:val="14"/>
+              </w:rPr>
+              <w:t>None</w:t>
             </w:r>
           </w:p>
         </w:tc>
@@ -6153,7 +5320,7 @@
                 <w:sz w:val="14"/>
                 <w:szCs w:val="14"/>
               </w:rPr>
-              <w:t xml:space="preserve">Daily</w:t>
+              <w:t>Daily</w:t>
             </w:r>
           </w:p>
         </w:tc>
@@ -6176,30 +5343,20 @@
           <w:p>
             <w:pPr>
               <w:jc w:val="center"/>
-              <w:rPr>
-                <w:rFonts w:ascii="Times New Roman" w:hAnsi="Times New Roman"/>
-                <w:color w:val="000000" w:themeColor="text1"/>
-                <w:sz w:val="14"/>
-                <w:szCs w:val="14"/>
-              </w:rPr>
-            </w:pPr>
-            <w:r>
-              <w:rPr>
-                <w:rFonts w:ascii="Times New Roman" w:hAnsi="Times New Roman"/>
-                <w:color w:val="000000" w:themeColor="text1"/>
-                <w:sz w:val="14"/>
-                <w:szCs w:val="14"/>
-              </w:rPr>
-              <w:t xml:space="preserve" w:space="preserve"> 31Aug26</w:t>
-            </w:r>
-            <w:r>
-              <w:rPr>
-                <w:rFonts w:ascii="Times New Roman" w:hAnsi="Times New Roman"/>
-                <w:color w:val="000000" w:themeColor="text1"/>
-                <w:sz w:val="14"/>
-                <w:szCs w:val="14"/>
-              </w:rPr>
-              <w:t/>
+              <w:spacing w:before="0" w:after="0" w:line="240" w:lineRule="auto"/>
+              <w:rPr>
+                <w:rFonts w:ascii="Times New Roman" w:hAnsi="Times New Roman"/>
+                <w:sz w:val="14"/>
+                <w:szCs w:val="14"/>
+              </w:rPr>
+            </w:pPr>
+            <w:r>
+              <w:rPr>
+                <w:rFonts w:ascii="Times New Roman" w:hAnsi="Times New Roman"/>
+                <w:sz w:val="14"/>
+                <w:szCs w:val="14"/>
+              </w:rPr>
+              <w:t>31Aug26</w:t>
             </w:r>
           </w:p>
         </w:tc>
@@ -6223,30 +5380,20 @@
           <w:p>
             <w:pPr>
               <w:jc w:val="center"/>
-              <w:rPr>
-                <w:rFonts w:ascii="Times New Roman" w:hAnsi="Times New Roman"/>
-                <w:color w:val="000000" w:themeColor="text1"/>
-                <w:sz w:val="14"/>
-                <w:szCs w:val="14"/>
-              </w:rPr>
-            </w:pPr>
-            <w:r>
-              <w:rPr>
-                <w:rFonts w:ascii="Times New Roman" w:hAnsi="Times New Roman"/>
-                <w:color w:val="000000" w:themeColor="text1"/>
-                <w:sz w:val="14"/>
-                <w:szCs w:val="14"/>
-              </w:rPr>
-              <w:t w:space="preserve" xml:space="preserve">ALA </w:t>
-            </w:r>
-            <w:r>
-              <w:rPr>
-                <w:rFonts w:ascii="Times New Roman" w:hAnsi="Times New Roman"/>
-                <w:color w:val="000000" w:themeColor="text1"/>
-                <w:sz w:val="14"/>
-                <w:szCs w:val="14"/>
-              </w:rPr>
-              <w:t xml:space="preserve"/>
+              <w:spacing w:before="0" w:after="0" w:line="240" w:lineRule="auto"/>
+              <w:rPr>
+                <w:rFonts w:ascii="Times New Roman" w:hAnsi="Times New Roman"/>
+                <w:sz w:val="14"/>
+                <w:szCs w:val="14"/>
+              </w:rPr>
+            </w:pPr>
+            <w:r>
+              <w:rPr>
+                <w:rFonts w:ascii="Times New Roman" w:hAnsi="Times New Roman"/>
+                <w:sz w:val="14"/>
+                <w:szCs w:val="14"/>
+              </w:rPr>
+              <w:t>ALA</w:t>
             </w:r>
           </w:p>
         </w:tc>
@@ -6269,15 +5416,20 @@
           <w:p>
             <w:pPr>
               <w:jc w:val="center"/>
-            </w:pPr>
-            <w:r>
-              <w:rPr>
-                <w:rFonts w:ascii="Times New Roman" w:hAnsi="Times New Roman"/>
-                <w:color w:val="000000" w:themeColor="text1"/>
-                <w:sz w:val="14"/>
-                <w:szCs w:val="14"/>
-              </w:rPr>
-              <w:t xml:space="preserve">Date of Testing</w:t>
+              <w:spacing w:before="0" w:after="0" w:line="240" w:lineRule="auto"/>
+              <w:rPr>
+                <w:rFonts w:ascii="Times New Roman" w:hAnsi="Times New Roman"/>
+                <w:sz w:val="14"/>
+                <w:szCs w:val="14"/>
+              </w:rPr>
+            </w:pPr>
+            <w:r>
+              <w:rPr>
+                <w:rFonts w:ascii="Times New Roman" w:hAnsi="Times New Roman"/>
+                <w:sz w:val="14"/>
+                <w:szCs w:val="14"/>
+              </w:rPr>
+              <w:t>Date of Testing</w:t>
             </w:r>
           </w:p>
         </w:tc>
@@ -6301,21 +5453,20 @@
           <w:p>
             <w:pPr>
               <w:jc w:val="center"/>
-              <w:rPr>
-                <w:rFonts w:ascii="Times New Roman" w:hAnsi="Times New Roman"/>
-                <w:color w:val="000000" w:themeColor="text1"/>
-                <w:sz w:val="14"/>
-                <w:szCs w:val="14"/>
-              </w:rPr>
-            </w:pPr>
-            <w:r>
-              <w:rPr>
-                <w:rFonts w:ascii="Times New Roman" w:hAnsi="Times New Roman"/>
-                <w:color w:val="000000" w:themeColor="text1"/>
-                <w:sz w:val="14"/>
-                <w:szCs w:val="14"/>
-              </w:rPr>
-              <w:t w:space="preserve" xml:space="preserve">TBD</w:t>
+              <w:spacing w:before="0" w:after="0" w:line="240" w:lineRule="auto"/>
+              <w:rPr>
+                <w:rFonts w:ascii="Times New Roman" w:hAnsi="Times New Roman"/>
+                <w:sz w:val="14"/>
+                <w:szCs w:val="14"/>
+              </w:rPr>
+            </w:pPr>
+            <w:r>
+              <w:rPr>
+                <w:rFonts w:ascii="Times New Roman" w:hAnsi="Times New Roman"/>
+                <w:sz w:val="14"/>
+                <w:szCs w:val="14"/>
+              </w:rPr>
+              <w:t>No growth</w:t>
             </w:r>
           </w:p>
         </w:tc>
@@ -6337,39 +5488,21 @@
           </w:tcPr>
           <w:p>
             <w:pPr>
-              <w:rPr>
-                <w:rFonts w:ascii="Times New Roman" w:hAnsi="Times New Roman"/>
-                <w:color w:val="000000" w:themeColor="text1"/>
-                <w:sz w:val="14"/>
-                <w:szCs w:val="14"/>
-              </w:rPr>
-            </w:pPr>
-            <w:r>
-              <w:rPr>
-                <w:rFonts w:ascii="Times New Roman" w:hAnsi="Times New Roman"/>
-                <w:color w:val="000000" w:themeColor="text1"/>
-                <w:sz w:val="14"/>
-                <w:szCs w:val="14"/>
-              </w:rPr>
-              <w:t w:space="preserve" xml:space="preserve">TBD</w:t>
-            </w:r>
-            <w:r>
-              <w:rPr>
-                <w:rFonts w:ascii="Times New Roman" w:hAnsi="Times New Roman"/>
-                <w:color w:val="000000" w:themeColor="text1"/>
-                <w:sz w:val="14"/>
-                <w:szCs w:val="14"/>
-              </w:rPr>
-              <w:t/>
-            </w:r>
-            <w:r>
-              <w:rPr>
-                <w:rFonts w:ascii="Times New Roman" w:hAnsi="Times New Roman"/>
-                <w:color w:val="000000" w:themeColor="text1"/>
-                <w:sz w:val="14"/>
-                <w:szCs w:val="14"/>
-              </w:rPr>
-              <w:t xml:space="preserve"/>
+              <w:jc w:val="center"/>
+              <w:spacing w:before="0" w:after="0" w:line="240" w:lineRule="auto"/>
+              <w:rPr>
+                <w:rFonts w:ascii="Times New Roman" w:hAnsi="Times New Roman"/>
+                <w:sz w:val="14"/>
+                <w:szCs w:val="14"/>
+              </w:rPr>
+            </w:pPr>
+            <w:r>
+              <w:rPr>
+                <w:rFonts w:ascii="Times New Roman" w:hAnsi="Times New Roman"/>
+                <w:sz w:val="14"/>
+                <w:szCs w:val="14"/>
+              </w:rPr>
+              <w:t>N/A</w:t>
             </w:r>
           </w:p>
         </w:tc>
@@ -6391,39 +5524,21 @@
           </w:tcPr>
           <w:p>
             <w:pPr>
-              <w:rPr>
-                <w:rFonts w:ascii="Times New Roman" w:hAnsi="Times New Roman"/>
-                <w:color w:val="000000" w:themeColor="text1"/>
-                <w:sz w:val="14"/>
-                <w:szCs w:val="14"/>
-              </w:rPr>
-            </w:pPr>
-            <w:r>
-              <w:rPr>
-                <w:rFonts w:ascii="Times New Roman" w:hAnsi="Times New Roman"/>
-                <w:color w:val="000000" w:themeColor="text1"/>
-                <w:sz w:val="14"/>
-                <w:szCs w:val="14"/>
-              </w:rPr>
-              <w:t w:space="preserve" xml:space="preserve">TBD</w:t>
-            </w:r>
-            <w:r>
-              <w:rPr>
-                <w:rFonts w:ascii="Times New Roman" w:hAnsi="Times New Roman"/>
-                <w:color w:val="000000" w:themeColor="text1"/>
-                <w:sz w:val="14"/>
-                <w:szCs w:val="14"/>
-              </w:rPr>
-              <w:t/>
-            </w:r>
-            <w:r>
-              <w:rPr>
-                <w:rFonts w:ascii="Times New Roman" w:hAnsi="Times New Roman"/>
-                <w:color w:val="000000" w:themeColor="text1"/>
-                <w:sz w:val="14"/>
-                <w:szCs w:val="14"/>
-              </w:rPr>
-              <w:t xml:space="preserve"/>
+              <w:jc w:val="center"/>
+              <w:spacing w:before="0" w:after="0" w:line="240" w:lineRule="auto"/>
+              <w:rPr>
+                <w:rFonts w:ascii="Times New Roman" w:hAnsi="Times New Roman"/>
+                <w:sz w:val="14"/>
+                <w:szCs w:val="14"/>
+              </w:rPr>
+            </w:pPr>
+            <w:r>
+              <w:rPr>
+                <w:rFonts w:ascii="Times New Roman" w:hAnsi="Times New Roman"/>
+                <w:sz w:val="14"/>
+                <w:szCs w:val="14"/>
+              </w:rPr>
+              <w:t>N/A</w:t>
             </w:r>
           </w:p>
         </w:tc>
@@ -6447,21 +5562,20 @@
           <w:p>
             <w:pPr>
               <w:jc w:val="center"/>
-              <w:rPr>
-                <w:rFonts w:ascii="Times New Roman" w:hAnsi="Times New Roman"/>
-                <w:color w:val="000000" w:themeColor="text1"/>
-                <w:sz w:val="14"/>
-                <w:szCs w:val="14"/>
-              </w:rPr>
-            </w:pPr>
-            <w:r>
-              <w:rPr>
-                <w:rFonts w:ascii="Times New Roman" w:hAnsi="Times New Roman"/>
-                <w:color w:val="000000" w:themeColor="text1"/>
-                <w:sz w:val="14"/>
-                <w:szCs w:val="14"/>
-              </w:rPr>
-              <w:t xml:space="preserve"> None</w:t>
+              <w:spacing w:before="0" w:after="0" w:line="240" w:lineRule="auto"/>
+              <w:rPr>
+                <w:rFonts w:ascii="Times New Roman" w:hAnsi="Times New Roman"/>
+                <w:sz w:val="14"/>
+                <w:szCs w:val="14"/>
+              </w:rPr>
+            </w:pPr>
+            <w:r>
+              <w:rPr>
+                <w:rFonts w:ascii="Times New Roman" w:hAnsi="Times New Roman"/>
+                <w:sz w:val="14"/>
+                <w:szCs w:val="14"/>
+              </w:rPr>
+              <w:t>None</w:t>
             </w:r>
           </w:p>
         </w:tc>
@@ -6529,7 +5643,7 @@
                 <w:sz w:val="14"/>
                 <w:szCs w:val="14"/>
               </w:rPr>
-              <w:t xml:space="preserve">Daily</w:t>
+              <w:t>Daily</w:t>
             </w:r>
           </w:p>
         </w:tc>
@@ -6552,30 +5666,20 @@
           <w:p>
             <w:pPr>
               <w:jc w:val="center"/>
-              <w:rPr>
-                <w:rFonts w:ascii="Times New Roman" w:hAnsi="Times New Roman"/>
-                <w:color w:val="000000" w:themeColor="text1"/>
-                <w:sz w:val="14"/>
-                <w:szCs w:val="14"/>
-              </w:rPr>
-            </w:pPr>
-            <w:r>
-              <w:rPr>
-                <w:rFonts w:ascii="Times New Roman" w:hAnsi="Times New Roman"/>
-                <w:color w:val="000000" w:themeColor="text1"/>
-                <w:sz w:val="14"/>
-                <w:szCs w:val="14"/>
-              </w:rPr>
-              <w:t xml:space="preserve" w:space="preserve"> 01Sep26</w:t>
-            </w:r>
-            <w:r>
-              <w:rPr>
-                <w:rFonts w:ascii="Times New Roman" w:hAnsi="Times New Roman"/>
-                <w:color w:val="000000" w:themeColor="text1"/>
-                <w:sz w:val="14"/>
-                <w:szCs w:val="14"/>
-              </w:rPr>
-              <w:t/>
+              <w:spacing w:before="0" w:after="0" w:line="240" w:lineRule="auto"/>
+              <w:rPr>
+                <w:rFonts w:ascii="Times New Roman" w:hAnsi="Times New Roman"/>
+                <w:sz w:val="14"/>
+                <w:szCs w:val="14"/>
+              </w:rPr>
+            </w:pPr>
+            <w:r>
+              <w:rPr>
+                <w:rFonts w:ascii="Times New Roman" w:hAnsi="Times New Roman"/>
+                <w:sz w:val="14"/>
+                <w:szCs w:val="14"/>
+              </w:rPr>
+              <w:t>01Sep26</w:t>
             </w:r>
           </w:p>
         </w:tc>
@@ -6599,30 +5703,20 @@
           <w:p>
             <w:pPr>
               <w:jc w:val="center"/>
-              <w:rPr>
-                <w:rFonts w:ascii="Times New Roman" w:hAnsi="Times New Roman"/>
-                <w:color w:val="000000" w:themeColor="text1"/>
-                <w:sz w:val="14"/>
-                <w:szCs w:val="14"/>
-              </w:rPr>
-            </w:pPr>
-            <w:r>
-              <w:rPr>
-                <w:rFonts w:ascii="Times New Roman" w:hAnsi="Times New Roman"/>
-                <w:color w:val="000000" w:themeColor="text1"/>
-                <w:sz w:val="14"/>
-                <w:szCs w:val="14"/>
-              </w:rPr>
-              <w:t w:space="preserve" xml:space="preserve">ALA </w:t>
-            </w:r>
-            <w:r>
-              <w:rPr>
-                <w:rFonts w:ascii="Times New Roman" w:hAnsi="Times New Roman"/>
-                <w:color w:val="000000" w:themeColor="text1"/>
-                <w:sz w:val="14"/>
-                <w:szCs w:val="14"/>
-              </w:rPr>
-              <w:t xml:space="preserve"/>
+              <w:spacing w:before="0" w:after="0" w:line="240" w:lineRule="auto"/>
+              <w:rPr>
+                <w:rFonts w:ascii="Times New Roman" w:hAnsi="Times New Roman"/>
+                <w:sz w:val="14"/>
+                <w:szCs w:val="14"/>
+              </w:rPr>
+            </w:pPr>
+            <w:r>
+              <w:rPr>
+                <w:rFonts w:ascii="Times New Roman" w:hAnsi="Times New Roman"/>
+                <w:sz w:val="14"/>
+                <w:szCs w:val="14"/>
+              </w:rPr>
+              <w:t>ALA</w:t>
             </w:r>
           </w:p>
         </w:tc>
@@ -6645,15 +5739,20 @@
           <w:p>
             <w:pPr>
               <w:jc w:val="center"/>
-            </w:pPr>
-            <w:r>
-              <w:rPr>
-                <w:rFonts w:ascii="Times New Roman" w:hAnsi="Times New Roman"/>
-                <w:color w:val="000000" w:themeColor="text1"/>
-                <w:sz w:val="14"/>
-                <w:szCs w:val="14"/>
-              </w:rPr>
-              <w:t xml:space="preserve">Date After Testing</w:t>
+              <w:spacing w:before="0" w:after="0" w:line="240" w:lineRule="auto"/>
+              <w:rPr>
+                <w:rFonts w:ascii="Times New Roman" w:hAnsi="Times New Roman"/>
+                <w:sz w:val="14"/>
+                <w:szCs w:val="14"/>
+              </w:rPr>
+            </w:pPr>
+            <w:r>
+              <w:rPr>
+                <w:rFonts w:ascii="Times New Roman" w:hAnsi="Times New Roman"/>
+                <w:sz w:val="14"/>
+                <w:szCs w:val="14"/>
+              </w:rPr>
+              <w:t>Date After Testing</w:t>
             </w:r>
           </w:p>
         </w:tc>
@@ -6677,21 +5776,20 @@
           <w:p>
             <w:pPr>
               <w:jc w:val="center"/>
-              <w:rPr>
-                <w:rFonts w:ascii="Times New Roman" w:hAnsi="Times New Roman"/>
-                <w:color w:val="000000" w:themeColor="text1"/>
-                <w:sz w:val="14"/>
-                <w:szCs w:val="14"/>
-              </w:rPr>
-            </w:pPr>
-            <w:r>
-              <w:rPr>
-                <w:rFonts w:ascii="Times New Roman" w:hAnsi="Times New Roman"/>
-                <w:color w:val="000000" w:themeColor="text1"/>
-                <w:sz w:val="14"/>
-                <w:szCs w:val="14"/>
-              </w:rPr>
-              <w:t w:space="preserve" xml:space="preserve">TBD</w:t>
+              <w:spacing w:before="0" w:after="0" w:line="240" w:lineRule="auto"/>
+              <w:rPr>
+                <w:rFonts w:ascii="Times New Roman" w:hAnsi="Times New Roman"/>
+                <w:sz w:val="14"/>
+                <w:szCs w:val="14"/>
+              </w:rPr>
+            </w:pPr>
+            <w:r>
+              <w:rPr>
+                <w:rFonts w:ascii="Times New Roman" w:hAnsi="Times New Roman"/>
+                <w:sz w:val="14"/>
+                <w:szCs w:val="14"/>
+              </w:rPr>
+              <w:t>No growth</w:t>
             </w:r>
           </w:p>
         </w:tc>
@@ -6712,50 +5810,22 @@
             <w:vAlign w:val="center"/>
           </w:tcPr>
           <w:p>
-            <w:r>
-              <w:rPr>
-                <w:rFonts w:ascii="Times New Roman" w:hAnsi="Times New Roman"/>
-                <w:color w:val="000000" w:themeColor="text1"/>
-                <w:sz w:val="14"/>
-                <w:szCs w:val="14"/>
-              </w:rPr>
-              <w:t xml:space="preserve" w:space="preserve">TBD</w:t>
-            </w:r>
-            <w:r>
-              <w:rPr>
-                <w:rFonts w:ascii="Times New Roman" w:hAnsi="Times New Roman"/>
-                <w:color w:val="000000" w:themeColor="text1"/>
-                <w:sz w:val="14"/>
-                <w:szCs w:val="14"/>
-              </w:rPr>
-              <w:t/>
-            </w:r>
-            <w:r>
-              <w:rPr>
-                <w:rFonts w:ascii="Times New Roman" w:hAnsi="Times New Roman"/>
-                <w:color w:val="000000" w:themeColor="text1"/>
-                <w:sz w:val="14"/>
-                <w:szCs w:val="14"/>
-              </w:rPr>
-              <w:t/>
-            </w:r>
-            <w:r>
-              <w:rPr>
-                <w:rFonts w:ascii="Times New Roman" w:hAnsi="Times New Roman"/>
-                <w:color w:val="000000" w:themeColor="text1"/>
-                <w:sz w:val="14"/>
-                <w:szCs w:val="14"/>
-              </w:rPr>
-              <w:t/>
-            </w:r>
-            <w:r>
-              <w:rPr>
-                <w:rFonts w:ascii="Times New Roman" w:hAnsi="Times New Roman"/>
-                <w:color w:val="000000" w:themeColor="text1"/>
-                <w:sz w:val="14"/>
-                <w:szCs w:val="14"/>
-              </w:rPr>
-              <w:t xml:space="preserve"/>
+            <w:pPr>
+              <w:jc w:val="center"/>
+              <w:spacing w:before="0" w:after="0" w:line="240" w:lineRule="auto"/>
+              <w:rPr>
+                <w:rFonts w:ascii="Times New Roman" w:hAnsi="Times New Roman"/>
+                <w:sz w:val="14"/>
+                <w:szCs w:val="14"/>
+              </w:rPr>
+            </w:pPr>
+            <w:r>
+              <w:rPr>
+                <w:rFonts w:ascii="Times New Roman" w:hAnsi="Times New Roman"/>
+                <w:sz w:val="14"/>
+                <w:szCs w:val="14"/>
+              </w:rPr>
+              <w:t>N/A</w:t>
             </w:r>
           </w:p>
         </w:tc>
@@ -6776,50 +5846,22 @@
             <w:vAlign w:val="center"/>
           </w:tcPr>
           <w:p>
-            <w:r>
-              <w:rPr>
-                <w:rFonts w:ascii="Times New Roman" w:hAnsi="Times New Roman"/>
-                <w:color w:val="000000" w:themeColor="text1"/>
-                <w:sz w:val="14"/>
-                <w:szCs w:val="14"/>
-              </w:rPr>
-              <w:t xml:space="preserve" w:space="preserve">TBD</w:t>
-            </w:r>
-            <w:r>
-              <w:rPr>
-                <w:rFonts w:ascii="Times New Roman" w:hAnsi="Times New Roman"/>
-                <w:color w:val="000000" w:themeColor="text1"/>
-                <w:sz w:val="14"/>
-                <w:szCs w:val="14"/>
-              </w:rPr>
-              <w:t/>
-            </w:r>
-            <w:r>
-              <w:rPr>
-                <w:rFonts w:ascii="Times New Roman" w:hAnsi="Times New Roman"/>
-                <w:color w:val="000000" w:themeColor="text1"/>
-                <w:sz w:val="14"/>
-                <w:szCs w:val="14"/>
-              </w:rPr>
-              <w:t/>
-            </w:r>
-            <w:r>
-              <w:rPr>
-                <w:rFonts w:ascii="Times New Roman" w:hAnsi="Times New Roman"/>
-                <w:color w:val="000000" w:themeColor="text1"/>
-                <w:sz w:val="14"/>
-                <w:szCs w:val="14"/>
-              </w:rPr>
-              <w:t/>
-            </w:r>
-            <w:r>
-              <w:rPr>
-                <w:rFonts w:ascii="Times New Roman" w:hAnsi="Times New Roman"/>
-                <w:color w:val="000000" w:themeColor="text1"/>
-                <w:sz w:val="14"/>
-                <w:szCs w:val="14"/>
-              </w:rPr>
-              <w:t xml:space="preserve"/>
+            <w:pPr>
+              <w:jc w:val="center"/>
+              <w:spacing w:before="0" w:after="0" w:line="240" w:lineRule="auto"/>
+              <w:rPr>
+                <w:rFonts w:ascii="Times New Roman" w:hAnsi="Times New Roman"/>
+                <w:sz w:val="14"/>
+                <w:szCs w:val="14"/>
+              </w:rPr>
+            </w:pPr>
+            <w:r>
+              <w:rPr>
+                <w:rFonts w:ascii="Times New Roman" w:hAnsi="Times New Roman"/>
+                <w:sz w:val="14"/>
+                <w:szCs w:val="14"/>
+              </w:rPr>
+              <w:t>N/A</w:t>
             </w:r>
           </w:p>
         </w:tc>
@@ -6843,21 +5885,20 @@
           <w:p>
             <w:pPr>
               <w:jc w:val="center"/>
-              <w:rPr>
-                <w:rFonts w:ascii="Times New Roman" w:hAnsi="Times New Roman"/>
-                <w:color w:val="000000" w:themeColor="text1"/>
-                <w:sz w:val="14"/>
-                <w:szCs w:val="14"/>
-              </w:rPr>
-            </w:pPr>
-            <w:r>
-              <w:rPr>
-                <w:rFonts w:ascii="Times New Roman" w:hAnsi="Times New Roman"/>
-                <w:color w:val="000000" w:themeColor="text1"/>
-                <w:sz w:val="14"/>
-                <w:szCs w:val="14"/>
-              </w:rPr>
-              <w:t xml:space="preserve"> None</w:t>
+              <w:spacing w:before="0" w:after="0" w:line="240" w:lineRule="auto"/>
+              <w:rPr>
+                <w:rFonts w:ascii="Times New Roman" w:hAnsi="Times New Roman"/>
+                <w:sz w:val="14"/>
+                <w:szCs w:val="14"/>
+              </w:rPr>
+            </w:pPr>
+            <w:r>
+              <w:rPr>
+                <w:rFonts w:ascii="Times New Roman" w:hAnsi="Times New Roman"/>
+                <w:sz w:val="14"/>
+                <w:szCs w:val="14"/>
+              </w:rPr>
+              <w:t>None</w:t>
             </w:r>
           </w:p>
         </w:tc>
@@ -6961,7 +6002,7 @@
                 <w:sz w:val="14"/>
                 <w:szCs w:val="14"/>
               </w:rPr>
-              <w:t xml:space="preserve">Daily</w:t>
+              <w:t>Daily</w:t>
             </w:r>
           </w:p>
         </w:tc>
@@ -6984,30 +6025,20 @@
           <w:p>
             <w:pPr>
               <w:jc w:val="center"/>
-              <w:rPr>
-                <w:rFonts w:ascii="Times New Roman" w:hAnsi="Times New Roman"/>
-                <w:color w:val="000000" w:themeColor="text1"/>
-                <w:sz w:val="14"/>
-                <w:szCs w:val="14"/>
-              </w:rPr>
-            </w:pPr>
-            <w:r>
-              <w:rPr>
-                <w:rFonts w:ascii="Times New Roman" w:hAnsi="Times New Roman"/>
-                <w:color w:val="000000" w:themeColor="text1"/>
-                <w:sz w:val="14"/>
-                <w:szCs w:val="14"/>
-              </w:rPr>
-              <w:t xml:space="preserve" w:space="preserve"> 28Aug26</w:t>
-            </w:r>
-            <w:r>
-              <w:rPr>
-                <w:rFonts w:ascii="Times New Roman" w:hAnsi="Times New Roman"/>
-                <w:color w:val="000000" w:themeColor="text1"/>
-                <w:sz w:val="14"/>
-                <w:szCs w:val="14"/>
-              </w:rPr>
-              <w:t/>
+              <w:spacing w:before="0" w:after="0" w:line="240" w:lineRule="auto"/>
+              <w:rPr>
+                <w:rFonts w:ascii="Times New Roman" w:hAnsi="Times New Roman"/>
+                <w:sz w:val="14"/>
+                <w:szCs w:val="14"/>
+              </w:rPr>
+            </w:pPr>
+            <w:r>
+              <w:rPr>
+                <w:rFonts w:ascii="Times New Roman" w:hAnsi="Times New Roman"/>
+                <w:sz w:val="14"/>
+                <w:szCs w:val="14"/>
+              </w:rPr>
+              <w:t>28Aug26</w:t>
             </w:r>
           </w:p>
         </w:tc>
@@ -7031,21 +6062,20 @@
           <w:p>
             <w:pPr>
               <w:jc w:val="center"/>
-              <w:rPr>
-                <w:rFonts w:ascii="Times New Roman" w:hAnsi="Times New Roman"/>
-                <w:color w:val="000000" w:themeColor="text1"/>
-                <w:sz w:val="14"/>
-                <w:szCs w:val="14"/>
-              </w:rPr>
-            </w:pPr>
-            <w:r>
-              <w:rPr>
-                <w:rFonts w:ascii="Times New Roman" w:hAnsi="Times New Roman"/>
-                <w:color w:val="000000" w:themeColor="text1"/>
-                <w:sz w:val="14"/>
-                <w:szCs w:val="14"/>
-              </w:rPr>
-              <w:t w:space="preserve" xml:space="preserve">ALA</w:t>
+              <w:spacing w:before="0" w:after="0" w:line="240" w:lineRule="auto"/>
+              <w:rPr>
+                <w:rFonts w:ascii="Times New Roman" w:hAnsi="Times New Roman"/>
+                <w:sz w:val="14"/>
+                <w:szCs w:val="14"/>
+              </w:rPr>
+            </w:pPr>
+            <w:r>
+              <w:rPr>
+                <w:rFonts w:ascii="Times New Roman" w:hAnsi="Times New Roman"/>
+                <w:sz w:val="14"/>
+                <w:szCs w:val="14"/>
+              </w:rPr>
+              <w:t>ALA</w:t>
             </w:r>
           </w:p>
         </w:tc>
@@ -7068,15 +6098,20 @@
           <w:p>
             <w:pPr>
               <w:jc w:val="center"/>
-            </w:pPr>
-            <w:r>
-              <w:rPr>
-                <w:rFonts w:ascii="Times New Roman" w:hAnsi="Times New Roman"/>
-                <w:color w:val="000000" w:themeColor="text1"/>
-                <w:sz w:val="14"/>
-                <w:szCs w:val="14"/>
-              </w:rPr>
-              <w:t xml:space="preserve">Date Before Testing</w:t>
+              <w:spacing w:before="0" w:after="0" w:line="240" w:lineRule="auto"/>
+              <w:rPr>
+                <w:rFonts w:ascii="Times New Roman" w:hAnsi="Times New Roman"/>
+                <w:sz w:val="14"/>
+                <w:szCs w:val="14"/>
+              </w:rPr>
+            </w:pPr>
+            <w:r>
+              <w:rPr>
+                <w:rFonts w:ascii="Times New Roman" w:hAnsi="Times New Roman"/>
+                <w:sz w:val="14"/>
+                <w:szCs w:val="14"/>
+              </w:rPr>
+              <w:t>Date Before Testing</w:t>
             </w:r>
           </w:p>
         </w:tc>
@@ -7100,57 +6135,20 @@
           <w:p>
             <w:pPr>
               <w:jc w:val="center"/>
-              <w:rPr>
-                <w:rFonts w:ascii="Times New Roman" w:hAnsi="Times New Roman"/>
-                <w:color w:val="000000" w:themeColor="text1"/>
-                <w:sz w:val="14"/>
-                <w:szCs w:val="14"/>
-              </w:rPr>
-            </w:pPr>
-            <w:r>
-              <w:rPr>
-                <w:rFonts w:ascii="Times New Roman" w:hAnsi="Times New Roman"/>
-                <w:color w:val="000000" w:themeColor="text1"/>
-                <w:sz w:val="14"/>
-                <w:szCs w:val="14"/>
-              </w:rPr>
-              <w:t xml:space="preserve" w:space="preserve">TBD</w:t>
-            </w:r>
-            <w:r>
-              <w:rPr>
-                <w:rFonts w:ascii="Times New Roman" w:hAnsi="Times New Roman"/>
-                <w:color w:val="000000" w:themeColor="text1"/>
-                <w:sz w:val="14"/>
-                <w:szCs w:val="14"/>
-              </w:rPr>
-              <w:t/>
-            </w:r>
-            <w:r>
-              <w:rPr>
-                <w:rFonts w:ascii="Times New Roman" w:hAnsi="Times New Roman"/>
-                <w:color w:val="000000" w:themeColor="text1"/>
-                <w:sz w:val="14"/>
-                <w:szCs w:val="14"/>
-              </w:rPr>
-              <w:t/>
-            </w:r>
-            <w:r>
-              <w:rPr>
-                <w:rFonts w:ascii="Times New Roman" w:hAnsi="Times New Roman"/>
-                <w:color w:val="000000" w:themeColor="text1"/>
-                <w:sz w:val="14"/>
-                <w:szCs w:val="14"/>
-              </w:rPr>
-              <w:t/>
-            </w:r>
-            <w:r>
-              <w:rPr>
-                <w:rFonts w:ascii="Times New Roman" w:hAnsi="Times New Roman"/>
-                <w:color w:val="000000" w:themeColor="text1"/>
-                <w:sz w:val="14"/>
-                <w:szCs w:val="14"/>
-              </w:rPr>
-              <w:t xml:space="preserve"/>
+              <w:spacing w:before="0" w:after="0" w:line="240" w:lineRule="auto"/>
+              <w:rPr>
+                <w:rFonts w:ascii="Times New Roman" w:hAnsi="Times New Roman"/>
+                <w:sz w:val="14"/>
+                <w:szCs w:val="14"/>
+              </w:rPr>
+            </w:pPr>
+            <w:r>
+              <w:rPr>
+                <w:rFonts w:ascii="Times New Roman" w:hAnsi="Times New Roman"/>
+                <w:sz w:val="14"/>
+                <w:szCs w:val="14"/>
+              </w:rPr>
+              <w:t>No growth</w:t>
             </w:r>
           </w:p>
         </w:tc>
@@ -7171,50 +6169,22 @@
             <w:vAlign w:val="center"/>
           </w:tcPr>
           <w:p>
-            <w:r>
-              <w:rPr>
-                <w:rFonts w:ascii="Times New Roman" w:hAnsi="Times New Roman"/>
-                <w:color w:val="000000" w:themeColor="text1"/>
-                <w:sz w:val="14"/>
-                <w:szCs w:val="14"/>
-              </w:rPr>
-              <w:t xml:space="preserve" w:space="preserve">TBD</w:t>
-            </w:r>
-            <w:r>
-              <w:rPr>
-                <w:rFonts w:ascii="Times New Roman" w:hAnsi="Times New Roman"/>
-                <w:color w:val="000000" w:themeColor="text1"/>
-                <w:sz w:val="14"/>
-                <w:szCs w:val="14"/>
-              </w:rPr>
-              <w:t/>
-            </w:r>
-            <w:r>
-              <w:rPr>
-                <w:rFonts w:ascii="Times New Roman" w:hAnsi="Times New Roman"/>
-                <w:color w:val="000000" w:themeColor="text1"/>
-                <w:sz w:val="14"/>
-                <w:szCs w:val="14"/>
-              </w:rPr>
-              <w:t/>
-            </w:r>
-            <w:r>
-              <w:rPr>
-                <w:rFonts w:ascii="Times New Roman" w:hAnsi="Times New Roman"/>
-                <w:color w:val="000000" w:themeColor="text1"/>
-                <w:sz w:val="14"/>
-                <w:szCs w:val="14"/>
-              </w:rPr>
-              <w:t/>
-            </w:r>
-            <w:r>
-              <w:rPr>
-                <w:rFonts w:ascii="Times New Roman" w:hAnsi="Times New Roman"/>
-                <w:color w:val="000000" w:themeColor="text1"/>
-                <w:sz w:val="14"/>
-                <w:szCs w:val="14"/>
-              </w:rPr>
-              <w:t xml:space="preserve"/>
+            <w:pPr>
+              <w:jc w:val="center"/>
+              <w:spacing w:before="0" w:after="0" w:line="240" w:lineRule="auto"/>
+              <w:rPr>
+                <w:rFonts w:ascii="Times New Roman" w:hAnsi="Times New Roman"/>
+                <w:sz w:val="14"/>
+                <w:szCs w:val="14"/>
+              </w:rPr>
+            </w:pPr>
+            <w:r>
+              <w:rPr>
+                <w:rFonts w:ascii="Times New Roman" w:hAnsi="Times New Roman"/>
+                <w:sz w:val="14"/>
+                <w:szCs w:val="14"/>
+              </w:rPr>
+              <w:t>N/A</w:t>
             </w:r>
           </w:p>
         </w:tc>
@@ -7235,50 +6205,22 @@
             <w:vAlign w:val="center"/>
           </w:tcPr>
           <w:p>
-            <w:r>
-              <w:rPr>
-                <w:rFonts w:ascii="Times New Roman" w:hAnsi="Times New Roman"/>
-                <w:color w:val="000000" w:themeColor="text1"/>
-                <w:sz w:val="14"/>
-                <w:szCs w:val="14"/>
-              </w:rPr>
-              <w:t xml:space="preserve" w:space="preserve">TBD</w:t>
-            </w:r>
-            <w:r>
-              <w:rPr>
-                <w:rFonts w:ascii="Times New Roman" w:hAnsi="Times New Roman"/>
-                <w:color w:val="000000" w:themeColor="text1"/>
-                <w:sz w:val="14"/>
-                <w:szCs w:val="14"/>
-              </w:rPr>
-              <w:t/>
-            </w:r>
-            <w:r>
-              <w:rPr>
-                <w:rFonts w:ascii="Times New Roman" w:hAnsi="Times New Roman"/>
-                <w:color w:val="000000" w:themeColor="text1"/>
-                <w:sz w:val="14"/>
-                <w:szCs w:val="14"/>
-              </w:rPr>
-              <w:t/>
-            </w:r>
-            <w:r>
-              <w:rPr>
-                <w:rFonts w:ascii="Times New Roman" w:hAnsi="Times New Roman"/>
-                <w:color w:val="000000" w:themeColor="text1"/>
-                <w:sz w:val="14"/>
-                <w:szCs w:val="14"/>
-              </w:rPr>
-              <w:t/>
-            </w:r>
-            <w:r>
-              <w:rPr>
-                <w:rFonts w:ascii="Times New Roman" w:hAnsi="Times New Roman"/>
-                <w:color w:val="000000" w:themeColor="text1"/>
-                <w:sz w:val="14"/>
-                <w:szCs w:val="14"/>
-              </w:rPr>
-              <w:t xml:space="preserve"/>
+            <w:pPr>
+              <w:jc w:val="center"/>
+              <w:spacing w:before="0" w:after="0" w:line="240" w:lineRule="auto"/>
+              <w:rPr>
+                <w:rFonts w:ascii="Times New Roman" w:hAnsi="Times New Roman"/>
+                <w:sz w:val="14"/>
+                <w:szCs w:val="14"/>
+              </w:rPr>
+            </w:pPr>
+            <w:r>
+              <w:rPr>
+                <w:rFonts w:ascii="Times New Roman" w:hAnsi="Times New Roman"/>
+                <w:sz w:val="14"/>
+                <w:szCs w:val="14"/>
+              </w:rPr>
+              <w:t>N/A</w:t>
             </w:r>
           </w:p>
         </w:tc>
@@ -7302,21 +6244,20 @@
           <w:p>
             <w:pPr>
               <w:jc w:val="center"/>
-              <w:rPr>
-                <w:rFonts w:ascii="Times New Roman" w:hAnsi="Times New Roman"/>
-                <w:color w:val="000000" w:themeColor="text1"/>
-                <w:sz w:val="14"/>
-                <w:szCs w:val="14"/>
-              </w:rPr>
-            </w:pPr>
-            <w:r>
-              <w:rPr>
-                <w:rFonts w:ascii="Times New Roman" w:hAnsi="Times New Roman"/>
-                <w:color w:val="000000" w:themeColor="text1"/>
-                <w:sz w:val="14"/>
-                <w:szCs w:val="14"/>
-              </w:rPr>
-              <w:t xml:space="preserve">None </w:t>
+              <w:spacing w:before="0" w:after="0" w:line="240" w:lineRule="auto"/>
+              <w:rPr>
+                <w:rFonts w:ascii="Times New Roman" w:hAnsi="Times New Roman"/>
+                <w:sz w:val="14"/>
+                <w:szCs w:val="14"/>
+              </w:rPr>
+            </w:pPr>
+            <w:r>
+              <w:rPr>
+                <w:rFonts w:ascii="Times New Roman" w:hAnsi="Times New Roman"/>
+                <w:sz w:val="14"/>
+                <w:szCs w:val="14"/>
+              </w:rPr>
+              <w:t>None</w:t>
             </w:r>
           </w:p>
         </w:tc>
@@ -7398,7 +6339,7 @@
                 <w:sz w:val="14"/>
                 <w:szCs w:val="14"/>
               </w:rPr>
-              <w:t xml:space="preserve">Daily</w:t>
+              <w:t>Daily</w:t>
             </w:r>
           </w:p>
         </w:tc>
@@ -7421,30 +6362,20 @@
           <w:p>
             <w:pPr>
               <w:jc w:val="center"/>
-              <w:rPr>
-                <w:rFonts w:ascii="Times New Roman" w:hAnsi="Times New Roman"/>
-                <w:color w:val="000000" w:themeColor="text1"/>
-                <w:sz w:val="14"/>
-                <w:szCs w:val="14"/>
-              </w:rPr>
-            </w:pPr>
-            <w:r>
-              <w:rPr>
-                <w:rFonts w:ascii="Times New Roman" w:hAnsi="Times New Roman"/>
-                <w:color w:val="000000" w:themeColor="text1"/>
-                <w:sz w:val="14"/>
-                <w:szCs w:val="14"/>
-              </w:rPr>
-              <w:t xml:space="preserve" w:space="preserve"> 31Aug26</w:t>
-            </w:r>
-            <w:r>
-              <w:rPr>
-                <w:rFonts w:ascii="Times New Roman" w:hAnsi="Times New Roman"/>
-                <w:color w:val="000000" w:themeColor="text1"/>
-                <w:sz w:val="14"/>
-                <w:szCs w:val="14"/>
-              </w:rPr>
-              <w:t/>
+              <w:spacing w:before="0" w:after="0" w:line="240" w:lineRule="auto"/>
+              <w:rPr>
+                <w:rFonts w:ascii="Times New Roman" w:hAnsi="Times New Roman"/>
+                <w:sz w:val="14"/>
+                <w:szCs w:val="14"/>
+              </w:rPr>
+            </w:pPr>
+            <w:r>
+              <w:rPr>
+                <w:rFonts w:ascii="Times New Roman" w:hAnsi="Times New Roman"/>
+                <w:sz w:val="14"/>
+                <w:szCs w:val="14"/>
+              </w:rPr>
+              <w:t>31Aug26</w:t>
             </w:r>
           </w:p>
         </w:tc>
@@ -7468,30 +6399,20 @@
           <w:p>
             <w:pPr>
               <w:jc w:val="center"/>
-              <w:rPr>
-                <w:rFonts w:ascii="Times New Roman" w:hAnsi="Times New Roman"/>
-                <w:color w:val="000000" w:themeColor="text1"/>
-                <w:sz w:val="14"/>
-                <w:szCs w:val="14"/>
-              </w:rPr>
-            </w:pPr>
-            <w:r>
-              <w:rPr>
-                <w:rFonts w:ascii="Times New Roman" w:hAnsi="Times New Roman"/>
-                <w:color w:val="000000" w:themeColor="text1"/>
-                <w:sz w:val="14"/>
-                <w:szCs w:val="14"/>
-              </w:rPr>
-              <w:t w:space="preserve" xml:space="preserve">ALA </w:t>
-            </w:r>
-            <w:r>
-              <w:rPr>
-                <w:rFonts w:ascii="Times New Roman" w:hAnsi="Times New Roman"/>
-                <w:color w:val="000000" w:themeColor="text1"/>
-                <w:sz w:val="14"/>
-                <w:szCs w:val="14"/>
-              </w:rPr>
-              <w:t xml:space="preserve"/>
+              <w:spacing w:before="0" w:after="0" w:line="240" w:lineRule="auto"/>
+              <w:rPr>
+                <w:rFonts w:ascii="Times New Roman" w:hAnsi="Times New Roman"/>
+                <w:sz w:val="14"/>
+                <w:szCs w:val="14"/>
+              </w:rPr>
+            </w:pPr>
+            <w:r>
+              <w:rPr>
+                <w:rFonts w:ascii="Times New Roman" w:hAnsi="Times New Roman"/>
+                <w:sz w:val="14"/>
+                <w:szCs w:val="14"/>
+              </w:rPr>
+              <w:t>ALA</w:t>
             </w:r>
           </w:p>
         </w:tc>
@@ -7514,15 +6435,20 @@
           <w:p>
             <w:pPr>
               <w:jc w:val="center"/>
-            </w:pPr>
-            <w:r>
-              <w:rPr>
-                <w:rFonts w:ascii="Times New Roman" w:hAnsi="Times New Roman"/>
-                <w:color w:val="000000" w:themeColor="text1"/>
-                <w:sz w:val="14"/>
-                <w:szCs w:val="14"/>
-              </w:rPr>
-              <w:t xml:space="preserve">Date of Testing</w:t>
+              <w:spacing w:before="0" w:after="0" w:line="240" w:lineRule="auto"/>
+              <w:rPr>
+                <w:rFonts w:ascii="Times New Roman" w:hAnsi="Times New Roman"/>
+                <w:sz w:val="14"/>
+                <w:szCs w:val="14"/>
+              </w:rPr>
+            </w:pPr>
+            <w:r>
+              <w:rPr>
+                <w:rFonts w:ascii="Times New Roman" w:hAnsi="Times New Roman"/>
+                <w:sz w:val="14"/>
+                <w:szCs w:val="14"/>
+              </w:rPr>
+              <w:t>Date of Testing</w:t>
             </w:r>
           </w:p>
         </w:tc>
@@ -7546,39 +6472,20 @@
           <w:p>
             <w:pPr>
               <w:jc w:val="center"/>
-              <w:rPr>
-                <w:rFonts w:ascii="Times New Roman" w:hAnsi="Times New Roman"/>
-                <w:color w:val="000000" w:themeColor="text1"/>
-                <w:sz w:val="14"/>
-                <w:szCs w:val="14"/>
-              </w:rPr>
-            </w:pPr>
-            <w:r>
-              <w:rPr>
-                <w:rFonts w:ascii="Times New Roman" w:hAnsi="Times New Roman"/>
-                <w:color w:val="000000" w:themeColor="text1"/>
-                <w:sz w:val="14"/>
-                <w:szCs w:val="14"/>
-              </w:rPr>
-              <w:t w:space="preserve" xml:space="preserve">TBD</w:t>
-            </w:r>
-            <w:r>
-              <w:rPr>
-                <w:rFonts w:ascii="Times New Roman" w:hAnsi="Times New Roman"/>
-                <w:color w:val="000000" w:themeColor="text1"/>
-                <w:sz w:val="14"/>
-                <w:szCs w:val="14"/>
-              </w:rPr>
-              <w:t/>
-            </w:r>
-            <w:r>
-              <w:rPr>
-                <w:rFonts w:ascii="Times New Roman" w:hAnsi="Times New Roman"/>
-                <w:color w:val="000000" w:themeColor="text1"/>
-                <w:sz w:val="14"/>
-                <w:szCs w:val="14"/>
-              </w:rPr>
-              <w:t xml:space="preserve"/>
+              <w:spacing w:before="0" w:after="0" w:line="240" w:lineRule="auto"/>
+              <w:rPr>
+                <w:rFonts w:ascii="Times New Roman" w:hAnsi="Times New Roman"/>
+                <w:sz w:val="14"/>
+                <w:szCs w:val="14"/>
+              </w:rPr>
+            </w:pPr>
+            <w:r>
+              <w:rPr>
+                <w:rFonts w:ascii="Times New Roman" w:hAnsi="Times New Roman"/>
+                <w:sz w:val="14"/>
+                <w:szCs w:val="14"/>
+              </w:rPr>
+              <w:t>No growth</w:t>
             </w:r>
           </w:p>
         </w:tc>
@@ -7600,39 +6507,21 @@
           </w:tcPr>
           <w:p>
             <w:pPr>
-              <w:rPr>
-                <w:rFonts w:ascii="Times New Roman" w:hAnsi="Times New Roman"/>
-                <w:color w:val="000000" w:themeColor="text1"/>
-                <w:sz w:val="14"/>
-                <w:szCs w:val="14"/>
-              </w:rPr>
-            </w:pPr>
-            <w:r>
-              <w:rPr>
-                <w:rFonts w:ascii="Times New Roman" w:hAnsi="Times New Roman"/>
-                <w:color w:val="000000" w:themeColor="text1"/>
-                <w:sz w:val="14"/>
-                <w:szCs w:val="14"/>
-              </w:rPr>
-              <w:t w:space="preserve" xml:space="preserve">TBD</w:t>
-            </w:r>
-            <w:r>
-              <w:rPr>
-                <w:rFonts w:ascii="Times New Roman" w:hAnsi="Times New Roman"/>
-                <w:color w:val="000000" w:themeColor="text1"/>
-                <w:sz w:val="14"/>
-                <w:szCs w:val="14"/>
-              </w:rPr>
-              <w:t/>
-            </w:r>
-            <w:r>
-              <w:rPr>
-                <w:rFonts w:ascii="Times New Roman" w:hAnsi="Times New Roman"/>
-                <w:color w:val="000000" w:themeColor="text1"/>
-                <w:sz w:val="14"/>
-                <w:szCs w:val="14"/>
-              </w:rPr>
-              <w:t xml:space="preserve"/>
+              <w:jc w:val="center"/>
+              <w:spacing w:before="0" w:after="0" w:line="240" w:lineRule="auto"/>
+              <w:rPr>
+                <w:rFonts w:ascii="Times New Roman" w:hAnsi="Times New Roman"/>
+                <w:sz w:val="14"/>
+                <w:szCs w:val="14"/>
+              </w:rPr>
+            </w:pPr>
+            <w:r>
+              <w:rPr>
+                <w:rFonts w:ascii="Times New Roman" w:hAnsi="Times New Roman"/>
+                <w:sz w:val="14"/>
+                <w:szCs w:val="14"/>
+              </w:rPr>
+              <w:t>N/A</w:t>
             </w:r>
           </w:p>
         </w:tc>
@@ -7654,39 +6543,21 @@
           </w:tcPr>
           <w:p>
             <w:pPr>
-              <w:rPr>
-                <w:rFonts w:ascii="Times New Roman" w:hAnsi="Times New Roman"/>
-                <w:color w:val="000000" w:themeColor="text1"/>
-                <w:sz w:val="14"/>
-                <w:szCs w:val="14"/>
-              </w:rPr>
-            </w:pPr>
-            <w:r>
-              <w:rPr>
-                <w:rFonts w:ascii="Times New Roman" w:hAnsi="Times New Roman"/>
-                <w:color w:val="000000" w:themeColor="text1"/>
-                <w:sz w:val="14"/>
-                <w:szCs w:val="14"/>
-              </w:rPr>
-              <w:t w:space="preserve" xml:space="preserve">TBD</w:t>
-            </w:r>
-            <w:r>
-              <w:rPr>
-                <w:rFonts w:ascii="Times New Roman" w:hAnsi="Times New Roman"/>
-                <w:color w:val="000000" w:themeColor="text1"/>
-                <w:sz w:val="14"/>
-                <w:szCs w:val="14"/>
-              </w:rPr>
-              <w:t/>
-            </w:r>
-            <w:r>
-              <w:rPr>
-                <w:rFonts w:ascii="Times New Roman" w:hAnsi="Times New Roman"/>
-                <w:color w:val="000000" w:themeColor="text1"/>
-                <w:sz w:val="14"/>
-                <w:szCs w:val="14"/>
-              </w:rPr>
-              <w:t xml:space="preserve"/>
+              <w:jc w:val="center"/>
+              <w:spacing w:before="0" w:after="0" w:line="240" w:lineRule="auto"/>
+              <w:rPr>
+                <w:rFonts w:ascii="Times New Roman" w:hAnsi="Times New Roman"/>
+                <w:sz w:val="14"/>
+                <w:szCs w:val="14"/>
+              </w:rPr>
+            </w:pPr>
+            <w:r>
+              <w:rPr>
+                <w:rFonts w:ascii="Times New Roman" w:hAnsi="Times New Roman"/>
+                <w:sz w:val="14"/>
+                <w:szCs w:val="14"/>
+              </w:rPr>
+              <w:t>N/A</w:t>
             </w:r>
           </w:p>
         </w:tc>
@@ -7710,21 +6581,20 @@
           <w:p>
             <w:pPr>
               <w:jc w:val="center"/>
-              <w:rPr>
-                <w:rFonts w:ascii="Times New Roman" w:hAnsi="Times New Roman"/>
-                <w:color w:val="000000" w:themeColor="text1"/>
-                <w:sz w:val="14"/>
-                <w:szCs w:val="14"/>
-              </w:rPr>
-            </w:pPr>
-            <w:r>
-              <w:rPr>
-                <w:rFonts w:ascii="Times New Roman" w:hAnsi="Times New Roman"/>
-                <w:color w:val="000000" w:themeColor="text1"/>
-                <w:sz w:val="14"/>
-                <w:szCs w:val="14"/>
-              </w:rPr>
-              <w:t xml:space="preserve"> None</w:t>
+              <w:spacing w:before="0" w:after="0" w:line="240" w:lineRule="auto"/>
+              <w:rPr>
+                <w:rFonts w:ascii="Times New Roman" w:hAnsi="Times New Roman"/>
+                <w:sz w:val="14"/>
+                <w:szCs w:val="14"/>
+              </w:rPr>
+            </w:pPr>
+            <w:r>
+              <w:rPr>
+                <w:rFonts w:ascii="Times New Roman" w:hAnsi="Times New Roman"/>
+                <w:sz w:val="14"/>
+                <w:szCs w:val="14"/>
+              </w:rPr>
+              <w:t>None</w:t>
             </w:r>
           </w:p>
         </w:tc>
@@ -7792,7 +6662,7 @@
                 <w:sz w:val="14"/>
                 <w:szCs w:val="14"/>
               </w:rPr>
-              <w:t xml:space="preserve">Daily</w:t>
+              <w:t>Daily</w:t>
             </w:r>
           </w:p>
         </w:tc>
@@ -7815,30 +6685,20 @@
           <w:p>
             <w:pPr>
               <w:jc w:val="center"/>
-              <w:rPr>
-                <w:rFonts w:ascii="Times New Roman" w:hAnsi="Times New Roman"/>
-                <w:color w:val="000000" w:themeColor="text1"/>
-                <w:sz w:val="14"/>
-                <w:szCs w:val="14"/>
-              </w:rPr>
-            </w:pPr>
-            <w:r>
-              <w:rPr>
-                <w:rFonts w:ascii="Times New Roman" w:hAnsi="Times New Roman"/>
-                <w:color w:val="000000" w:themeColor="text1"/>
-                <w:sz w:val="14"/>
-                <w:szCs w:val="14"/>
-              </w:rPr>
-              <w:t xml:space="preserve" w:space="preserve"> 01Sep26</w:t>
-            </w:r>
-            <w:r>
-              <w:rPr>
-                <w:rFonts w:ascii="Times New Roman" w:hAnsi="Times New Roman"/>
-                <w:color w:val="000000" w:themeColor="text1"/>
-                <w:sz w:val="14"/>
-                <w:szCs w:val="14"/>
-              </w:rPr>
-              <w:t/>
+              <w:spacing w:before="0" w:after="0" w:line="240" w:lineRule="auto"/>
+              <w:rPr>
+                <w:rFonts w:ascii="Times New Roman" w:hAnsi="Times New Roman"/>
+                <w:sz w:val="14"/>
+                <w:szCs w:val="14"/>
+              </w:rPr>
+            </w:pPr>
+            <w:r>
+              <w:rPr>
+                <w:rFonts w:ascii="Times New Roman" w:hAnsi="Times New Roman"/>
+                <w:sz w:val="14"/>
+                <w:szCs w:val="14"/>
+              </w:rPr>
+              <w:t>01Sep26</w:t>
             </w:r>
           </w:p>
         </w:tc>
@@ -7862,30 +6722,20 @@
           <w:p>
             <w:pPr>
               <w:jc w:val="center"/>
-              <w:rPr>
-                <w:rFonts w:ascii="Times New Roman" w:hAnsi="Times New Roman"/>
-                <w:color w:val="000000" w:themeColor="text1"/>
-                <w:sz w:val="14"/>
-                <w:szCs w:val="14"/>
-              </w:rPr>
-            </w:pPr>
-            <w:r>
-              <w:rPr>
-                <w:rFonts w:ascii="Times New Roman" w:hAnsi="Times New Roman"/>
-                <w:color w:val="000000" w:themeColor="text1"/>
-                <w:sz w:val="14"/>
-                <w:szCs w:val="14"/>
-              </w:rPr>
-              <w:t w:space="preserve" xml:space="preserve">ALA </w:t>
-            </w:r>
-            <w:r>
-              <w:rPr>
-                <w:rFonts w:ascii="Times New Roman" w:hAnsi="Times New Roman"/>
-                <w:color w:val="000000" w:themeColor="text1"/>
-                <w:sz w:val="14"/>
-                <w:szCs w:val="14"/>
-              </w:rPr>
-              <w:t xml:space="preserve"/>
+              <w:spacing w:before="0" w:after="0" w:line="240" w:lineRule="auto"/>
+              <w:rPr>
+                <w:rFonts w:ascii="Times New Roman" w:hAnsi="Times New Roman"/>
+                <w:sz w:val="14"/>
+                <w:szCs w:val="14"/>
+              </w:rPr>
+            </w:pPr>
+            <w:r>
+              <w:rPr>
+                <w:rFonts w:ascii="Times New Roman" w:hAnsi="Times New Roman"/>
+                <w:sz w:val="14"/>
+                <w:szCs w:val="14"/>
+              </w:rPr>
+              <w:t>ALA</w:t>
             </w:r>
           </w:p>
         </w:tc>
@@ -7908,15 +6758,20 @@
           <w:p>
             <w:pPr>
               <w:jc w:val="center"/>
-            </w:pPr>
-            <w:r>
-              <w:rPr>
-                <w:rFonts w:ascii="Times New Roman" w:hAnsi="Times New Roman"/>
-                <w:color w:val="000000" w:themeColor="text1"/>
-                <w:sz w:val="14"/>
-                <w:szCs w:val="14"/>
-              </w:rPr>
-              <w:t xml:space="preserve">Date After Testing</w:t>
+              <w:spacing w:before="0" w:after="0" w:line="240" w:lineRule="auto"/>
+              <w:rPr>
+                <w:rFonts w:ascii="Times New Roman" w:hAnsi="Times New Roman"/>
+                <w:sz w:val="14"/>
+                <w:szCs w:val="14"/>
+              </w:rPr>
+            </w:pPr>
+            <w:r>
+              <w:rPr>
+                <w:rFonts w:ascii="Times New Roman" w:hAnsi="Times New Roman"/>
+                <w:sz w:val="14"/>
+                <w:szCs w:val="14"/>
+              </w:rPr>
+              <w:t>Date After Testing</w:t>
             </w:r>
           </w:p>
         </w:tc>
@@ -7940,57 +6795,20 @@
           <w:p>
             <w:pPr>
               <w:jc w:val="center"/>
-              <w:rPr>
-                <w:rFonts w:ascii="Times New Roman" w:hAnsi="Times New Roman"/>
-                <w:color w:val="000000" w:themeColor="text1"/>
-                <w:sz w:val="14"/>
-                <w:szCs w:val="14"/>
-              </w:rPr>
-            </w:pPr>
-            <w:r>
-              <w:rPr>
-                <w:rFonts w:ascii="Times New Roman" w:hAnsi="Times New Roman"/>
-                <w:color w:val="000000" w:themeColor="text1"/>
-                <w:sz w:val="14"/>
-                <w:szCs w:val="14"/>
-              </w:rPr>
-              <w:t xml:space="preserve" w:space="preserve">TBD</w:t>
-            </w:r>
-            <w:r>
-              <w:rPr>
-                <w:rFonts w:ascii="Times New Roman" w:hAnsi="Times New Roman"/>
-                <w:color w:val="000000" w:themeColor="text1"/>
-                <w:sz w:val="14"/>
-                <w:szCs w:val="14"/>
-              </w:rPr>
-              <w:t/>
-            </w:r>
-            <w:r>
-              <w:rPr>
-                <w:rFonts w:ascii="Times New Roman" w:hAnsi="Times New Roman"/>
-                <w:color w:val="000000" w:themeColor="text1"/>
-                <w:sz w:val="14"/>
-                <w:szCs w:val="14"/>
-              </w:rPr>
-              <w:t/>
-            </w:r>
-            <w:r>
-              <w:rPr>
-                <w:rFonts w:ascii="Times New Roman" w:hAnsi="Times New Roman"/>
-                <w:color w:val="000000" w:themeColor="text1"/>
-                <w:sz w:val="14"/>
-                <w:szCs w:val="14"/>
-              </w:rPr>
-              <w:t/>
-            </w:r>
-            <w:r>
-              <w:rPr>
-                <w:rFonts w:ascii="Times New Roman" w:hAnsi="Times New Roman"/>
-                <w:color w:val="000000" w:themeColor="text1"/>
-                <w:sz w:val="14"/>
-                <w:szCs w:val="14"/>
-              </w:rPr>
-              <w:t xml:space="preserve"/>
+              <w:spacing w:before="0" w:after="0" w:line="240" w:lineRule="auto"/>
+              <w:rPr>
+                <w:rFonts w:ascii="Times New Roman" w:hAnsi="Times New Roman"/>
+                <w:sz w:val="14"/>
+                <w:szCs w:val="14"/>
+              </w:rPr>
+            </w:pPr>
+            <w:r>
+              <w:rPr>
+                <w:rFonts w:ascii="Times New Roman" w:hAnsi="Times New Roman"/>
+                <w:sz w:val="14"/>
+                <w:szCs w:val="14"/>
+              </w:rPr>
+              <w:t>No growth</w:t>
             </w:r>
           </w:p>
         </w:tc>
@@ -8011,50 +6829,22 @@
             <w:vAlign w:val="center"/>
           </w:tcPr>
           <w:p>
-            <w:r>
-              <w:rPr>
-                <w:rFonts w:ascii="Times New Roman" w:hAnsi="Times New Roman"/>
-                <w:color w:val="000000" w:themeColor="text1"/>
-                <w:sz w:val="14"/>
-                <w:szCs w:val="14"/>
-              </w:rPr>
-              <w:t xml:space="preserve" w:space="preserve">TBD</w:t>
-            </w:r>
-            <w:r>
-              <w:rPr>
-                <w:rFonts w:ascii="Times New Roman" w:hAnsi="Times New Roman"/>
-                <w:color w:val="000000" w:themeColor="text1"/>
-                <w:sz w:val="14"/>
-                <w:szCs w:val="14"/>
-              </w:rPr>
-              <w:t/>
-            </w:r>
-            <w:r>
-              <w:rPr>
-                <w:rFonts w:ascii="Times New Roman" w:hAnsi="Times New Roman"/>
-                <w:color w:val="000000" w:themeColor="text1"/>
-                <w:sz w:val="14"/>
-                <w:szCs w:val="14"/>
-              </w:rPr>
-              <w:t/>
-            </w:r>
-            <w:r>
-              <w:rPr>
-                <w:rFonts w:ascii="Times New Roman" w:hAnsi="Times New Roman"/>
-                <w:color w:val="000000" w:themeColor="text1"/>
-                <w:sz w:val="14"/>
-                <w:szCs w:val="14"/>
-              </w:rPr>
-              <w:t/>
-            </w:r>
-            <w:r>
-              <w:rPr>
-                <w:rFonts w:ascii="Times New Roman" w:hAnsi="Times New Roman"/>
-                <w:color w:val="000000" w:themeColor="text1"/>
-                <w:sz w:val="14"/>
-                <w:szCs w:val="14"/>
-              </w:rPr>
-              <w:t xml:space="preserve"/>
+            <w:pPr>
+              <w:jc w:val="center"/>
+              <w:spacing w:before="0" w:after="0" w:line="240" w:lineRule="auto"/>
+              <w:rPr>
+                <w:rFonts w:ascii="Times New Roman" w:hAnsi="Times New Roman"/>
+                <w:sz w:val="14"/>
+                <w:szCs w:val="14"/>
+              </w:rPr>
+            </w:pPr>
+            <w:r>
+              <w:rPr>
+                <w:rFonts w:ascii="Times New Roman" w:hAnsi="Times New Roman"/>
+                <w:sz w:val="14"/>
+                <w:szCs w:val="14"/>
+              </w:rPr>
+              <w:t>N/A</w:t>
             </w:r>
           </w:p>
         </w:tc>
@@ -8075,50 +6865,22 @@
             <w:vAlign w:val="center"/>
           </w:tcPr>
           <w:p>
-            <w:r>
-              <w:rPr>
-                <w:rFonts w:ascii="Times New Roman" w:hAnsi="Times New Roman"/>
-                <w:color w:val="000000" w:themeColor="text1"/>
-                <w:sz w:val="14"/>
-                <w:szCs w:val="14"/>
-              </w:rPr>
-              <w:t xml:space="preserve" w:space="preserve">TBD</w:t>
-            </w:r>
-            <w:r>
-              <w:rPr>
-                <w:rFonts w:ascii="Times New Roman" w:hAnsi="Times New Roman"/>
-                <w:color w:val="000000" w:themeColor="text1"/>
-                <w:sz w:val="14"/>
-                <w:szCs w:val="14"/>
-              </w:rPr>
-              <w:t/>
-            </w:r>
-            <w:r>
-              <w:rPr>
-                <w:rFonts w:ascii="Times New Roman" w:hAnsi="Times New Roman"/>
-                <w:color w:val="000000" w:themeColor="text1"/>
-                <w:sz w:val="14"/>
-                <w:szCs w:val="14"/>
-              </w:rPr>
-              <w:t/>
-            </w:r>
-            <w:r>
-              <w:rPr>
-                <w:rFonts w:ascii="Times New Roman" w:hAnsi="Times New Roman"/>
-                <w:color w:val="000000" w:themeColor="text1"/>
-                <w:sz w:val="14"/>
-                <w:szCs w:val="14"/>
-              </w:rPr>
-              <w:t/>
-            </w:r>
-            <w:r>
-              <w:rPr>
-                <w:rFonts w:ascii="Times New Roman" w:hAnsi="Times New Roman"/>
-                <w:color w:val="000000" w:themeColor="text1"/>
-                <w:sz w:val="14"/>
-                <w:szCs w:val="14"/>
-              </w:rPr>
-              <w:t xml:space="preserve"/>
+            <w:pPr>
+              <w:jc w:val="center"/>
+              <w:spacing w:before="0" w:after="0" w:line="240" w:lineRule="auto"/>
+              <w:rPr>
+                <w:rFonts w:ascii="Times New Roman" w:hAnsi="Times New Roman"/>
+                <w:sz w:val="14"/>
+                <w:szCs w:val="14"/>
+              </w:rPr>
+            </w:pPr>
+            <w:r>
+              <w:rPr>
+                <w:rFonts w:ascii="Times New Roman" w:hAnsi="Times New Roman"/>
+                <w:sz w:val="14"/>
+                <w:szCs w:val="14"/>
+              </w:rPr>
+              <w:t>N/A</w:t>
             </w:r>
           </w:p>
         </w:tc>
@@ -8142,21 +6904,20 @@
           <w:p>
             <w:pPr>
               <w:jc w:val="center"/>
-              <w:rPr>
-                <w:rFonts w:ascii="Times New Roman" w:hAnsi="Times New Roman"/>
-                <w:color w:val="000000" w:themeColor="text1"/>
-                <w:sz w:val="14"/>
-                <w:szCs w:val="14"/>
-              </w:rPr>
-            </w:pPr>
-            <w:r>
-              <w:rPr>
-                <w:rFonts w:ascii="Times New Roman" w:hAnsi="Times New Roman"/>
-                <w:color w:val="000000" w:themeColor="text1"/>
-                <w:sz w:val="14"/>
-                <w:szCs w:val="14"/>
-              </w:rPr>
-              <w:t xml:space="preserve"> None</w:t>
+              <w:spacing w:before="0" w:after="0" w:line="240" w:lineRule="auto"/>
+              <w:rPr>
+                <w:rFonts w:ascii="Times New Roman" w:hAnsi="Times New Roman"/>
+                <w:sz w:val="14"/>
+                <w:szCs w:val="14"/>
+              </w:rPr>
+            </w:pPr>
+            <w:r>
+              <w:rPr>
+                <w:rFonts w:ascii="Times New Roman" w:hAnsi="Times New Roman"/>
+                <w:sz w:val="14"/>
+                <w:szCs w:val="14"/>
+              </w:rPr>
+              <w:t>None</w:t>
             </w:r>
           </w:p>
         </w:tc>
@@ -8224,7 +6985,7 @@
                 <w:sz w:val="14"/>
                 <w:szCs w:val="14"/>
               </w:rPr>
-              <w:t xml:space="preserve">Daily</w:t>
+              <w:t>Daily</w:t>
             </w:r>
           </w:p>
         </w:tc>
@@ -8247,21 +7008,20 @@
           <w:p>
             <w:pPr>
               <w:jc w:val="center"/>
-              <w:rPr>
-                <w:rFonts w:ascii="Times New Roman" w:hAnsi="Times New Roman"/>
-                <w:color w:val="000000" w:themeColor="text1"/>
-                <w:sz w:val="14"/>
-                <w:szCs w:val="14"/>
-              </w:rPr>
-            </w:pPr>
-            <w:r>
-              <w:rPr>
-                <w:rFonts w:ascii="Times New Roman" w:hAnsi="Times New Roman"/>
-                <w:color w:val="000000" w:themeColor="text1"/>
-                <w:sz w:val="14"/>
-                <w:szCs w:val="14"/>
-              </w:rPr>
-              <w:t w:space="preserve" xml:space="preserve">28Aug26</w:t>
+              <w:spacing w:before="0" w:after="0" w:line="240" w:lineRule="auto"/>
+              <w:rPr>
+                <w:rFonts w:ascii="Times New Roman" w:hAnsi="Times New Roman"/>
+                <w:sz w:val="14"/>
+                <w:szCs w:val="14"/>
+              </w:rPr>
+            </w:pPr>
+            <w:r>
+              <w:rPr>
+                <w:rFonts w:ascii="Times New Roman" w:hAnsi="Times New Roman"/>
+                <w:sz w:val="14"/>
+                <w:szCs w:val="14"/>
+              </w:rPr>
+              <w:t>28Aug26</w:t>
             </w:r>
           </w:p>
         </w:tc>
@@ -8285,21 +7045,20 @@
           <w:p>
             <w:pPr>
               <w:jc w:val="center"/>
-              <w:rPr>
-                <w:rFonts w:ascii="Times New Roman" w:hAnsi="Times New Roman"/>
-                <w:color w:val="000000" w:themeColor="text1"/>
-                <w:sz w:val="14"/>
-                <w:szCs w:val="14"/>
-              </w:rPr>
-            </w:pPr>
-            <w:r>
-              <w:rPr>
-                <w:rFonts w:ascii="Times New Roman" w:hAnsi="Times New Roman"/>
-                <w:color w:val="000000" w:themeColor="text1"/>
-                <w:sz w:val="14"/>
-                <w:szCs w:val="14"/>
-              </w:rPr>
-              <w:t w:space="preserve" xml:space="preserve">ALA</w:t>
+              <w:spacing w:before="0" w:after="0" w:line="240" w:lineRule="auto"/>
+              <w:rPr>
+                <w:rFonts w:ascii="Times New Roman" w:hAnsi="Times New Roman"/>
+                <w:sz w:val="14"/>
+                <w:szCs w:val="14"/>
+              </w:rPr>
+            </w:pPr>
+            <w:r>
+              <w:rPr>
+                <w:rFonts w:ascii="Times New Roman" w:hAnsi="Times New Roman"/>
+                <w:sz w:val="14"/>
+                <w:szCs w:val="14"/>
+              </w:rPr>
+              <w:t>ALA</w:t>
             </w:r>
           </w:p>
         </w:tc>
@@ -8322,15 +7081,20 @@
           <w:p>
             <w:pPr>
               <w:jc w:val="center"/>
-            </w:pPr>
-            <w:r>
-              <w:rPr>
-                <w:rFonts w:ascii="Times New Roman" w:hAnsi="Times New Roman"/>
-                <w:color w:val="000000" w:themeColor="text1"/>
-                <w:sz w:val="14"/>
-                <w:szCs w:val="14"/>
-              </w:rPr>
-              <w:t xml:space="preserve">Date Before Testing</w:t>
+              <w:spacing w:before="0" w:after="0" w:line="240" w:lineRule="auto"/>
+              <w:rPr>
+                <w:rFonts w:ascii="Times New Roman" w:hAnsi="Times New Roman"/>
+                <w:sz w:val="14"/>
+                <w:szCs w:val="14"/>
+              </w:rPr>
+            </w:pPr>
+            <w:r>
+              <w:rPr>
+                <w:rFonts w:ascii="Times New Roman" w:hAnsi="Times New Roman"/>
+                <w:sz w:val="14"/>
+                <w:szCs w:val="14"/>
+              </w:rPr>
+              <w:t>Date Before Testing</w:t>
             </w:r>
           </w:p>
         </w:tc>
@@ -8354,58 +7118,20 @@
           <w:p>
             <w:pPr>
               <w:jc w:val="center"/>
-              <w:rPr>
-                <w:rFonts w:ascii="Times New Roman" w:hAnsi="Times New Roman"/>
-                <w:color w:val="000000" w:themeColor="text1"/>
-                <w:sz w:val="14"/>
-                <w:szCs w:val="14"/>
-              </w:rPr>
-            </w:pPr>
-            <w:r>
-              <w:rPr>
-                <w:rFonts w:ascii="Times New Roman" w:hAnsi="Times New Roman"/>
-                <w:color w:val="000000" w:themeColor="text1"/>
-                <w:sz w:val="14"/>
-                <w:szCs w:val="14"/>
-              </w:rPr>
-              <w:t xml:space="preserve" w:space="preserve">TBD</w:t>
-            </w:r>
-            <w:r>
-              <w:rPr>
-                <w:rFonts w:ascii="Times New Roman" w:hAnsi="Times New Roman" w:hint="eastAsia"/>
-                <w:color w:val="000000" w:themeColor="text1"/>
-                <w:sz w:val="14"/>
-                <w:szCs w:val="14"/>
-                <w:lang w:eastAsia="zh-CN"/>
-              </w:rPr>
-              <w:t/>
-            </w:r>
-            <w:r>
-              <w:rPr>
-                <w:rFonts w:ascii="Times New Roman" w:hAnsi="Times New Roman"/>
-                <w:color w:val="000000" w:themeColor="text1"/>
-                <w:sz w:val="14"/>
-                <w:szCs w:val="14"/>
-              </w:rPr>
-              <w:t/>
-            </w:r>
-            <w:r>
-              <w:rPr>
-                <w:rFonts w:ascii="Times New Roman" w:hAnsi="Times New Roman"/>
-                <w:color w:val="000000" w:themeColor="text1"/>
-                <w:sz w:val="14"/>
-                <w:szCs w:val="14"/>
-              </w:rPr>
-              <w:t/>
-            </w:r>
-            <w:r>
-              <w:rPr>
-                <w:rFonts w:ascii="Times New Roman" w:hAnsi="Times New Roman"/>
-                <w:color w:val="000000" w:themeColor="text1"/>
-                <w:sz w:val="14"/>
-                <w:szCs w:val="14"/>
-              </w:rPr>
-              <w:t xml:space="preserve"/>
+              <w:spacing w:before="0" w:after="0" w:line="240" w:lineRule="auto"/>
+              <w:rPr>
+                <w:rFonts w:ascii="Times New Roman" w:hAnsi="Times New Roman"/>
+                <w:sz w:val="14"/>
+                <w:szCs w:val="14"/>
+              </w:rPr>
+            </w:pPr>
+            <w:r>
+              <w:rPr>
+                <w:rFonts w:ascii="Times New Roman" w:hAnsi="Times New Roman"/>
+                <w:sz w:val="14"/>
+                <w:szCs w:val="14"/>
+              </w:rPr>
+              <w:t>No growth</w:t>
             </w:r>
           </w:p>
         </w:tc>
@@ -8426,51 +7152,22 @@
             <w:vAlign w:val="center"/>
           </w:tcPr>
           <w:p>
-            <w:r>
-              <w:rPr>
-                <w:rFonts w:ascii="Times New Roman" w:hAnsi="Times New Roman"/>
-                <w:color w:val="000000" w:themeColor="text1"/>
-                <w:sz w:val="14"/>
-                <w:szCs w:val="14"/>
-              </w:rPr>
-              <w:t xml:space="preserve" w:space="preserve">TBD</w:t>
-            </w:r>
-            <w:r>
-              <w:rPr>
-                <w:rFonts w:ascii="Times New Roman" w:hAnsi="Times New Roman" w:hint="eastAsia"/>
-                <w:color w:val="000000" w:themeColor="text1"/>
-                <w:sz w:val="14"/>
-                <w:szCs w:val="14"/>
-                <w:lang w:eastAsia="zh-CN"/>
-              </w:rPr>
-              <w:t/>
-            </w:r>
-            <w:r>
-              <w:rPr>
-                <w:rFonts w:ascii="Times New Roman" w:hAnsi="Times New Roman"/>
-                <w:color w:val="000000" w:themeColor="text1"/>
-                <w:sz w:val="14"/>
-                <w:szCs w:val="14"/>
-              </w:rPr>
-              <w:t/>
-            </w:r>
-            <w:r>
-              <w:rPr>
-                <w:rFonts w:ascii="Times New Roman" w:hAnsi="Times New Roman"/>
-                <w:color w:val="000000" w:themeColor="text1"/>
-                <w:sz w:val="14"/>
-                <w:szCs w:val="14"/>
-              </w:rPr>
-              <w:t/>
-            </w:r>
-            <w:r>
-              <w:rPr>
-                <w:rFonts w:ascii="Times New Roman" w:hAnsi="Times New Roman"/>
-                <w:color w:val="000000" w:themeColor="text1"/>
-                <w:sz w:val="14"/>
-                <w:szCs w:val="14"/>
-              </w:rPr>
-              <w:t xml:space="preserve"/>
+            <w:pPr>
+              <w:jc w:val="center"/>
+              <w:spacing w:before="0" w:after="0" w:line="240" w:lineRule="auto"/>
+              <w:rPr>
+                <w:rFonts w:ascii="Times New Roman" w:hAnsi="Times New Roman"/>
+                <w:sz w:val="14"/>
+                <w:szCs w:val="14"/>
+              </w:rPr>
+            </w:pPr>
+            <w:r>
+              <w:rPr>
+                <w:rFonts w:ascii="Times New Roman" w:hAnsi="Times New Roman"/>
+                <w:sz w:val="14"/>
+                <w:szCs w:val="14"/>
+              </w:rPr>
+              <w:t>N/A</w:t>
             </w:r>
           </w:p>
         </w:tc>
@@ -8491,51 +7188,22 @@
             <w:vAlign w:val="center"/>
           </w:tcPr>
           <w:p>
-            <w:r>
-              <w:rPr>
-                <w:rFonts w:ascii="Times New Roman" w:hAnsi="Times New Roman"/>
-                <w:color w:val="000000" w:themeColor="text1"/>
-                <w:sz w:val="14"/>
-                <w:szCs w:val="14"/>
-              </w:rPr>
-              <w:t xml:space="preserve" w:space="preserve">TBD</w:t>
-            </w:r>
-            <w:r>
-              <w:rPr>
-                <w:rFonts w:ascii="Times New Roman" w:hAnsi="Times New Roman" w:hint="eastAsia"/>
-                <w:color w:val="000000" w:themeColor="text1"/>
-                <w:sz w:val="14"/>
-                <w:szCs w:val="14"/>
-                <w:lang w:eastAsia="zh-CN"/>
-              </w:rPr>
-              <w:t/>
-            </w:r>
-            <w:r>
-              <w:rPr>
-                <w:rFonts w:ascii="Times New Roman" w:hAnsi="Times New Roman"/>
-                <w:color w:val="000000" w:themeColor="text1"/>
-                <w:sz w:val="14"/>
-                <w:szCs w:val="14"/>
-              </w:rPr>
-              <w:t/>
-            </w:r>
-            <w:r>
-              <w:rPr>
-                <w:rFonts w:ascii="Times New Roman" w:hAnsi="Times New Roman"/>
-                <w:color w:val="000000" w:themeColor="text1"/>
-                <w:sz w:val="14"/>
-                <w:szCs w:val="14"/>
-              </w:rPr>
-              <w:t/>
-            </w:r>
-            <w:r>
-              <w:rPr>
-                <w:rFonts w:ascii="Times New Roman" w:hAnsi="Times New Roman"/>
-                <w:color w:val="000000" w:themeColor="text1"/>
-                <w:sz w:val="14"/>
-                <w:szCs w:val="14"/>
-              </w:rPr>
-              <w:t xml:space="preserve"/>
+            <w:pPr>
+              <w:jc w:val="center"/>
+              <w:spacing w:before="0" w:after="0" w:line="240" w:lineRule="auto"/>
+              <w:rPr>
+                <w:rFonts w:ascii="Times New Roman" w:hAnsi="Times New Roman"/>
+                <w:sz w:val="14"/>
+                <w:szCs w:val="14"/>
+              </w:rPr>
+            </w:pPr>
+            <w:r>
+              <w:rPr>
+                <w:rFonts w:ascii="Times New Roman" w:hAnsi="Times New Roman"/>
+                <w:sz w:val="14"/>
+                <w:szCs w:val="14"/>
+              </w:rPr>
+              <w:t>N/A</w:t>
             </w:r>
           </w:p>
         </w:tc>
@@ -8559,21 +7227,20 @@
           <w:p>
             <w:pPr>
               <w:jc w:val="center"/>
-              <w:rPr>
-                <w:rFonts w:ascii="Times New Roman" w:hAnsi="Times New Roman"/>
-                <w:color w:val="000000" w:themeColor="text1"/>
-                <w:sz w:val="14"/>
-                <w:szCs w:val="14"/>
-              </w:rPr>
-            </w:pPr>
-            <w:r>
-              <w:rPr>
-                <w:rFonts w:ascii="Times New Roman" w:hAnsi="Times New Roman"/>
-                <w:color w:val="000000" w:themeColor="text1"/>
-                <w:sz w:val="14"/>
-                <w:szCs w:val="14"/>
-              </w:rPr>
-              <w:t xml:space="preserve">None </w:t>
+              <w:spacing w:before="0" w:after="0" w:line="240" w:lineRule="auto"/>
+              <w:rPr>
+                <w:rFonts w:ascii="Times New Roman" w:hAnsi="Times New Roman"/>
+                <w:sz w:val="14"/>
+                <w:szCs w:val="14"/>
+              </w:rPr>
+            </w:pPr>
+            <w:r>
+              <w:rPr>
+                <w:rFonts w:ascii="Times New Roman" w:hAnsi="Times New Roman"/>
+                <w:sz w:val="14"/>
+                <w:szCs w:val="14"/>
+              </w:rPr>
+              <w:t>None</w:t>
             </w:r>
           </w:p>
         </w:tc>
@@ -8641,7 +7308,7 @@
                 <w:sz w:val="14"/>
                 <w:szCs w:val="14"/>
               </w:rPr>
-              <w:t xml:space="preserve">Daily</w:t>
+              <w:t>Daily</w:t>
             </w:r>
           </w:p>
         </w:tc>
@@ -8664,30 +7331,20 @@
           <w:p>
             <w:pPr>
               <w:jc w:val="center"/>
-              <w:rPr>
-                <w:rFonts w:ascii="Times New Roman" w:hAnsi="Times New Roman"/>
-                <w:color w:val="000000" w:themeColor="text1"/>
-                <w:sz w:val="14"/>
-                <w:szCs w:val="14"/>
-              </w:rPr>
-            </w:pPr>
-            <w:r>
-              <w:rPr>
-                <w:rFonts w:ascii="Times New Roman" w:hAnsi="Times New Roman"/>
-                <w:color w:val="000000" w:themeColor="text1"/>
-                <w:sz w:val="14"/>
-                <w:szCs w:val="14"/>
-              </w:rPr>
-              <w:t xml:space="preserve" w:space="preserve"> 31Aug26</w:t>
-            </w:r>
-            <w:r>
-              <w:rPr>
-                <w:rFonts w:ascii="Times New Roman" w:hAnsi="Times New Roman"/>
-                <w:color w:val="000000" w:themeColor="text1"/>
-                <w:sz w:val="14"/>
-                <w:szCs w:val="14"/>
-              </w:rPr>
-              <w:t/>
+              <w:spacing w:before="0" w:after="0" w:line="240" w:lineRule="auto"/>
+              <w:rPr>
+                <w:rFonts w:ascii="Times New Roman" w:hAnsi="Times New Roman"/>
+                <w:sz w:val="14"/>
+                <w:szCs w:val="14"/>
+              </w:rPr>
+            </w:pPr>
+            <w:r>
+              <w:rPr>
+                <w:rFonts w:ascii="Times New Roman" w:hAnsi="Times New Roman"/>
+                <w:sz w:val="14"/>
+                <w:szCs w:val="14"/>
+              </w:rPr>
+              <w:t>31Aug26</w:t>
             </w:r>
           </w:p>
         </w:tc>
@@ -8711,30 +7368,20 @@
           <w:p>
             <w:pPr>
               <w:jc w:val="center"/>
-              <w:rPr>
-                <w:rFonts w:ascii="Times New Roman" w:hAnsi="Times New Roman"/>
-                <w:color w:val="000000" w:themeColor="text1"/>
-                <w:sz w:val="14"/>
-                <w:szCs w:val="14"/>
-              </w:rPr>
-            </w:pPr>
-            <w:r>
-              <w:rPr>
-                <w:rFonts w:ascii="Times New Roman" w:hAnsi="Times New Roman"/>
-                <w:color w:val="000000" w:themeColor="text1"/>
-                <w:sz w:val="14"/>
-                <w:szCs w:val="14"/>
-              </w:rPr>
-              <w:t w:space="preserve" xml:space="preserve">ALA </w:t>
-            </w:r>
-            <w:r>
-              <w:rPr>
-                <w:rFonts w:ascii="Times New Roman" w:hAnsi="Times New Roman"/>
-                <w:color w:val="000000" w:themeColor="text1"/>
-                <w:sz w:val="14"/>
-                <w:szCs w:val="14"/>
-              </w:rPr>
-              <w:t xml:space="preserve"/>
+              <w:spacing w:before="0" w:after="0" w:line="240" w:lineRule="auto"/>
+              <w:rPr>
+                <w:rFonts w:ascii="Times New Roman" w:hAnsi="Times New Roman"/>
+                <w:sz w:val="14"/>
+                <w:szCs w:val="14"/>
+              </w:rPr>
+            </w:pPr>
+            <w:r>
+              <w:rPr>
+                <w:rFonts w:ascii="Times New Roman" w:hAnsi="Times New Roman"/>
+                <w:sz w:val="14"/>
+                <w:szCs w:val="14"/>
+              </w:rPr>
+              <w:t>ALA</w:t>
             </w:r>
           </w:p>
         </w:tc>
@@ -8757,15 +7404,20 @@
           <w:p>
             <w:pPr>
               <w:jc w:val="center"/>
-            </w:pPr>
-            <w:r>
-              <w:rPr>
-                <w:rFonts w:ascii="Times New Roman" w:hAnsi="Times New Roman"/>
-                <w:color w:val="000000" w:themeColor="text1"/>
-                <w:sz w:val="14"/>
-                <w:szCs w:val="14"/>
-              </w:rPr>
-              <w:t xml:space="preserve">Date of Testing</w:t>
+              <w:spacing w:before="0" w:after="0" w:line="240" w:lineRule="auto"/>
+              <w:rPr>
+                <w:rFonts w:ascii="Times New Roman" w:hAnsi="Times New Roman"/>
+                <w:sz w:val="14"/>
+                <w:szCs w:val="14"/>
+              </w:rPr>
+            </w:pPr>
+            <w:r>
+              <w:rPr>
+                <w:rFonts w:ascii="Times New Roman" w:hAnsi="Times New Roman"/>
+                <w:sz w:val="14"/>
+                <w:szCs w:val="14"/>
+              </w:rPr>
+              <w:t>Date of Testing</w:t>
             </w:r>
           </w:p>
         </w:tc>
@@ -8789,39 +7441,20 @@
           <w:p>
             <w:pPr>
               <w:jc w:val="center"/>
-              <w:rPr>
-                <w:rFonts w:ascii="Times New Roman" w:hAnsi="Times New Roman"/>
-                <w:color w:val="000000" w:themeColor="text1"/>
-                <w:sz w:val="14"/>
-                <w:szCs w:val="14"/>
-              </w:rPr>
-            </w:pPr>
-            <w:r>
-              <w:rPr>
-                <w:rFonts w:ascii="Times New Roman" w:hAnsi="Times New Roman"/>
-                <w:color w:val="000000" w:themeColor="text1"/>
-                <w:sz w:val="14"/>
-                <w:szCs w:val="14"/>
-              </w:rPr>
-              <w:t w:space="preserve" xml:space="preserve">TBD</w:t>
-            </w:r>
-            <w:r>
-              <w:rPr>
-                <w:rFonts w:ascii="Times New Roman" w:hAnsi="Times New Roman"/>
-                <w:color w:val="000000" w:themeColor="text1"/>
-                <w:sz w:val="14"/>
-                <w:szCs w:val="14"/>
-              </w:rPr>
-              <w:t/>
-            </w:r>
-            <w:r>
-              <w:rPr>
-                <w:rFonts w:ascii="Times New Roman" w:hAnsi="Times New Roman"/>
-                <w:color w:val="000000" w:themeColor="text1"/>
-                <w:sz w:val="14"/>
-                <w:szCs w:val="14"/>
-              </w:rPr>
-              <w:t xml:space="preserve"/>
+              <w:spacing w:before="0" w:after="0" w:line="240" w:lineRule="auto"/>
+              <w:rPr>
+                <w:rFonts w:ascii="Times New Roman" w:hAnsi="Times New Roman"/>
+                <w:sz w:val="14"/>
+                <w:szCs w:val="14"/>
+              </w:rPr>
+            </w:pPr>
+            <w:r>
+              <w:rPr>
+                <w:rFonts w:ascii="Times New Roman" w:hAnsi="Times New Roman"/>
+                <w:sz w:val="14"/>
+                <w:szCs w:val="14"/>
+              </w:rPr>
+              <w:t>No growth</w:t>
             </w:r>
           </w:p>
         </w:tc>
@@ -8843,39 +7476,21 @@
           </w:tcPr>
           <w:p>
             <w:pPr>
-              <w:rPr>
-                <w:rFonts w:ascii="Times New Roman" w:hAnsi="Times New Roman"/>
-                <w:color w:val="000000" w:themeColor="text1"/>
-                <w:sz w:val="14"/>
-                <w:szCs w:val="14"/>
-              </w:rPr>
-            </w:pPr>
-            <w:r>
-              <w:rPr>
-                <w:rFonts w:ascii="Times New Roman" w:hAnsi="Times New Roman"/>
-                <w:color w:val="000000" w:themeColor="text1"/>
-                <w:sz w:val="14"/>
-                <w:szCs w:val="14"/>
-              </w:rPr>
-              <w:t w:space="preserve" xml:space="preserve">TBD</w:t>
-            </w:r>
-            <w:r>
-              <w:rPr>
-                <w:rFonts w:ascii="Times New Roman" w:hAnsi="Times New Roman"/>
-                <w:color w:val="000000" w:themeColor="text1"/>
-                <w:sz w:val="14"/>
-                <w:szCs w:val="14"/>
-              </w:rPr>
-              <w:t/>
-            </w:r>
-            <w:r>
-              <w:rPr>
-                <w:rFonts w:ascii="Times New Roman" w:hAnsi="Times New Roman"/>
-                <w:color w:val="000000" w:themeColor="text1"/>
-                <w:sz w:val="14"/>
-                <w:szCs w:val="14"/>
-              </w:rPr>
-              <w:t xml:space="preserve"/>
+              <w:jc w:val="center"/>
+              <w:spacing w:before="0" w:after="0" w:line="240" w:lineRule="auto"/>
+              <w:rPr>
+                <w:rFonts w:ascii="Times New Roman" w:hAnsi="Times New Roman"/>
+                <w:sz w:val="14"/>
+                <w:szCs w:val="14"/>
+              </w:rPr>
+            </w:pPr>
+            <w:r>
+              <w:rPr>
+                <w:rFonts w:ascii="Times New Roman" w:hAnsi="Times New Roman"/>
+                <w:sz w:val="14"/>
+                <w:szCs w:val="14"/>
+              </w:rPr>
+              <w:t>N/A</w:t>
             </w:r>
           </w:p>
         </w:tc>
@@ -8897,39 +7512,21 @@
           </w:tcPr>
           <w:p>
             <w:pPr>
-              <w:rPr>
-                <w:rFonts w:ascii="Times New Roman" w:hAnsi="Times New Roman"/>
-                <w:color w:val="000000" w:themeColor="text1"/>
-                <w:sz w:val="14"/>
-                <w:szCs w:val="14"/>
-              </w:rPr>
-            </w:pPr>
-            <w:r>
-              <w:rPr>
-                <w:rFonts w:ascii="Times New Roman" w:hAnsi="Times New Roman"/>
-                <w:color w:val="000000" w:themeColor="text1"/>
-                <w:sz w:val="14"/>
-                <w:szCs w:val="14"/>
-              </w:rPr>
-              <w:t w:space="preserve" xml:space="preserve">TBD</w:t>
-            </w:r>
-            <w:r>
-              <w:rPr>
-                <w:rFonts w:ascii="Times New Roman" w:hAnsi="Times New Roman"/>
-                <w:color w:val="000000" w:themeColor="text1"/>
-                <w:sz w:val="14"/>
-                <w:szCs w:val="14"/>
-              </w:rPr>
-              <w:t/>
-            </w:r>
-            <w:r>
-              <w:rPr>
-                <w:rFonts w:ascii="Times New Roman" w:hAnsi="Times New Roman"/>
-                <w:color w:val="000000" w:themeColor="text1"/>
-                <w:sz w:val="14"/>
-                <w:szCs w:val="14"/>
-              </w:rPr>
-              <w:t xml:space="preserve"/>
+              <w:jc w:val="center"/>
+              <w:spacing w:before="0" w:after="0" w:line="240" w:lineRule="auto"/>
+              <w:rPr>
+                <w:rFonts w:ascii="Times New Roman" w:hAnsi="Times New Roman"/>
+                <w:sz w:val="14"/>
+                <w:szCs w:val="14"/>
+              </w:rPr>
+            </w:pPr>
+            <w:r>
+              <w:rPr>
+                <w:rFonts w:ascii="Times New Roman" w:hAnsi="Times New Roman"/>
+                <w:sz w:val="14"/>
+                <w:szCs w:val="14"/>
+              </w:rPr>
+              <w:t>N/A</w:t>
             </w:r>
           </w:p>
         </w:tc>
@@ -8953,21 +7550,20 @@
           <w:p>
             <w:pPr>
               <w:jc w:val="center"/>
-              <w:rPr>
-                <w:rFonts w:ascii="Times New Roman" w:hAnsi="Times New Roman"/>
-                <w:color w:val="000000" w:themeColor="text1"/>
-                <w:sz w:val="14"/>
-                <w:szCs w:val="14"/>
-              </w:rPr>
-            </w:pPr>
-            <w:r>
-              <w:rPr>
-                <w:rFonts w:ascii="Times New Roman" w:hAnsi="Times New Roman"/>
-                <w:color w:val="000000" w:themeColor="text1"/>
-                <w:sz w:val="14"/>
-                <w:szCs w:val="14"/>
-              </w:rPr>
-              <w:t xml:space="preserve"> None</w:t>
+              <w:spacing w:before="0" w:after="0" w:line="240" w:lineRule="auto"/>
+              <w:rPr>
+                <w:rFonts w:ascii="Times New Roman" w:hAnsi="Times New Roman"/>
+                <w:sz w:val="14"/>
+                <w:szCs w:val="14"/>
+              </w:rPr>
+            </w:pPr>
+            <w:r>
+              <w:rPr>
+                <w:rFonts w:ascii="Times New Roman" w:hAnsi="Times New Roman"/>
+                <w:sz w:val="14"/>
+                <w:szCs w:val="14"/>
+              </w:rPr>
+              <w:t>None</w:t>
             </w:r>
           </w:p>
         </w:tc>
@@ -9035,7 +7631,7 @@
                 <w:sz w:val="14"/>
                 <w:szCs w:val="14"/>
               </w:rPr>
-              <w:t xml:space="preserve">Daily</w:t>
+              <w:t>Daily</w:t>
             </w:r>
           </w:p>
         </w:tc>
@@ -9058,30 +7654,20 @@
           <w:p>
             <w:pPr>
               <w:jc w:val="center"/>
-              <w:rPr>
-                <w:rFonts w:ascii="Times New Roman" w:hAnsi="Times New Roman"/>
-                <w:color w:val="000000" w:themeColor="text1"/>
-                <w:sz w:val="14"/>
-                <w:szCs w:val="14"/>
-              </w:rPr>
-            </w:pPr>
-            <w:r>
-              <w:rPr>
-                <w:rFonts w:ascii="Times New Roman" w:hAnsi="Times New Roman"/>
-                <w:color w:val="000000" w:themeColor="text1"/>
-                <w:sz w:val="14"/>
-                <w:szCs w:val="14"/>
-              </w:rPr>
-              <w:t xml:space="preserve" w:space="preserve"> 01Sep26</w:t>
-            </w:r>
-            <w:r>
-              <w:rPr>
-                <w:rFonts w:ascii="Times New Roman" w:hAnsi="Times New Roman"/>
-                <w:color w:val="000000" w:themeColor="text1"/>
-                <w:sz w:val="14"/>
-                <w:szCs w:val="14"/>
-              </w:rPr>
-              <w:t/>
+              <w:spacing w:before="0" w:after="0" w:line="240" w:lineRule="auto"/>
+              <w:rPr>
+                <w:rFonts w:ascii="Times New Roman" w:hAnsi="Times New Roman"/>
+                <w:sz w:val="14"/>
+                <w:szCs w:val="14"/>
+              </w:rPr>
+            </w:pPr>
+            <w:r>
+              <w:rPr>
+                <w:rFonts w:ascii="Times New Roman" w:hAnsi="Times New Roman"/>
+                <w:sz w:val="14"/>
+                <w:szCs w:val="14"/>
+              </w:rPr>
+              <w:t>01Sep26</w:t>
             </w:r>
           </w:p>
         </w:tc>
@@ -9105,30 +7691,20 @@
           <w:p>
             <w:pPr>
               <w:jc w:val="center"/>
-              <w:rPr>
-                <w:rFonts w:ascii="Times New Roman" w:hAnsi="Times New Roman"/>
-                <w:color w:val="000000" w:themeColor="text1"/>
-                <w:sz w:val="14"/>
-                <w:szCs w:val="14"/>
-              </w:rPr>
-            </w:pPr>
-            <w:r>
-              <w:rPr>
-                <w:rFonts w:ascii="Times New Roman" w:hAnsi="Times New Roman"/>
-                <w:color w:val="000000" w:themeColor="text1"/>
-                <w:sz w:val="14"/>
-                <w:szCs w:val="14"/>
-              </w:rPr>
-              <w:t w:space="preserve" xml:space="preserve">ALA </w:t>
-            </w:r>
-            <w:r>
-              <w:rPr>
-                <w:rFonts w:ascii="Times New Roman" w:hAnsi="Times New Roman"/>
-                <w:color w:val="000000" w:themeColor="text1"/>
-                <w:sz w:val="14"/>
-                <w:szCs w:val="14"/>
-              </w:rPr>
-              <w:t xml:space="preserve"/>
+              <w:spacing w:before="0" w:after="0" w:line="240" w:lineRule="auto"/>
+              <w:rPr>
+                <w:rFonts w:ascii="Times New Roman" w:hAnsi="Times New Roman"/>
+                <w:sz w:val="14"/>
+                <w:szCs w:val="14"/>
+              </w:rPr>
+            </w:pPr>
+            <w:r>
+              <w:rPr>
+                <w:rFonts w:ascii="Times New Roman" w:hAnsi="Times New Roman"/>
+                <w:sz w:val="14"/>
+                <w:szCs w:val="14"/>
+              </w:rPr>
+              <w:t>ALA</w:t>
             </w:r>
           </w:p>
         </w:tc>
@@ -9151,15 +7727,20 @@
           <w:p>
             <w:pPr>
               <w:jc w:val="center"/>
-            </w:pPr>
-            <w:r>
-              <w:rPr>
-                <w:rFonts w:ascii="Times New Roman" w:hAnsi="Times New Roman"/>
-                <w:color w:val="000000" w:themeColor="text1"/>
-                <w:sz w:val="14"/>
-                <w:szCs w:val="14"/>
-              </w:rPr>
-              <w:t xml:space="preserve">Date After Testing</w:t>
+              <w:spacing w:before="0" w:after="0" w:line="240" w:lineRule="auto"/>
+              <w:rPr>
+                <w:rFonts w:ascii="Times New Roman" w:hAnsi="Times New Roman"/>
+                <w:sz w:val="14"/>
+                <w:szCs w:val="14"/>
+              </w:rPr>
+            </w:pPr>
+            <w:r>
+              <w:rPr>
+                <w:rFonts w:ascii="Times New Roman" w:hAnsi="Times New Roman"/>
+                <w:sz w:val="14"/>
+                <w:szCs w:val="14"/>
+              </w:rPr>
+              <w:t>Date After Testing</w:t>
             </w:r>
           </w:p>
         </w:tc>
@@ -9183,58 +7764,20 @@
           <w:p>
             <w:pPr>
               <w:jc w:val="center"/>
-              <w:rPr>
-                <w:rFonts w:ascii="Times New Roman" w:hAnsi="Times New Roman"/>
-                <w:color w:val="000000" w:themeColor="text1"/>
-                <w:sz w:val="14"/>
-                <w:szCs w:val="14"/>
-              </w:rPr>
-            </w:pPr>
-            <w:r>
-              <w:rPr>
-                <w:rFonts w:ascii="Times New Roman" w:hAnsi="Times New Roman"/>
-                <w:color w:val="000000" w:themeColor="text1"/>
-                <w:sz w:val="14"/>
-                <w:szCs w:val="14"/>
-              </w:rPr>
-              <w:t xml:space="preserve" w:space="preserve">TBD</w:t>
-            </w:r>
-            <w:r>
-              <w:rPr>
-                <w:rFonts w:ascii="Times New Roman" w:hAnsi="Times New Roman" w:hint="eastAsia"/>
-                <w:color w:val="000000" w:themeColor="text1"/>
-                <w:sz w:val="14"/>
-                <w:szCs w:val="14"/>
-                <w:lang w:eastAsia="zh-CN"/>
-              </w:rPr>
-              <w:t/>
-            </w:r>
-            <w:r>
-              <w:rPr>
-                <w:rFonts w:ascii="Times New Roman" w:hAnsi="Times New Roman"/>
-                <w:color w:val="000000" w:themeColor="text1"/>
-                <w:sz w:val="14"/>
-                <w:szCs w:val="14"/>
-              </w:rPr>
-              <w:t/>
-            </w:r>
-            <w:r>
-              <w:rPr>
-                <w:rFonts w:ascii="Times New Roman" w:hAnsi="Times New Roman"/>
-                <w:color w:val="000000" w:themeColor="text1"/>
-                <w:sz w:val="14"/>
-                <w:szCs w:val="14"/>
-              </w:rPr>
-              <w:t/>
-            </w:r>
-            <w:r>
-              <w:rPr>
-                <w:rFonts w:ascii="Times New Roman" w:hAnsi="Times New Roman"/>
-                <w:color w:val="000000" w:themeColor="text1"/>
-                <w:sz w:val="14"/>
-                <w:szCs w:val="14"/>
-              </w:rPr>
-              <w:t xml:space="preserve"/>
+              <w:spacing w:before="0" w:after="0" w:line="240" w:lineRule="auto"/>
+              <w:rPr>
+                <w:rFonts w:ascii="Times New Roman" w:hAnsi="Times New Roman"/>
+                <w:sz w:val="14"/>
+                <w:szCs w:val="14"/>
+              </w:rPr>
+            </w:pPr>
+            <w:r>
+              <w:rPr>
+                <w:rFonts w:ascii="Times New Roman" w:hAnsi="Times New Roman"/>
+                <w:sz w:val="14"/>
+                <w:szCs w:val="14"/>
+              </w:rPr>
+              <w:t>No growth</w:t>
             </w:r>
           </w:p>
         </w:tc>
@@ -9255,51 +7798,22 @@
             <w:vAlign w:val="center"/>
           </w:tcPr>
           <w:p>
-            <w:r>
-              <w:rPr>
-                <w:rFonts w:ascii="Times New Roman" w:hAnsi="Times New Roman"/>
-                <w:color w:val="000000" w:themeColor="text1"/>
-                <w:sz w:val="14"/>
-                <w:szCs w:val="14"/>
-              </w:rPr>
-              <w:t xml:space="preserve" w:space="preserve">TBD</w:t>
-            </w:r>
-            <w:r>
-              <w:rPr>
-                <w:rFonts w:ascii="Times New Roman" w:hAnsi="Times New Roman" w:hint="eastAsia"/>
-                <w:color w:val="000000" w:themeColor="text1"/>
-                <w:sz w:val="14"/>
-                <w:szCs w:val="14"/>
-                <w:lang w:eastAsia="zh-CN"/>
-              </w:rPr>
-              <w:t/>
-            </w:r>
-            <w:r>
-              <w:rPr>
-                <w:rFonts w:ascii="Times New Roman" w:hAnsi="Times New Roman"/>
-                <w:color w:val="000000" w:themeColor="text1"/>
-                <w:sz w:val="14"/>
-                <w:szCs w:val="14"/>
-              </w:rPr>
-              <w:t/>
-            </w:r>
-            <w:r>
-              <w:rPr>
-                <w:rFonts w:ascii="Times New Roman" w:hAnsi="Times New Roman"/>
-                <w:color w:val="000000" w:themeColor="text1"/>
-                <w:sz w:val="14"/>
-                <w:szCs w:val="14"/>
-              </w:rPr>
-              <w:t/>
-            </w:r>
-            <w:r>
-              <w:rPr>
-                <w:rFonts w:ascii="Times New Roman" w:hAnsi="Times New Roman"/>
-                <w:color w:val="000000" w:themeColor="text1"/>
-                <w:sz w:val="14"/>
-                <w:szCs w:val="14"/>
-              </w:rPr>
-              <w:t xml:space="preserve"/>
+            <w:pPr>
+              <w:jc w:val="center"/>
+              <w:spacing w:before="0" w:after="0" w:line="240" w:lineRule="auto"/>
+              <w:rPr>
+                <w:rFonts w:ascii="Times New Roman" w:hAnsi="Times New Roman"/>
+                <w:sz w:val="14"/>
+                <w:szCs w:val="14"/>
+              </w:rPr>
+            </w:pPr>
+            <w:r>
+              <w:rPr>
+                <w:rFonts w:ascii="Times New Roman" w:hAnsi="Times New Roman"/>
+                <w:sz w:val="14"/>
+                <w:szCs w:val="14"/>
+              </w:rPr>
+              <w:t>N/A</w:t>
             </w:r>
           </w:p>
         </w:tc>
@@ -9320,51 +7834,22 @@
             <w:vAlign w:val="center"/>
           </w:tcPr>
           <w:p>
-            <w:r>
-              <w:rPr>
-                <w:rFonts w:ascii="Times New Roman" w:hAnsi="Times New Roman"/>
-                <w:color w:val="000000" w:themeColor="text1"/>
-                <w:sz w:val="14"/>
-                <w:szCs w:val="14"/>
-              </w:rPr>
-              <w:t xml:space="preserve" w:space="preserve">TBD</w:t>
-            </w:r>
-            <w:r>
-              <w:rPr>
-                <w:rFonts w:ascii="Times New Roman" w:hAnsi="Times New Roman" w:hint="eastAsia"/>
-                <w:color w:val="000000" w:themeColor="text1"/>
-                <w:sz w:val="14"/>
-                <w:szCs w:val="14"/>
-                <w:lang w:eastAsia="zh-CN"/>
-              </w:rPr>
-              <w:t/>
-            </w:r>
-            <w:r>
-              <w:rPr>
-                <w:rFonts w:ascii="Times New Roman" w:hAnsi="Times New Roman"/>
-                <w:color w:val="000000" w:themeColor="text1"/>
-                <w:sz w:val="14"/>
-                <w:szCs w:val="14"/>
-              </w:rPr>
-              <w:t/>
-            </w:r>
-            <w:r>
-              <w:rPr>
-                <w:rFonts w:ascii="Times New Roman" w:hAnsi="Times New Roman"/>
-                <w:color w:val="000000" w:themeColor="text1"/>
-                <w:sz w:val="14"/>
-                <w:szCs w:val="14"/>
-              </w:rPr>
-              <w:t/>
-            </w:r>
-            <w:r>
-              <w:rPr>
-                <w:rFonts w:ascii="Times New Roman" w:hAnsi="Times New Roman"/>
-                <w:color w:val="000000" w:themeColor="text1"/>
-                <w:sz w:val="14"/>
-                <w:szCs w:val="14"/>
-              </w:rPr>
-              <w:t xml:space="preserve"/>
+            <w:pPr>
+              <w:jc w:val="center"/>
+              <w:spacing w:before="0" w:after="0" w:line="240" w:lineRule="auto"/>
+              <w:rPr>
+                <w:rFonts w:ascii="Times New Roman" w:hAnsi="Times New Roman"/>
+                <w:sz w:val="14"/>
+                <w:szCs w:val="14"/>
+              </w:rPr>
+            </w:pPr>
+            <w:r>
+              <w:rPr>
+                <w:rFonts w:ascii="Times New Roman" w:hAnsi="Times New Roman"/>
+                <w:sz w:val="14"/>
+                <w:szCs w:val="14"/>
+              </w:rPr>
+              <w:t>N/A</w:t>
             </w:r>
           </w:p>
         </w:tc>
@@ -9388,21 +7873,20 @@
           <w:p>
             <w:pPr>
               <w:jc w:val="center"/>
-              <w:rPr>
-                <w:rFonts w:ascii="Times New Roman" w:hAnsi="Times New Roman"/>
-                <w:color w:val="000000" w:themeColor="text1"/>
-                <w:sz w:val="14"/>
-                <w:szCs w:val="14"/>
-              </w:rPr>
-            </w:pPr>
-            <w:r>
-              <w:rPr>
-                <w:rFonts w:ascii="Times New Roman" w:hAnsi="Times New Roman"/>
-                <w:color w:val="000000" w:themeColor="text1"/>
-                <w:sz w:val="14"/>
-                <w:szCs w:val="14"/>
-              </w:rPr>
-              <w:t xml:space="preserve"> None</w:t>
+              <w:spacing w:before="0" w:after="0" w:line="240" w:lineRule="auto"/>
+              <w:rPr>
+                <w:rFonts w:ascii="Times New Roman" w:hAnsi="Times New Roman"/>
+                <w:sz w:val="14"/>
+                <w:szCs w:val="14"/>
+              </w:rPr>
+            </w:pPr>
+            <w:r>
+              <w:rPr>
+                <w:rFonts w:ascii="Times New Roman" w:hAnsi="Times New Roman"/>
+                <w:sz w:val="14"/>
+                <w:szCs w:val="14"/>
+              </w:rPr>
+              <w:t>None</w:t>
             </w:r>
           </w:p>
         </w:tc>
@@ -9492,7 +7976,7 @@
                 <w:sz w:val="14"/>
                 <w:szCs w:val="14"/>
               </w:rPr>
-              <w:t xml:space="preserve">Weekly</w:t>
+              <w:t>Weekly</w:t>
             </w:r>
           </w:p>
         </w:tc>
@@ -9509,19 +7993,19 @@
           </w:tcPr>
           <w:p>
             <w:pPr>
-              <w:spacing w:before="0" w:after="0"/>
-              <w:jc w:val="center"/>
-              <w:rPr>
-                <w:rFonts w:ascii="Times New Roman" w:hAnsi="Times New Roman"/>
-                <w:color w:val="000000" w:themeColor="text1"/>
-                <w:sz w:val="14"/>
-                <w:szCs w:val="14"/>
-              </w:rPr>
-            </w:pPr>
-            <w:r>
-              <w:rPr>
-                <w:rFonts w:ascii="Times New Roman" w:hAnsi="Times New Roman"/>
-                <w:sz w:val="14"/>
+              <w:jc w:val="center"/>
+              <w:spacing w:before="0" w:after="0" w:line="240" w:lineRule="auto"/>
+              <w:rPr>
+                <w:rFonts w:ascii="Times New Roman" w:hAnsi="Times New Roman"/>
+                <w:sz w:val="14"/>
+                <w:szCs w:val="14"/>
+              </w:rPr>
+            </w:pPr>
+            <w:r>
+              <w:rPr>
+                <w:rFonts w:ascii="Times New Roman" w:hAnsi="Times New Roman"/>
+                <w:sz w:val="14"/>
+                <w:szCs w:val="14"/>
               </w:rPr>
               <w:t>04Sep26</w:t>
             </w:r>
@@ -9540,15 +8024,21 @@
           </w:tcPr>
           <w:p>
             <w:pPr>
-              <w:spacing w:before="0" w:after="0"/>
-              <w:jc w:val="center"/>
-            </w:pPr>
-            <w:r>
-              <w:rPr>
-                <w:rFonts w:ascii="Times New Roman" w:hAnsi="Times New Roman"/>
-                <w:sz w:val="14"/>
-              </w:rPr>
-              <w:t>TBD</w:t>
+              <w:jc w:val="center"/>
+              <w:spacing w:before="0" w:after="0" w:line="240" w:lineRule="auto"/>
+              <w:rPr>
+                <w:rFonts w:ascii="Times New Roman" w:hAnsi="Times New Roman"/>
+                <w:sz w:val="14"/>
+                <w:szCs w:val="14"/>
+              </w:rPr>
+            </w:pPr>
+            <w:r>
+              <w:rPr>
+                <w:rFonts w:ascii="Times New Roman" w:hAnsi="Times New Roman"/>
+                <w:sz w:val="14"/>
+                <w:szCs w:val="14"/>
+              </w:rPr>
+              <w:t>ISS</w:t>
             </w:r>
           </w:p>
         </w:tc>
@@ -9567,15 +8057,20 @@
           <w:p>
             <w:pPr>
               <w:jc w:val="center"/>
-            </w:pPr>
-            <w:r>
-              <w:rPr>
-                <w:rFonts w:ascii="Times New Roman" w:hAnsi="Times New Roman"/>
-                <w:color w:val="000000" w:themeColor="text1"/>
-                <w:sz w:val="14"/>
-                <w:szCs w:val="14"/>
-              </w:rPr>
-              <w:t xml:space="preserve">Week of Testing</w:t>
+              <w:spacing w:before="0" w:after="0" w:line="240" w:lineRule="auto"/>
+              <w:rPr>
+                <w:rFonts w:ascii="Times New Roman" w:hAnsi="Times New Roman"/>
+                <w:sz w:val="14"/>
+                <w:szCs w:val="14"/>
+              </w:rPr>
+            </w:pPr>
+            <w:r>
+              <w:rPr>
+                <w:rFonts w:ascii="Times New Roman" w:hAnsi="Times New Roman"/>
+                <w:sz w:val="14"/>
+                <w:szCs w:val="14"/>
+              </w:rPr>
+              <w:t>Week of Testing</w:t>
             </w:r>
           </w:p>
         </w:tc>
@@ -9592,20 +8087,21 @@
           </w:tcPr>
           <w:p>
             <w:pPr>
-              <w:spacing w:before="0" w:after="0"/>
-              <w:jc w:val="center"/>
-              <w:rPr>
-                <w:rFonts w:ascii="Times New Roman" w:hAnsi="Times New Roman"/>
-                <w:sz w:val="14"/>
-                <w:szCs w:val="14"/>
-              </w:rPr>
-            </w:pPr>
-            <w:r>
-              <w:rPr>
-                <w:rFonts w:ascii="Times New Roman" w:hAnsi="Times New Roman"/>
-                <w:sz w:val="14"/>
-              </w:rPr>
-              <w:t>TBD</w:t>
+              <w:jc w:val="center"/>
+              <w:spacing w:before="0" w:after="0" w:line="240" w:lineRule="auto"/>
+              <w:rPr>
+                <w:rFonts w:ascii="Times New Roman" w:hAnsi="Times New Roman"/>
+                <w:sz w:val="14"/>
+                <w:szCs w:val="14"/>
+              </w:rPr>
+            </w:pPr>
+            <w:r>
+              <w:rPr>
+                <w:rFonts w:ascii="Times New Roman" w:hAnsi="Times New Roman"/>
+                <w:sz w:val="14"/>
+                <w:szCs w:val="14"/>
+              </w:rPr>
+              <w:t>2 CFU (ISO 8 114)</w:t>
             </w:r>
           </w:p>
         </w:tc>
@@ -9622,21 +8118,26 @@
           </w:tcPr>
           <w:p>
             <w:pPr>
-              <w:spacing w:before="0" w:after="0"/>
-              <w:jc w:val="center"/>
-              <w:rPr>
-                <w:rFonts w:ascii="Times New Roman" w:hAnsi="Times New Roman"/>
-                <w:sz w:val="14"/>
-                <w:szCs w:val="14"/>
-              </w:rPr>
-            </w:pPr>
-            <w:r>
-              <w:rPr>
-                <w:rFonts w:ascii="Times New Roman" w:hAnsi="Times New Roman"/>
-                <w:sz w:val="14"/>
-              </w:rPr>
-              <w:t>TBD</w:t>
-            </w:r>
+              <w:jc w:val="center"/>
+              <w:spacing w:before="0" w:after="0" w:line="240" w:lineRule="auto"/>
+              <w:rPr>
+                <w:rFonts w:ascii="Times New Roman" w:hAnsi="Times New Roman"/>
+                <w:sz w:val="14"/>
+                <w:szCs w:val="14"/>
+              </w:rPr>
+            </w:pPr>
+            <w:hyperlink r:id="rId9" w:history="1">
+              <w:r>
+                <w:rPr>
+                  <w:rFonts w:ascii="Times New Roman" w:hAnsi="Times New Roman"/>
+                  <w:color w:val="0000FF"/>
+                  <w:sz w:val="14"/>
+                  <w:szCs w:val="14"/>
+                  <w:u w:val="single"/>
+                </w:rPr>
+                <w:t>ETX-260914-0487</w:t>
+              </w:r>
+            </w:hyperlink>
           </w:p>
         </w:tc>
         <w:tc>
@@ -9653,20 +8154,55 @@
           </w:tcPr>
           <w:p>
             <w:pPr>
-              <w:spacing w:before="0" w:after="0"/>
-              <w:jc w:val="center"/>
-              <w:rPr>
-                <w:rFonts w:ascii="Times New Roman" w:hAnsi="Times New Roman"/>
-                <w:sz w:val="14"/>
-                <w:szCs w:val="14"/>
-              </w:rPr>
-            </w:pPr>
-            <w:r>
-              <w:rPr>
-                <w:rFonts w:ascii="Times New Roman" w:hAnsi="Times New Roman"/>
-                <w:sz w:val="14"/>
-              </w:rPr>
-              <w:t>TBD</w:t>
+              <w:jc w:val="center"/>
+              <w:spacing w:before="0" w:after="0" w:line="240" w:lineRule="auto"/>
+              <w:rPr>
+                <w:rFonts w:ascii="Times New Roman" w:hAnsi="Times New Roman"/>
+                <w:sz w:val="13"/>
+                <w:szCs w:val="13"/>
+              </w:rPr>
+            </w:pPr>
+            <w:r>
+              <w:rPr>
+                <w:rFonts w:ascii="Times New Roman" w:hAnsi="Times New Roman"/>
+                <w:i/>
+                <w:iCs/>
+                <w:sz w:val="13"/>
+                <w:szCs w:val="13"/>
+              </w:rPr>
+              <w:t>Corynebacterium ureicelerivorans</w:t>
+            </w:r>
+          </w:p>
+          <w:p>
+            <w:pPr>
+              <w:jc w:val="center"/>
+              <w:spacing w:before="0" w:after="0" w:line="180" w:lineRule="auto"/>
+              <w:rPr>
+                <w:rFonts w:ascii="Times New Roman" w:hAnsi="Times New Roman"/>
+                <w:sz w:val="13"/>
+                <w:szCs w:val="13"/>
+              </w:rPr>
+            </w:pPr>
+          </w:p>
+          <w:p>
+            <w:pPr>
+              <w:jc w:val="center"/>
+              <w:spacing w:before="0" w:after="0" w:line="240" w:lineRule="auto"/>
+              <w:rPr>
+                <w:rFonts w:ascii="Times New Roman" w:hAnsi="Times New Roman"/>
+                <w:sz w:val="13"/>
+                <w:szCs w:val="13"/>
+              </w:rPr>
+            </w:pPr>
+            <w:r>
+              <w:rPr>
+                <w:rFonts w:ascii="Times New Roman" w:hAnsi="Times New Roman"/>
+                <w:i/>
+                <w:iCs/>
+                <w:sz w:val="13"/>
+                <w:szCs w:val="13"/>
+              </w:rPr>
+              <w:t>Mycobacterium grossiae</w:t>
             </w:r>
           </w:p>
         </w:tc>
@@ -9684,19 +8220,20 @@
           <w:p>
             <w:pPr>
               <w:jc w:val="center"/>
-              <w:rPr>
-                <w:rFonts w:ascii="Times New Roman" w:hAnsi="Times New Roman"/>
-                <w:sz w:val="14"/>
-                <w:szCs w:val="14"/>
-              </w:rPr>
-            </w:pPr>
-            <w:r>
-              <w:rPr>
-                <w:rFonts w:ascii="Times New Roman" w:hAnsi="Times New Roman"/>
-                <w:sz w:val="14"/>
-                <w:szCs w:val="14"/>
-              </w:rPr>
-              <w:t xml:space="preserve">None </w:t>
+              <w:spacing w:before="0" w:after="0" w:line="240" w:lineRule="auto"/>
+              <w:rPr>
+                <w:rFonts w:ascii="Times New Roman" w:hAnsi="Times New Roman"/>
+                <w:sz w:val="14"/>
+                <w:szCs w:val="14"/>
+              </w:rPr>
+            </w:pPr>
+            <w:r>
+              <w:rPr>
+                <w:rFonts w:ascii="Times New Roman" w:hAnsi="Times New Roman"/>
+                <w:sz w:val="14"/>
+                <w:szCs w:val="14"/>
+              </w:rPr>
+              <w:t>None</w:t>
             </w:r>
           </w:p>
         </w:tc>
@@ -9786,7 +8323,7 @@
                 <w:sz w:val="14"/>
                 <w:szCs w:val="14"/>
               </w:rPr>
-              <w:t xml:space="preserve">Weekly</w:t>
+              <w:t>Weekly</w:t>
             </w:r>
           </w:p>
         </w:tc>
@@ -9803,19 +8340,19 @@
           </w:tcPr>
           <w:p>
             <w:pPr>
-              <w:spacing w:before="0" w:after="0"/>
-              <w:jc w:val="center"/>
-              <w:rPr>
-                <w:rFonts w:ascii="Times New Roman" w:hAnsi="Times New Roman"/>
-                <w:color w:val="000000" w:themeColor="text1"/>
-                <w:sz w:val="14"/>
-                <w:szCs w:val="14"/>
-              </w:rPr>
-            </w:pPr>
-            <w:r>
-              <w:rPr>
-                <w:rFonts w:ascii="Times New Roman" w:hAnsi="Times New Roman"/>
-                <w:sz w:val="14"/>
+              <w:jc w:val="center"/>
+              <w:spacing w:before="0" w:after="0" w:line="240" w:lineRule="auto"/>
+              <w:rPr>
+                <w:rFonts w:ascii="Times New Roman" w:hAnsi="Times New Roman"/>
+                <w:sz w:val="14"/>
+                <w:szCs w:val="14"/>
+              </w:rPr>
+            </w:pPr>
+            <w:r>
+              <w:rPr>
+                <w:rFonts w:ascii="Times New Roman" w:hAnsi="Times New Roman"/>
+                <w:sz w:val="14"/>
+                <w:szCs w:val="14"/>
               </w:rPr>
               <w:t>04Sep26</w:t>
             </w:r>
@@ -9834,13 +8371,19 @@
           </w:tcPr>
           <w:p>
             <w:pPr>
-              <w:spacing w:before="0" w:after="0"/>
-              <w:jc w:val="center"/>
-            </w:pPr>
-            <w:r>
-              <w:rPr>
-                <w:rFonts w:ascii="Times New Roman" w:hAnsi="Times New Roman"/>
-                <w:sz w:val="14"/>
+              <w:jc w:val="center"/>
+              <w:spacing w:before="0" w:after="0" w:line="240" w:lineRule="auto"/>
+              <w:rPr>
+                <w:rFonts w:ascii="Times New Roman" w:hAnsi="Times New Roman"/>
+                <w:sz w:val="14"/>
+                <w:szCs w:val="14"/>
+              </w:rPr>
+            </w:pPr>
+            <w:r>
+              <w:rPr>
+                <w:rFonts w:ascii="Times New Roman" w:hAnsi="Times New Roman"/>
+                <w:sz w:val="14"/>
+                <w:szCs w:val="14"/>
               </w:rPr>
               <w:t>ISS</w:t>
             </w:r>
@@ -9861,15 +8404,20 @@
           <w:p>
             <w:pPr>
               <w:jc w:val="center"/>
-            </w:pPr>
-            <w:r>
-              <w:rPr>
-                <w:rFonts w:ascii="Times New Roman" w:hAnsi="Times New Roman"/>
-                <w:color w:val="000000" w:themeColor="text1"/>
-                <w:sz w:val="14"/>
-                <w:szCs w:val="14"/>
-              </w:rPr>
-              <w:t xml:space="preserve">Week of Testing</w:t>
+              <w:spacing w:before="0" w:after="0" w:line="240" w:lineRule="auto"/>
+              <w:rPr>
+                <w:rFonts w:ascii="Times New Roman" w:hAnsi="Times New Roman"/>
+                <w:sz w:val="14"/>
+                <w:szCs w:val="14"/>
+              </w:rPr>
+            </w:pPr>
+            <w:r>
+              <w:rPr>
+                <w:rFonts w:ascii="Times New Roman" w:hAnsi="Times New Roman"/>
+                <w:sz w:val="14"/>
+                <w:szCs w:val="14"/>
+              </w:rPr>
+              <w:t>Week of Testing</w:t>
             </w:r>
           </w:p>
         </w:tc>
@@ -9886,18 +8434,19 @@
           </w:tcPr>
           <w:p>
             <w:pPr>
-              <w:spacing w:before="0" w:after="0"/>
-              <w:jc w:val="center"/>
-              <w:rPr>
-                <w:rFonts w:ascii="Times New Roman" w:hAnsi="Times New Roman"/>
-                <w:sz w:val="14"/>
-                <w:szCs w:val="14"/>
-              </w:rPr>
-            </w:pPr>
-            <w:r>
-              <w:rPr>
-                <w:rFonts w:ascii="Times New Roman" w:hAnsi="Times New Roman"/>
-                <w:sz w:val="14"/>
+              <w:jc w:val="center"/>
+              <w:spacing w:before="0" w:after="0" w:line="240" w:lineRule="auto"/>
+              <w:rPr>
+                <w:rFonts w:ascii="Times New Roman" w:hAnsi="Times New Roman"/>
+                <w:sz w:val="14"/>
+                <w:szCs w:val="14"/>
+              </w:rPr>
+            </w:pPr>
+            <w:r>
+              <w:rPr>
+                <w:rFonts w:ascii="Times New Roman" w:hAnsi="Times New Roman"/>
+                <w:sz w:val="14"/>
+                <w:szCs w:val="14"/>
               </w:rPr>
               <w:t>No growth</w:t>
             </w:r>
@@ -9916,18 +8465,19 @@
           </w:tcPr>
           <w:p>
             <w:pPr>
-              <w:spacing w:before="0" w:after="0"/>
-              <w:jc w:val="center"/>
-              <w:rPr>
-                <w:rFonts w:ascii="Times New Roman" w:hAnsi="Times New Roman"/>
-                <w:sz w:val="14"/>
-                <w:szCs w:val="14"/>
-              </w:rPr>
-            </w:pPr>
-            <w:r>
-              <w:rPr>
-                <w:rFonts w:ascii="Times New Roman" w:hAnsi="Times New Roman"/>
-                <w:sz w:val="14"/>
+              <w:jc w:val="center"/>
+              <w:spacing w:before="0" w:after="0" w:line="240" w:lineRule="auto"/>
+              <w:rPr>
+                <w:rFonts w:ascii="Times New Roman" w:hAnsi="Times New Roman"/>
+                <w:sz w:val="14"/>
+                <w:szCs w:val="14"/>
+              </w:rPr>
+            </w:pPr>
+            <w:r>
+              <w:rPr>
+                <w:rFonts w:ascii="Times New Roman" w:hAnsi="Times New Roman"/>
+                <w:sz w:val="14"/>
+                <w:szCs w:val="14"/>
               </w:rPr>
               <w:t>N/A</w:t>
             </w:r>
@@ -9947,18 +8497,19 @@
           </w:tcPr>
           <w:p>
             <w:pPr>
-              <w:spacing w:before="0" w:after="0"/>
-              <w:jc w:val="center"/>
-              <w:rPr>
-                <w:rFonts w:ascii="Times New Roman" w:hAnsi="Times New Roman"/>
-                <w:sz w:val="14"/>
-                <w:szCs w:val="14"/>
-              </w:rPr>
-            </w:pPr>
-            <w:r>
-              <w:rPr>
-                <w:rFonts w:ascii="Times New Roman" w:hAnsi="Times New Roman"/>
-                <w:sz w:val="14"/>
+              <w:jc w:val="center"/>
+              <w:spacing w:before="0" w:after="0" w:line="240" w:lineRule="auto"/>
+              <w:rPr>
+                <w:rFonts w:ascii="Times New Roman" w:hAnsi="Times New Roman"/>
+                <w:sz w:val="14"/>
+                <w:szCs w:val="14"/>
+              </w:rPr>
+            </w:pPr>
+            <w:r>
+              <w:rPr>
+                <w:rFonts w:ascii="Times New Roman" w:hAnsi="Times New Roman"/>
+                <w:sz w:val="14"/>
+                <w:szCs w:val="14"/>
               </w:rPr>
               <w:t>N/A</w:t>
             </w:r>
@@ -9978,6 +8529,7 @@
           <w:p>
             <w:pPr>
               <w:jc w:val="center"/>
+              <w:spacing w:before="0" w:after="0" w:line="240" w:lineRule="auto"/>
               <w:rPr>
                 <w:rFonts w:ascii="Times New Roman" w:hAnsi="Times New Roman"/>
                 <w:sz w:val="14"/>

--- a/scratch/Celsis table OOS-262017.docx
+++ b/scratch/Celsis table OOS-262017.docx
@@ -2739,7 +2739,7 @@
                 <w:sz w:val="14"/>
                 <w:szCs w:val="14"/>
               </w:rPr>
-              <w:t>ES</w:t>
+              <w:t>GS</w:t>
             </w:r>
           </w:p>
         </w:tc>
@@ -3708,7 +3708,7 @@
                 <w:sz w:val="14"/>
                 <w:szCs w:val="14"/>
               </w:rPr>
-              <w:t>ES</w:t>
+              <w:t>GS</w:t>
             </w:r>
           </w:p>
         </w:tc>

--- a/scratch/Celsis table OOS-262017.docx
+++ b/scratch/Celsis table OOS-262017.docx
@@ -4155,20 +4155,31 @@
           <w:p>
             <w:pPr>
               <w:jc w:val="center"/>
-              <w:spacing w:before="0" w:after="0" w:line="240" w:lineRule="auto"/>
-              <w:rPr>
-                <w:rFonts w:ascii="Times New Roman" w:hAnsi="Times New Roman"/>
-                <w:sz w:val="14"/>
-                <w:szCs w:val="14"/>
-              </w:rPr>
-            </w:pPr>
-            <w:r>
-              <w:rPr>
-                <w:rFonts w:ascii="Times New Roman" w:hAnsi="Times New Roman"/>
-                <w:sz w:val="14"/>
-                <w:szCs w:val="14"/>
-              </w:rPr>
-              <w:t>Pending ID</w:t>
+              <w:spacing w:before="0" w:after="0" w:line="220" w:lineRule="auto"/>
+              <w:rPr>
+                <w:rFonts w:ascii="Times New Roman" w:hAnsi="Times New Roman"/>
+                <w:sz w:val="13"/>
+                <w:szCs w:val="13"/>
+              </w:rPr>
+            </w:pPr>
+            <w:r>
+              <w:rPr>
+                <w:rFonts w:ascii="Times New Roman" w:hAnsi="Times New Roman"/>
+                <w:sz w:val="13"/>
+                <w:szCs w:val="13"/>
+              </w:rPr>
+              <w:t>3 Gram (+) cocci</w:t>
+            </w:r>
+            <w:r>
+              <w:br/>
+            </w:r>
+            <w:r>
+              <w:rPr>
+                <w:rFonts w:ascii="Times New Roman" w:hAnsi="Times New Roman"/>
+                <w:sz w:val="13"/>
+                <w:szCs w:val="13"/>
+              </w:rPr>
+              <w:t>1 Hyphae</w:t>
             </w:r>
           </w:p>
         </w:tc>

--- a/scratch/Celsis table OOS-262017.docx
+++ b/scratch/Celsis table OOS-262017.docx
@@ -4130,14 +4130,18 @@
                 <w:szCs w:val="14"/>
               </w:rPr>
             </w:pPr>
-            <w:r>
-              <w:rPr>
-                <w:rFonts w:ascii="Times New Roman" w:hAnsi="Times New Roman"/>
-                <w:sz w:val="14"/>
-                <w:szCs w:val="14"/>
-              </w:rPr>
-              <w:t>ETX-260901-0112</w:t>
-            </w:r>
+            <w:hyperlink r:id="rId9" w:history="1">
+              <w:r>
+                <w:rPr>
+                  <w:rFonts w:ascii="Times New Roman" w:hAnsi="Times New Roman"/>
+                  <w:color w:val="0000FF"/>
+                  <w:sz w:val="14"/>
+                  <w:szCs w:val="14"/>
+                  <w:u w:val="single"/>
+                </w:rPr>
+                <w:t>ETX-260901-0112</w:t>
+              </w:r>
+            </w:hyperlink>
           </w:p>
         </w:tc>
         <w:tc>
@@ -8137,7 +8141,7 @@
                 <w:szCs w:val="14"/>
               </w:rPr>
             </w:pPr>
-            <w:hyperlink r:id="rId9" w:history="1">
+            <w:hyperlink r:id="rId10" w:history="1">
               <w:r>
                 <w:rPr>
                   <w:rFonts w:ascii="Times New Roman" w:hAnsi="Times New Roman"/>

--- a/scratch/Celsis table OOS-262017.docx
+++ b/scratch/Celsis table OOS-262017.docx
@@ -323,7 +323,6 @@
           <w:p>
             <w:pPr>
               <w:jc w:val="center"/>
-              <w:spacing w:before="0" w:after="0" w:line="240" w:lineRule="auto"/>
               <w:rPr>
                 <w:rFonts w:ascii="Times New Roman" w:hAnsi="Times New Roman"/>
                 <w:sz w:val="14"/>
@@ -348,7 +347,6 @@
           <w:p>
             <w:pPr>
               <w:jc w:val="center"/>
-              <w:spacing w:before="0" w:after="0" w:line="240" w:lineRule="auto"/>
               <w:rPr>
                 <w:rFonts w:ascii="Times New Roman" w:hAnsi="Times New Roman"/>
                 <w:sz w:val="14"/>
@@ -373,7 +371,6 @@
           <w:p>
             <w:pPr>
               <w:jc w:val="center"/>
-              <w:spacing w:before="0" w:after="0" w:line="240" w:lineRule="auto"/>
               <w:rPr>
                 <w:rFonts w:ascii="Times New Roman" w:hAnsi="Times New Roman"/>
                 <w:sz w:val="14"/>
@@ -402,7 +399,6 @@
           <w:p>
             <w:pPr>
               <w:jc w:val="center"/>
-              <w:spacing w:before="0" w:after="0" w:line="240" w:lineRule="auto"/>
               <w:rPr>
                 <w:rFonts w:ascii="Times New Roman" w:hAnsi="Times New Roman"/>
                 <w:sz w:val="14"/>
@@ -431,7 +427,6 @@
           <w:p>
             <w:pPr>
               <w:jc w:val="center"/>
-              <w:spacing w:before="0" w:after="0" w:line="240" w:lineRule="auto"/>
               <w:rPr>
                 <w:rFonts w:ascii="Times New Roman" w:hAnsi="Times New Roman"/>
                 <w:sz w:val="14"/>
@@ -456,13 +451,14 @@
           <w:p>
             <w:pPr>
               <w:jc w:val="center"/>
-              <w:spacing w:before="0" w:after="0" w:line="240" w:lineRule="auto"/>
-              <w:rPr>
-                <w:rFonts w:ascii="Times New Roman" w:hAnsi="Times New Roman"/>
-                <w:sz w:val="14"/>
-                <w:szCs w:val="14"/>
-              </w:rPr>
-            </w:pPr>
+              <w:rPr>
+                <w:rFonts w:ascii="Times New Roman" w:eastAsiaTheme="minorEastAsia" w:hAnsi="Times New Roman" w:hint="eastAsia"/>
+                <w:sz w:val="14"/>
+                <w:szCs w:val="14"/>
+                <w:lang w:eastAsia="zh-CN"/>
+              </w:rPr>
+            </w:pPr>
+            <w:proofErr w:type="spellStart"/>
             <w:r>
               <w:rPr>
                 <w:rFonts w:ascii="Times New Roman" w:hAnsi="Times New Roman"/>
@@ -471,17 +467,31 @@
                 <w:sz w:val="14"/>
                 <w:szCs w:val="14"/>
               </w:rPr>
-              <w:t>Terribacillus goriensis</w:t>
-              <w:br/>
-            </w:r>
-            <w:r>
-              <w:rPr>
-                <w:rFonts w:ascii="Times New Roman" w:hAnsi="Times New Roman"/>
-                <w:sz w:val="14"/>
-                <w:szCs w:val="14"/>
-              </w:rPr>
-              <w:t>(Gram (+) rods)</w:t>
-            </w:r>
+              <w:t>Terribacillus</w:t>
+            </w:r>
+            <w:proofErr w:type="spellEnd"/>
+            <w:r>
+              <w:rPr>
+                <w:rFonts w:ascii="Times New Roman" w:hAnsi="Times New Roman"/>
+                <w:i/>
+                <w:iCs/>
+                <w:sz w:val="14"/>
+                <w:szCs w:val="14"/>
+              </w:rPr>
+              <w:t xml:space="preserve"> </w:t>
+            </w:r>
+            <w:proofErr w:type="spellStart"/>
+            <w:r>
+              <w:rPr>
+                <w:rFonts w:ascii="Times New Roman" w:hAnsi="Times New Roman"/>
+                <w:i/>
+                <w:iCs/>
+                <w:sz w:val="14"/>
+                <w:szCs w:val="14"/>
+              </w:rPr>
+              <w:t>goriensis</w:t>
+            </w:r>
+            <w:proofErr w:type="spellEnd"/>
           </w:p>
         </w:tc>
       </w:tr>
@@ -1024,7 +1034,6 @@
           <w:p>
             <w:pPr>
               <w:jc w:val="center"/>
-              <w:spacing w:before="0" w:after="0" w:line="240" w:lineRule="auto"/>
               <w:rPr>
                 <w:rFonts w:ascii="Times New Roman" w:hAnsi="Times New Roman"/>
                 <w:sz w:val="14"/>
@@ -1061,7 +1070,6 @@
           <w:p>
             <w:pPr>
               <w:jc w:val="center"/>
-              <w:spacing w:before="0" w:after="0" w:line="240" w:lineRule="auto"/>
               <w:rPr>
                 <w:rFonts w:ascii="Times New Roman" w:hAnsi="Times New Roman"/>
                 <w:sz w:val="14"/>
@@ -1097,7 +1105,6 @@
           <w:p>
             <w:pPr>
               <w:jc w:val="center"/>
-              <w:spacing w:before="0" w:after="0" w:line="240" w:lineRule="auto"/>
               <w:rPr>
                 <w:rFonts w:ascii="Times New Roman" w:hAnsi="Times New Roman"/>
                 <w:sz w:val="14"/>
@@ -1134,7 +1141,6 @@
           <w:p>
             <w:pPr>
               <w:jc w:val="center"/>
-              <w:spacing w:before="0" w:after="0" w:line="240" w:lineRule="auto"/>
               <w:rPr>
                 <w:rFonts w:ascii="Times New Roman" w:hAnsi="Times New Roman"/>
                 <w:sz w:val="14"/>
@@ -1170,7 +1176,6 @@
           <w:p>
             <w:pPr>
               <w:jc w:val="center"/>
-              <w:spacing w:before="0" w:after="0" w:line="240" w:lineRule="auto"/>
               <w:rPr>
                 <w:rFonts w:ascii="Times New Roman" w:hAnsi="Times New Roman"/>
                 <w:sz w:val="14"/>
@@ -1206,7 +1211,6 @@
           <w:p>
             <w:pPr>
               <w:jc w:val="center"/>
-              <w:spacing w:before="0" w:after="0" w:line="240" w:lineRule="auto"/>
               <w:rPr>
                 <w:rFonts w:ascii="Times New Roman" w:hAnsi="Times New Roman"/>
                 <w:sz w:val="14"/>
@@ -1243,7 +1247,6 @@
           <w:p>
             <w:pPr>
               <w:jc w:val="center"/>
-              <w:spacing w:before="0" w:after="0" w:line="240" w:lineRule="auto"/>
               <w:rPr>
                 <w:rFonts w:ascii="Times New Roman" w:hAnsi="Times New Roman"/>
                 <w:sz w:val="14"/>
@@ -1347,7 +1350,6 @@
           <w:p>
             <w:pPr>
               <w:jc w:val="center"/>
-              <w:spacing w:before="0" w:after="0" w:line="240" w:lineRule="auto"/>
               <w:rPr>
                 <w:rFonts w:ascii="Times New Roman" w:hAnsi="Times New Roman"/>
                 <w:sz w:val="14"/>
@@ -1384,7 +1386,6 @@
           <w:p>
             <w:pPr>
               <w:jc w:val="center"/>
-              <w:spacing w:before="0" w:after="0" w:line="240" w:lineRule="auto"/>
               <w:rPr>
                 <w:rFonts w:ascii="Times New Roman" w:hAnsi="Times New Roman"/>
                 <w:sz w:val="14"/>
@@ -1420,7 +1421,6 @@
           <w:p>
             <w:pPr>
               <w:jc w:val="center"/>
-              <w:spacing w:before="0" w:after="0" w:line="240" w:lineRule="auto"/>
               <w:rPr>
                 <w:rFonts w:ascii="Times New Roman" w:hAnsi="Times New Roman"/>
                 <w:sz w:val="14"/>
@@ -1457,7 +1457,6 @@
           <w:p>
             <w:pPr>
               <w:jc w:val="center"/>
-              <w:spacing w:before="0" w:after="0" w:line="240" w:lineRule="auto"/>
               <w:rPr>
                 <w:rFonts w:ascii="Times New Roman" w:hAnsi="Times New Roman"/>
                 <w:sz w:val="14"/>
@@ -1493,7 +1492,6 @@
           <w:p>
             <w:pPr>
               <w:jc w:val="center"/>
-              <w:spacing w:before="0" w:after="0" w:line="240" w:lineRule="auto"/>
               <w:rPr>
                 <w:rFonts w:ascii="Times New Roman" w:hAnsi="Times New Roman"/>
                 <w:sz w:val="14"/>
@@ -1529,7 +1527,6 @@
           <w:p>
             <w:pPr>
               <w:jc w:val="center"/>
-              <w:spacing w:before="0" w:after="0" w:line="240" w:lineRule="auto"/>
               <w:rPr>
                 <w:rFonts w:ascii="Times New Roman" w:hAnsi="Times New Roman"/>
                 <w:sz w:val="14"/>
@@ -1566,7 +1563,6 @@
           <w:p>
             <w:pPr>
               <w:jc w:val="center"/>
-              <w:spacing w:before="0" w:after="0" w:line="240" w:lineRule="auto"/>
               <w:rPr>
                 <w:rFonts w:ascii="Times New Roman" w:hAnsi="Times New Roman"/>
                 <w:sz w:val="14"/>
@@ -1670,7 +1666,6 @@
           <w:p>
             <w:pPr>
               <w:jc w:val="center"/>
-              <w:spacing w:before="0" w:after="0" w:line="240" w:lineRule="auto"/>
               <w:rPr>
                 <w:rFonts w:ascii="Times New Roman" w:hAnsi="Times New Roman"/>
                 <w:sz w:val="14"/>
@@ -1707,7 +1702,6 @@
           <w:p>
             <w:pPr>
               <w:jc w:val="center"/>
-              <w:spacing w:before="0" w:after="0" w:line="240" w:lineRule="auto"/>
               <w:rPr>
                 <w:rFonts w:ascii="Times New Roman" w:hAnsi="Times New Roman"/>
                 <w:sz w:val="14"/>
@@ -1743,7 +1737,6 @@
           <w:p>
             <w:pPr>
               <w:jc w:val="center"/>
-              <w:spacing w:before="0" w:after="0" w:line="240" w:lineRule="auto"/>
               <w:rPr>
                 <w:rFonts w:ascii="Times New Roman" w:hAnsi="Times New Roman"/>
                 <w:sz w:val="14"/>
@@ -1780,7 +1773,6 @@
           <w:p>
             <w:pPr>
               <w:jc w:val="center"/>
-              <w:spacing w:before="0" w:after="0" w:line="240" w:lineRule="auto"/>
               <w:rPr>
                 <w:rFonts w:ascii="Times New Roman" w:hAnsi="Times New Roman"/>
                 <w:sz w:val="14"/>
@@ -1816,7 +1808,6 @@
           <w:p>
             <w:pPr>
               <w:jc w:val="center"/>
-              <w:spacing w:before="0" w:after="0" w:line="240" w:lineRule="auto"/>
               <w:rPr>
                 <w:rFonts w:ascii="Times New Roman" w:hAnsi="Times New Roman"/>
                 <w:sz w:val="14"/>
@@ -1852,7 +1843,6 @@
           <w:p>
             <w:pPr>
               <w:jc w:val="center"/>
-              <w:spacing w:before="0" w:after="0" w:line="240" w:lineRule="auto"/>
               <w:rPr>
                 <w:rFonts w:ascii="Times New Roman" w:hAnsi="Times New Roman"/>
                 <w:sz w:val="14"/>
@@ -1889,7 +1879,6 @@
           <w:p>
             <w:pPr>
               <w:jc w:val="center"/>
-              <w:spacing w:before="0" w:after="0" w:line="240" w:lineRule="auto"/>
               <w:rPr>
                 <w:rFonts w:ascii="Times New Roman" w:hAnsi="Times New Roman"/>
                 <w:sz w:val="14"/>
@@ -2029,7 +2018,6 @@
           <w:p>
             <w:pPr>
               <w:jc w:val="center"/>
-              <w:spacing w:before="0" w:after="0" w:line="240" w:lineRule="auto"/>
               <w:rPr>
                 <w:rFonts w:ascii="Times New Roman" w:hAnsi="Times New Roman"/>
                 <w:sz w:val="14"/>
@@ -2066,7 +2054,6 @@
           <w:p>
             <w:pPr>
               <w:jc w:val="center"/>
-              <w:spacing w:before="0" w:after="0" w:line="240" w:lineRule="auto"/>
               <w:rPr>
                 <w:rFonts w:ascii="Times New Roman" w:hAnsi="Times New Roman"/>
                 <w:sz w:val="14"/>
@@ -2102,7 +2089,6 @@
           <w:p>
             <w:pPr>
               <w:jc w:val="center"/>
-              <w:spacing w:before="0" w:after="0" w:line="240" w:lineRule="auto"/>
               <w:rPr>
                 <w:rFonts w:ascii="Times New Roman" w:hAnsi="Times New Roman"/>
                 <w:sz w:val="14"/>
@@ -2139,7 +2125,6 @@
           <w:p>
             <w:pPr>
               <w:jc w:val="center"/>
-              <w:spacing w:before="0" w:after="0" w:line="240" w:lineRule="auto"/>
               <w:rPr>
                 <w:rFonts w:ascii="Times New Roman" w:hAnsi="Times New Roman"/>
                 <w:sz w:val="14"/>
@@ -2175,7 +2160,6 @@
           <w:p>
             <w:pPr>
               <w:jc w:val="center"/>
-              <w:spacing w:before="0" w:after="0" w:line="240" w:lineRule="auto"/>
               <w:rPr>
                 <w:rFonts w:ascii="Times New Roman" w:hAnsi="Times New Roman"/>
                 <w:sz w:val="14"/>
@@ -2211,7 +2195,6 @@
           <w:p>
             <w:pPr>
               <w:jc w:val="center"/>
-              <w:spacing w:before="0" w:after="0" w:line="240" w:lineRule="auto"/>
               <w:rPr>
                 <w:rFonts w:ascii="Times New Roman" w:hAnsi="Times New Roman"/>
                 <w:sz w:val="14"/>
@@ -2248,7 +2231,6 @@
           <w:p>
             <w:pPr>
               <w:jc w:val="center"/>
-              <w:spacing w:before="0" w:after="0" w:line="240" w:lineRule="auto"/>
               <w:rPr>
                 <w:rFonts w:ascii="Times New Roman" w:hAnsi="Times New Roman"/>
                 <w:sz w:val="14"/>
@@ -2366,7 +2348,6 @@
           <w:p>
             <w:pPr>
               <w:jc w:val="center"/>
-              <w:spacing w:before="0" w:after="0" w:line="240" w:lineRule="auto"/>
               <w:rPr>
                 <w:rFonts w:ascii="Times New Roman" w:hAnsi="Times New Roman"/>
                 <w:sz w:val="14"/>
@@ -2403,7 +2384,6 @@
           <w:p>
             <w:pPr>
               <w:jc w:val="center"/>
-              <w:spacing w:before="0" w:after="0" w:line="240" w:lineRule="auto"/>
               <w:rPr>
                 <w:rFonts w:ascii="Times New Roman" w:hAnsi="Times New Roman"/>
                 <w:sz w:val="14"/>
@@ -2439,7 +2419,6 @@
           <w:p>
             <w:pPr>
               <w:jc w:val="center"/>
-              <w:spacing w:before="0" w:after="0" w:line="240" w:lineRule="auto"/>
               <w:rPr>
                 <w:rFonts w:ascii="Times New Roman" w:hAnsi="Times New Roman"/>
                 <w:sz w:val="14"/>
@@ -2476,7 +2455,6 @@
           <w:p>
             <w:pPr>
               <w:jc w:val="center"/>
-              <w:spacing w:before="0" w:after="0" w:line="240" w:lineRule="auto"/>
               <w:rPr>
                 <w:rFonts w:ascii="Times New Roman" w:hAnsi="Times New Roman"/>
                 <w:sz w:val="14"/>
@@ -2512,7 +2490,6 @@
           <w:p>
             <w:pPr>
               <w:jc w:val="center"/>
-              <w:spacing w:before="0" w:after="0" w:line="240" w:lineRule="auto"/>
               <w:rPr>
                 <w:rFonts w:ascii="Times New Roman" w:hAnsi="Times New Roman"/>
                 <w:sz w:val="14"/>
@@ -2548,7 +2525,6 @@
           <w:p>
             <w:pPr>
               <w:jc w:val="center"/>
-              <w:spacing w:before="0" w:after="0" w:line="240" w:lineRule="auto"/>
               <w:rPr>
                 <w:rFonts w:ascii="Times New Roman" w:hAnsi="Times New Roman"/>
                 <w:sz w:val="14"/>
@@ -2585,7 +2561,6 @@
           <w:p>
             <w:pPr>
               <w:jc w:val="center"/>
-              <w:spacing w:before="0" w:after="0" w:line="240" w:lineRule="auto"/>
               <w:rPr>
                 <w:rFonts w:ascii="Times New Roman" w:hAnsi="Times New Roman"/>
                 <w:sz w:val="14"/>
@@ -2689,7 +2664,6 @@
           <w:p>
             <w:pPr>
               <w:jc w:val="center"/>
-              <w:spacing w:before="0" w:after="0" w:line="240" w:lineRule="auto"/>
               <w:rPr>
                 <w:rFonts w:ascii="Times New Roman" w:hAnsi="Times New Roman"/>
                 <w:sz w:val="14"/>
@@ -2726,7 +2700,6 @@
           <w:p>
             <w:pPr>
               <w:jc w:val="center"/>
-              <w:spacing w:before="0" w:after="0" w:line="240" w:lineRule="auto"/>
               <w:rPr>
                 <w:rFonts w:ascii="Times New Roman" w:hAnsi="Times New Roman"/>
                 <w:sz w:val="14"/>
@@ -2762,7 +2735,6 @@
           <w:p>
             <w:pPr>
               <w:jc w:val="center"/>
-              <w:spacing w:before="0" w:after="0" w:line="240" w:lineRule="auto"/>
               <w:rPr>
                 <w:rFonts w:ascii="Times New Roman" w:hAnsi="Times New Roman"/>
                 <w:sz w:val="14"/>
@@ -2799,7 +2771,6 @@
           <w:p>
             <w:pPr>
               <w:jc w:val="center"/>
-              <w:spacing w:before="0" w:after="0" w:line="240" w:lineRule="auto"/>
               <w:rPr>
                 <w:rFonts w:ascii="Times New Roman" w:hAnsi="Times New Roman"/>
                 <w:sz w:val="14"/>
@@ -2835,7 +2806,6 @@
           <w:p>
             <w:pPr>
               <w:jc w:val="center"/>
-              <w:spacing w:before="0" w:after="0" w:line="240" w:lineRule="auto"/>
               <w:rPr>
                 <w:rFonts w:ascii="Times New Roman" w:hAnsi="Times New Roman"/>
                 <w:sz w:val="14"/>
@@ -2871,7 +2841,6 @@
           <w:p>
             <w:pPr>
               <w:jc w:val="center"/>
-              <w:spacing w:before="0" w:after="0" w:line="240" w:lineRule="auto"/>
               <w:rPr>
                 <w:rFonts w:ascii="Times New Roman" w:hAnsi="Times New Roman"/>
                 <w:sz w:val="14"/>
@@ -2908,7 +2877,6 @@
           <w:p>
             <w:pPr>
               <w:jc w:val="center"/>
-              <w:spacing w:before="0" w:after="0" w:line="240" w:lineRule="auto"/>
               <w:rPr>
                 <w:rFonts w:ascii="Times New Roman" w:hAnsi="Times New Roman"/>
                 <w:sz w:val="14"/>
@@ -3012,7 +2980,6 @@
           <w:p>
             <w:pPr>
               <w:jc w:val="center"/>
-              <w:spacing w:before="0" w:after="0" w:line="240" w:lineRule="auto"/>
               <w:rPr>
                 <w:rFonts w:ascii="Times New Roman" w:hAnsi="Times New Roman"/>
                 <w:sz w:val="14"/>
@@ -3049,7 +3016,6 @@
           <w:p>
             <w:pPr>
               <w:jc w:val="center"/>
-              <w:spacing w:before="0" w:after="0" w:line="240" w:lineRule="auto"/>
               <w:rPr>
                 <w:rFonts w:ascii="Times New Roman" w:hAnsi="Times New Roman"/>
                 <w:sz w:val="14"/>
@@ -3085,7 +3051,6 @@
           <w:p>
             <w:pPr>
               <w:jc w:val="center"/>
-              <w:spacing w:before="0" w:after="0" w:line="240" w:lineRule="auto"/>
               <w:rPr>
                 <w:rFonts w:ascii="Times New Roman" w:hAnsi="Times New Roman"/>
                 <w:sz w:val="14"/>
@@ -3122,7 +3087,6 @@
           <w:p>
             <w:pPr>
               <w:jc w:val="center"/>
-              <w:spacing w:before="0" w:after="0" w:line="240" w:lineRule="auto"/>
               <w:rPr>
                 <w:rFonts w:ascii="Times New Roman" w:hAnsi="Times New Roman"/>
                 <w:sz w:val="14"/>
@@ -3158,7 +3122,6 @@
           <w:p>
             <w:pPr>
               <w:jc w:val="center"/>
-              <w:spacing w:before="0" w:after="0" w:line="240" w:lineRule="auto"/>
               <w:rPr>
                 <w:rFonts w:ascii="Times New Roman" w:hAnsi="Times New Roman"/>
                 <w:sz w:val="14"/>
@@ -3194,7 +3157,6 @@
           <w:p>
             <w:pPr>
               <w:jc w:val="center"/>
-              <w:spacing w:before="0" w:after="0" w:line="240" w:lineRule="auto"/>
               <w:rPr>
                 <w:rFonts w:ascii="Times New Roman" w:hAnsi="Times New Roman"/>
                 <w:sz w:val="14"/>
@@ -3231,7 +3193,6 @@
           <w:p>
             <w:pPr>
               <w:jc w:val="center"/>
-              <w:spacing w:before="0" w:after="0" w:line="240" w:lineRule="auto"/>
               <w:rPr>
                 <w:rFonts w:ascii="Times New Roman" w:hAnsi="Times New Roman"/>
                 <w:sz w:val="14"/>
@@ -3335,7 +3296,6 @@
           <w:p>
             <w:pPr>
               <w:jc w:val="center"/>
-              <w:spacing w:before="0" w:after="0" w:line="240" w:lineRule="auto"/>
               <w:rPr>
                 <w:rFonts w:ascii="Times New Roman" w:hAnsi="Times New Roman"/>
                 <w:sz w:val="14"/>
@@ -3372,7 +3332,6 @@
           <w:p>
             <w:pPr>
               <w:jc w:val="center"/>
-              <w:spacing w:before="0" w:after="0" w:line="240" w:lineRule="auto"/>
               <w:rPr>
                 <w:rFonts w:ascii="Times New Roman" w:hAnsi="Times New Roman"/>
                 <w:sz w:val="14"/>
@@ -3408,7 +3367,6 @@
           <w:p>
             <w:pPr>
               <w:jc w:val="center"/>
-              <w:spacing w:before="0" w:after="0" w:line="240" w:lineRule="auto"/>
               <w:rPr>
                 <w:rFonts w:ascii="Times New Roman" w:hAnsi="Times New Roman"/>
                 <w:sz w:val="14"/>
@@ -3445,7 +3403,6 @@
           <w:p>
             <w:pPr>
               <w:jc w:val="center"/>
-              <w:spacing w:before="0" w:after="0" w:line="240" w:lineRule="auto"/>
               <w:rPr>
                 <w:rFonts w:ascii="Times New Roman" w:hAnsi="Times New Roman"/>
                 <w:sz w:val="14"/>
@@ -3481,7 +3438,6 @@
           <w:p>
             <w:pPr>
               <w:jc w:val="center"/>
-              <w:spacing w:before="0" w:after="0" w:line="240" w:lineRule="auto"/>
               <w:rPr>
                 <w:rFonts w:ascii="Times New Roman" w:hAnsi="Times New Roman"/>
                 <w:sz w:val="14"/>
@@ -3517,7 +3473,6 @@
           <w:p>
             <w:pPr>
               <w:jc w:val="center"/>
-              <w:spacing w:before="0" w:after="0" w:line="240" w:lineRule="auto"/>
               <w:rPr>
                 <w:rFonts w:ascii="Times New Roman" w:hAnsi="Times New Roman"/>
                 <w:sz w:val="14"/>
@@ -3554,7 +3509,6 @@
           <w:p>
             <w:pPr>
               <w:jc w:val="center"/>
-              <w:spacing w:before="0" w:after="0" w:line="240" w:lineRule="auto"/>
               <w:rPr>
                 <w:rFonts w:ascii="Times New Roman" w:hAnsi="Times New Roman"/>
                 <w:sz w:val="14"/>
@@ -3658,7 +3612,6 @@
           <w:p>
             <w:pPr>
               <w:jc w:val="center"/>
-              <w:spacing w:before="0" w:after="0" w:line="240" w:lineRule="auto"/>
               <w:rPr>
                 <w:rFonts w:ascii="Times New Roman" w:hAnsi="Times New Roman"/>
                 <w:sz w:val="14"/>
@@ -3695,7 +3648,6 @@
           <w:p>
             <w:pPr>
               <w:jc w:val="center"/>
-              <w:spacing w:before="0" w:after="0" w:line="240" w:lineRule="auto"/>
               <w:rPr>
                 <w:rFonts w:ascii="Times New Roman" w:hAnsi="Times New Roman"/>
                 <w:sz w:val="14"/>
@@ -3731,7 +3683,6 @@
           <w:p>
             <w:pPr>
               <w:jc w:val="center"/>
-              <w:spacing w:before="0" w:after="0" w:line="240" w:lineRule="auto"/>
               <w:rPr>
                 <w:rFonts w:ascii="Times New Roman" w:hAnsi="Times New Roman"/>
                 <w:sz w:val="14"/>
@@ -3768,7 +3719,6 @@
           <w:p>
             <w:pPr>
               <w:jc w:val="center"/>
-              <w:spacing w:before="0" w:after="0" w:line="240" w:lineRule="auto"/>
               <w:rPr>
                 <w:rFonts w:ascii="Times New Roman" w:hAnsi="Times New Roman"/>
                 <w:sz w:val="14"/>
@@ -3804,7 +3754,6 @@
           <w:p>
             <w:pPr>
               <w:jc w:val="center"/>
-              <w:spacing w:before="0" w:after="0" w:line="240" w:lineRule="auto"/>
               <w:rPr>
                 <w:rFonts w:ascii="Times New Roman" w:hAnsi="Times New Roman"/>
                 <w:sz w:val="14"/>
@@ -3840,7 +3789,6 @@
           <w:p>
             <w:pPr>
               <w:jc w:val="center"/>
-              <w:spacing w:before="0" w:after="0" w:line="240" w:lineRule="auto"/>
               <w:rPr>
                 <w:rFonts w:ascii="Times New Roman" w:hAnsi="Times New Roman"/>
                 <w:sz w:val="14"/>
@@ -3877,7 +3825,6 @@
           <w:p>
             <w:pPr>
               <w:jc w:val="center"/>
-              <w:spacing w:before="0" w:after="0" w:line="240" w:lineRule="auto"/>
               <w:rPr>
                 <w:rFonts w:ascii="Times New Roman" w:hAnsi="Times New Roman"/>
                 <w:sz w:val="14"/>
@@ -3998,7 +3945,6 @@
           <w:p>
             <w:pPr>
               <w:jc w:val="center"/>
-              <w:spacing w:before="0" w:after="0" w:line="240" w:lineRule="auto"/>
               <w:rPr>
                 <w:rFonts w:ascii="Times New Roman" w:hAnsi="Times New Roman"/>
                 <w:sz w:val="14"/>
@@ -4029,7 +3975,6 @@
           <w:p>
             <w:pPr>
               <w:jc w:val="center"/>
-              <w:spacing w:before="0" w:after="0" w:line="240" w:lineRule="auto"/>
               <w:rPr>
                 <w:rFonts w:ascii="Times New Roman" w:hAnsi="Times New Roman"/>
                 <w:sz w:val="14"/>
@@ -4061,7 +4006,6 @@
           <w:p>
             <w:pPr>
               <w:jc w:val="center"/>
-              <w:spacing w:before="0" w:after="0" w:line="240" w:lineRule="auto"/>
               <w:rPr>
                 <w:rFonts w:ascii="Times New Roman" w:hAnsi="Times New Roman"/>
                 <w:sz w:val="14"/>
@@ -4092,7 +4036,6 @@
           <w:p>
             <w:pPr>
               <w:jc w:val="center"/>
-              <w:spacing w:before="0" w:after="0" w:line="240" w:lineRule="auto"/>
               <w:rPr>
                 <w:rFonts w:ascii="Times New Roman" w:hAnsi="Times New Roman"/>
                 <w:sz w:val="14"/>
@@ -4123,14 +4066,13 @@
           <w:p>
             <w:pPr>
               <w:jc w:val="center"/>
-              <w:spacing w:before="0" w:after="0" w:line="240" w:lineRule="auto"/>
-              <w:rPr>
-                <w:rFonts w:ascii="Times New Roman" w:hAnsi="Times New Roman"/>
-                <w:sz w:val="14"/>
-                <w:szCs w:val="14"/>
-              </w:rPr>
-            </w:pPr>
-            <w:hyperlink r:id="rId9" w:history="1">
+              <w:rPr>
+                <w:rFonts w:ascii="Times New Roman" w:hAnsi="Times New Roman"/>
+                <w:sz w:val="14"/>
+                <w:szCs w:val="14"/>
+              </w:rPr>
+            </w:pPr>
+            <w:hyperlink r:id="rId7" w:anchor="TestDetails" w:history="1">
               <w:r>
                 <w:rPr>
                   <w:rFonts w:ascii="Times New Roman" w:hAnsi="Times New Roman"/>
@@ -4158,8 +4100,8 @@
           </w:tcPr>
           <w:p>
             <w:pPr>
-              <w:jc w:val="center"/>
-              <w:spacing w:before="0" w:after="0" w:line="220" w:lineRule="auto"/>
+              <w:spacing w:line="220" w:lineRule="auto"/>
+              <w:jc w:val="center"/>
               <w:rPr>
                 <w:rFonts w:ascii="Times New Roman" w:hAnsi="Times New Roman"/>
                 <w:sz w:val="13"/>
@@ -4201,7 +4143,6 @@
           <w:p>
             <w:pPr>
               <w:jc w:val="center"/>
-              <w:spacing w:before="0" w:after="0" w:line="240" w:lineRule="auto"/>
               <w:rPr>
                 <w:rFonts w:ascii="Times New Roman" w:hAnsi="Times New Roman"/>
                 <w:sz w:val="14"/>
@@ -4322,7 +4263,6 @@
           <w:p>
             <w:pPr>
               <w:jc w:val="center"/>
-              <w:spacing w:before="0" w:after="0" w:line="240" w:lineRule="auto"/>
               <w:rPr>
                 <w:rFonts w:ascii="Times New Roman" w:hAnsi="Times New Roman"/>
                 <w:sz w:val="14"/>
@@ -4353,7 +4293,6 @@
           <w:p>
             <w:pPr>
               <w:jc w:val="center"/>
-              <w:spacing w:before="0" w:after="0" w:line="240" w:lineRule="auto"/>
               <w:rPr>
                 <w:rFonts w:ascii="Times New Roman" w:hAnsi="Times New Roman"/>
                 <w:sz w:val="14"/>
@@ -4385,7 +4324,6 @@
           <w:p>
             <w:pPr>
               <w:jc w:val="center"/>
-              <w:spacing w:before="0" w:after="0" w:line="240" w:lineRule="auto"/>
               <w:rPr>
                 <w:rFonts w:ascii="Times New Roman" w:hAnsi="Times New Roman"/>
                 <w:sz w:val="14"/>
@@ -4416,7 +4354,6 @@
           <w:p>
             <w:pPr>
               <w:jc w:val="center"/>
-              <w:spacing w:before="0" w:after="0" w:line="240" w:lineRule="auto"/>
               <w:rPr>
                 <w:rFonts w:ascii="Times New Roman" w:hAnsi="Times New Roman"/>
                 <w:sz w:val="14"/>
@@ -4447,7 +4384,6 @@
           <w:p>
             <w:pPr>
               <w:jc w:val="center"/>
-              <w:spacing w:before="0" w:after="0" w:line="240" w:lineRule="auto"/>
               <w:rPr>
                 <w:rFonts w:ascii="Times New Roman" w:hAnsi="Times New Roman"/>
                 <w:sz w:val="14"/>
@@ -4479,7 +4415,6 @@
           <w:p>
             <w:pPr>
               <w:jc w:val="center"/>
-              <w:spacing w:before="0" w:after="0" w:line="240" w:lineRule="auto"/>
               <w:rPr>
                 <w:rFonts w:ascii="Times New Roman" w:hAnsi="Times New Roman"/>
                 <w:sz w:val="14"/>
@@ -4510,7 +4445,6 @@
           <w:p>
             <w:pPr>
               <w:jc w:val="center"/>
-              <w:spacing w:before="0" w:after="0" w:line="240" w:lineRule="auto"/>
               <w:rPr>
                 <w:rFonts w:ascii="Times New Roman" w:hAnsi="Times New Roman"/>
                 <w:sz w:val="14"/>
@@ -4596,15 +4530,15 @@
         <w:gridCol w:w="990"/>
         <w:gridCol w:w="128"/>
         <w:gridCol w:w="652"/>
-        <w:gridCol w:w="1172"/>
-        <w:gridCol w:w="987"/>
-        <w:gridCol w:w="102"/>
+        <w:gridCol w:w="1165"/>
+        <w:gridCol w:w="974"/>
+        <w:gridCol w:w="100"/>
         <w:gridCol w:w="670"/>
-        <w:gridCol w:w="76"/>
-        <w:gridCol w:w="1337"/>
-        <w:gridCol w:w="1374"/>
-        <w:gridCol w:w="1291"/>
-        <w:gridCol w:w="41"/>
+        <w:gridCol w:w="75"/>
+        <w:gridCol w:w="1322"/>
+        <w:gridCol w:w="1361"/>
+        <w:gridCol w:w="1343"/>
+        <w:gridCol w:w="40"/>
         <w:gridCol w:w="520"/>
       </w:tblGrid>
       <w:tr>
@@ -5035,7 +4969,6 @@
           <w:p>
             <w:pPr>
               <w:jc w:val="center"/>
-              <w:spacing w:before="0" w:after="0" w:line="240" w:lineRule="auto"/>
               <w:rPr>
                 <w:rFonts w:ascii="Times New Roman" w:hAnsi="Times New Roman"/>
                 <w:sz w:val="14"/>
@@ -5072,7 +5005,6 @@
           <w:p>
             <w:pPr>
               <w:jc w:val="center"/>
-              <w:spacing w:before="0" w:after="0" w:line="240" w:lineRule="auto"/>
               <w:rPr>
                 <w:rFonts w:ascii="Times New Roman" w:hAnsi="Times New Roman"/>
                 <w:sz w:val="14"/>
@@ -5108,7 +5040,6 @@
           <w:p>
             <w:pPr>
               <w:jc w:val="center"/>
-              <w:spacing w:before="0" w:after="0" w:line="240" w:lineRule="auto"/>
               <w:rPr>
                 <w:rFonts w:ascii="Times New Roman" w:hAnsi="Times New Roman"/>
                 <w:sz w:val="14"/>
@@ -5145,7 +5076,6 @@
           <w:p>
             <w:pPr>
               <w:jc w:val="center"/>
-              <w:spacing w:before="0" w:after="0" w:line="240" w:lineRule="auto"/>
               <w:rPr>
                 <w:rFonts w:ascii="Times New Roman" w:hAnsi="Times New Roman"/>
                 <w:sz w:val="14"/>
@@ -5181,7 +5111,6 @@
           <w:p>
             <w:pPr>
               <w:jc w:val="center"/>
-              <w:spacing w:before="0" w:after="0" w:line="240" w:lineRule="auto"/>
               <w:rPr>
                 <w:rFonts w:ascii="Times New Roman" w:hAnsi="Times New Roman"/>
                 <w:sz w:val="14"/>
@@ -5217,7 +5146,6 @@
           <w:p>
             <w:pPr>
               <w:jc w:val="center"/>
-              <w:spacing w:before="0" w:after="0" w:line="240" w:lineRule="auto"/>
               <w:rPr>
                 <w:rFonts w:ascii="Times New Roman" w:hAnsi="Times New Roman"/>
                 <w:sz w:val="14"/>
@@ -5254,7 +5182,6 @@
           <w:p>
             <w:pPr>
               <w:jc w:val="center"/>
-              <w:spacing w:before="0" w:after="0" w:line="240" w:lineRule="auto"/>
               <w:rPr>
                 <w:rFonts w:ascii="Times New Roman" w:hAnsi="Times New Roman"/>
                 <w:sz w:val="14"/>
@@ -5358,7 +5285,6 @@
           <w:p>
             <w:pPr>
               <w:jc w:val="center"/>
-              <w:spacing w:before="0" w:after="0" w:line="240" w:lineRule="auto"/>
               <w:rPr>
                 <w:rFonts w:ascii="Times New Roman" w:hAnsi="Times New Roman"/>
                 <w:sz w:val="14"/>
@@ -5395,7 +5321,6 @@
           <w:p>
             <w:pPr>
               <w:jc w:val="center"/>
-              <w:spacing w:before="0" w:after="0" w:line="240" w:lineRule="auto"/>
               <w:rPr>
                 <w:rFonts w:ascii="Times New Roman" w:hAnsi="Times New Roman"/>
                 <w:sz w:val="14"/>
@@ -5431,7 +5356,6 @@
           <w:p>
             <w:pPr>
               <w:jc w:val="center"/>
-              <w:spacing w:before="0" w:after="0" w:line="240" w:lineRule="auto"/>
               <w:rPr>
                 <w:rFonts w:ascii="Times New Roman" w:hAnsi="Times New Roman"/>
                 <w:sz w:val="14"/>
@@ -5468,7 +5392,6 @@
           <w:p>
             <w:pPr>
               <w:jc w:val="center"/>
-              <w:spacing w:before="0" w:after="0" w:line="240" w:lineRule="auto"/>
               <w:rPr>
                 <w:rFonts w:ascii="Times New Roman" w:hAnsi="Times New Roman"/>
                 <w:sz w:val="14"/>
@@ -5504,7 +5427,6 @@
           <w:p>
             <w:pPr>
               <w:jc w:val="center"/>
-              <w:spacing w:before="0" w:after="0" w:line="240" w:lineRule="auto"/>
               <w:rPr>
                 <w:rFonts w:ascii="Times New Roman" w:hAnsi="Times New Roman"/>
                 <w:sz w:val="14"/>
@@ -5540,7 +5462,6 @@
           <w:p>
             <w:pPr>
               <w:jc w:val="center"/>
-              <w:spacing w:before="0" w:after="0" w:line="240" w:lineRule="auto"/>
               <w:rPr>
                 <w:rFonts w:ascii="Times New Roman" w:hAnsi="Times New Roman"/>
                 <w:sz w:val="14"/>
@@ -5577,7 +5498,6 @@
           <w:p>
             <w:pPr>
               <w:jc w:val="center"/>
-              <w:spacing w:before="0" w:after="0" w:line="240" w:lineRule="auto"/>
               <w:rPr>
                 <w:rFonts w:ascii="Times New Roman" w:hAnsi="Times New Roman"/>
                 <w:sz w:val="14"/>
@@ -5681,7 +5601,6 @@
           <w:p>
             <w:pPr>
               <w:jc w:val="center"/>
-              <w:spacing w:before="0" w:after="0" w:line="240" w:lineRule="auto"/>
               <w:rPr>
                 <w:rFonts w:ascii="Times New Roman" w:hAnsi="Times New Roman"/>
                 <w:sz w:val="14"/>
@@ -5718,7 +5637,6 @@
           <w:p>
             <w:pPr>
               <w:jc w:val="center"/>
-              <w:spacing w:before="0" w:after="0" w:line="240" w:lineRule="auto"/>
               <w:rPr>
                 <w:rFonts w:ascii="Times New Roman" w:hAnsi="Times New Roman"/>
                 <w:sz w:val="14"/>
@@ -5754,7 +5672,6 @@
           <w:p>
             <w:pPr>
               <w:jc w:val="center"/>
-              <w:spacing w:before="0" w:after="0" w:line="240" w:lineRule="auto"/>
               <w:rPr>
                 <w:rFonts w:ascii="Times New Roman" w:hAnsi="Times New Roman"/>
                 <w:sz w:val="14"/>
@@ -5791,7 +5708,6 @@
           <w:p>
             <w:pPr>
               <w:jc w:val="center"/>
-              <w:spacing w:before="0" w:after="0" w:line="240" w:lineRule="auto"/>
               <w:rPr>
                 <w:rFonts w:ascii="Times New Roman" w:hAnsi="Times New Roman"/>
                 <w:sz w:val="14"/>
@@ -5827,7 +5743,6 @@
           <w:p>
             <w:pPr>
               <w:jc w:val="center"/>
-              <w:spacing w:before="0" w:after="0" w:line="240" w:lineRule="auto"/>
               <w:rPr>
                 <w:rFonts w:ascii="Times New Roman" w:hAnsi="Times New Roman"/>
                 <w:sz w:val="14"/>
@@ -5863,7 +5778,6 @@
           <w:p>
             <w:pPr>
               <w:jc w:val="center"/>
-              <w:spacing w:before="0" w:after="0" w:line="240" w:lineRule="auto"/>
               <w:rPr>
                 <w:rFonts w:ascii="Times New Roman" w:hAnsi="Times New Roman"/>
                 <w:sz w:val="14"/>
@@ -5900,7 +5814,6 @@
           <w:p>
             <w:pPr>
               <w:jc w:val="center"/>
-              <w:spacing w:before="0" w:after="0" w:line="240" w:lineRule="auto"/>
               <w:rPr>
                 <w:rFonts w:ascii="Times New Roman" w:hAnsi="Times New Roman"/>
                 <w:sz w:val="14"/>
@@ -6040,7 +5953,6 @@
           <w:p>
             <w:pPr>
               <w:jc w:val="center"/>
-              <w:spacing w:before="0" w:after="0" w:line="240" w:lineRule="auto"/>
               <w:rPr>
                 <w:rFonts w:ascii="Times New Roman" w:hAnsi="Times New Roman"/>
                 <w:sz w:val="14"/>
@@ -6077,7 +5989,6 @@
           <w:p>
             <w:pPr>
               <w:jc w:val="center"/>
-              <w:spacing w:before="0" w:after="0" w:line="240" w:lineRule="auto"/>
               <w:rPr>
                 <w:rFonts w:ascii="Times New Roman" w:hAnsi="Times New Roman"/>
                 <w:sz w:val="14"/>
@@ -6113,7 +6024,6 @@
           <w:p>
             <w:pPr>
               <w:jc w:val="center"/>
-              <w:spacing w:before="0" w:after="0" w:line="240" w:lineRule="auto"/>
               <w:rPr>
                 <w:rFonts w:ascii="Times New Roman" w:hAnsi="Times New Roman"/>
                 <w:sz w:val="14"/>
@@ -6150,7 +6060,6 @@
           <w:p>
             <w:pPr>
               <w:jc w:val="center"/>
-              <w:spacing w:before="0" w:after="0" w:line="240" w:lineRule="auto"/>
               <w:rPr>
                 <w:rFonts w:ascii="Times New Roman" w:hAnsi="Times New Roman"/>
                 <w:sz w:val="14"/>
@@ -6186,7 +6095,6 @@
           <w:p>
             <w:pPr>
               <w:jc w:val="center"/>
-              <w:spacing w:before="0" w:after="0" w:line="240" w:lineRule="auto"/>
               <w:rPr>
                 <w:rFonts w:ascii="Times New Roman" w:hAnsi="Times New Roman"/>
                 <w:sz w:val="14"/>
@@ -6222,7 +6130,6 @@
           <w:p>
             <w:pPr>
               <w:jc w:val="center"/>
-              <w:spacing w:before="0" w:after="0" w:line="240" w:lineRule="auto"/>
               <w:rPr>
                 <w:rFonts w:ascii="Times New Roman" w:hAnsi="Times New Roman"/>
                 <w:sz w:val="14"/>
@@ -6259,7 +6166,6 @@
           <w:p>
             <w:pPr>
               <w:jc w:val="center"/>
-              <w:spacing w:before="0" w:after="0" w:line="240" w:lineRule="auto"/>
               <w:rPr>
                 <w:rFonts w:ascii="Times New Roman" w:hAnsi="Times New Roman"/>
                 <w:sz w:val="14"/>
@@ -6377,7 +6283,6 @@
           <w:p>
             <w:pPr>
               <w:jc w:val="center"/>
-              <w:spacing w:before="0" w:after="0" w:line="240" w:lineRule="auto"/>
               <w:rPr>
                 <w:rFonts w:ascii="Times New Roman" w:hAnsi="Times New Roman"/>
                 <w:sz w:val="14"/>
@@ -6414,7 +6319,6 @@
           <w:p>
             <w:pPr>
               <w:jc w:val="center"/>
-              <w:spacing w:before="0" w:after="0" w:line="240" w:lineRule="auto"/>
               <w:rPr>
                 <w:rFonts w:ascii="Times New Roman" w:hAnsi="Times New Roman"/>
                 <w:sz w:val="14"/>
@@ -6450,7 +6354,6 @@
           <w:p>
             <w:pPr>
               <w:jc w:val="center"/>
-              <w:spacing w:before="0" w:after="0" w:line="240" w:lineRule="auto"/>
               <w:rPr>
                 <w:rFonts w:ascii="Times New Roman" w:hAnsi="Times New Roman"/>
                 <w:sz w:val="14"/>
@@ -6487,7 +6390,6 @@
           <w:p>
             <w:pPr>
               <w:jc w:val="center"/>
-              <w:spacing w:before="0" w:after="0" w:line="240" w:lineRule="auto"/>
               <w:rPr>
                 <w:rFonts w:ascii="Times New Roman" w:hAnsi="Times New Roman"/>
                 <w:sz w:val="14"/>
@@ -6523,7 +6425,6 @@
           <w:p>
             <w:pPr>
               <w:jc w:val="center"/>
-              <w:spacing w:before="0" w:after="0" w:line="240" w:lineRule="auto"/>
               <w:rPr>
                 <w:rFonts w:ascii="Times New Roman" w:hAnsi="Times New Roman"/>
                 <w:sz w:val="14"/>
@@ -6559,7 +6460,6 @@
           <w:p>
             <w:pPr>
               <w:jc w:val="center"/>
-              <w:spacing w:before="0" w:after="0" w:line="240" w:lineRule="auto"/>
               <w:rPr>
                 <w:rFonts w:ascii="Times New Roman" w:hAnsi="Times New Roman"/>
                 <w:sz w:val="14"/>
@@ -6596,7 +6496,6 @@
           <w:p>
             <w:pPr>
               <w:jc w:val="center"/>
-              <w:spacing w:before="0" w:after="0" w:line="240" w:lineRule="auto"/>
               <w:rPr>
                 <w:rFonts w:ascii="Times New Roman" w:hAnsi="Times New Roman"/>
                 <w:sz w:val="14"/>
@@ -6700,7 +6599,6 @@
           <w:p>
             <w:pPr>
               <w:jc w:val="center"/>
-              <w:spacing w:before="0" w:after="0" w:line="240" w:lineRule="auto"/>
               <w:rPr>
                 <w:rFonts w:ascii="Times New Roman" w:hAnsi="Times New Roman"/>
                 <w:sz w:val="14"/>
@@ -6737,7 +6635,6 @@
           <w:p>
             <w:pPr>
               <w:jc w:val="center"/>
-              <w:spacing w:before="0" w:after="0" w:line="240" w:lineRule="auto"/>
               <w:rPr>
                 <w:rFonts w:ascii="Times New Roman" w:hAnsi="Times New Roman"/>
                 <w:sz w:val="14"/>
@@ -6773,7 +6670,6 @@
           <w:p>
             <w:pPr>
               <w:jc w:val="center"/>
-              <w:spacing w:before="0" w:after="0" w:line="240" w:lineRule="auto"/>
               <w:rPr>
                 <w:rFonts w:ascii="Times New Roman" w:hAnsi="Times New Roman"/>
                 <w:sz w:val="14"/>
@@ -6810,7 +6706,6 @@
           <w:p>
             <w:pPr>
               <w:jc w:val="center"/>
-              <w:spacing w:before="0" w:after="0" w:line="240" w:lineRule="auto"/>
               <w:rPr>
                 <w:rFonts w:ascii="Times New Roman" w:hAnsi="Times New Roman"/>
                 <w:sz w:val="14"/>
@@ -6846,7 +6741,6 @@
           <w:p>
             <w:pPr>
               <w:jc w:val="center"/>
-              <w:spacing w:before="0" w:after="0" w:line="240" w:lineRule="auto"/>
               <w:rPr>
                 <w:rFonts w:ascii="Times New Roman" w:hAnsi="Times New Roman"/>
                 <w:sz w:val="14"/>
@@ -6882,7 +6776,6 @@
           <w:p>
             <w:pPr>
               <w:jc w:val="center"/>
-              <w:spacing w:before="0" w:after="0" w:line="240" w:lineRule="auto"/>
               <w:rPr>
                 <w:rFonts w:ascii="Times New Roman" w:hAnsi="Times New Roman"/>
                 <w:sz w:val="14"/>
@@ -6919,7 +6812,6 @@
           <w:p>
             <w:pPr>
               <w:jc w:val="center"/>
-              <w:spacing w:before="0" w:after="0" w:line="240" w:lineRule="auto"/>
               <w:rPr>
                 <w:rFonts w:ascii="Times New Roman" w:hAnsi="Times New Roman"/>
                 <w:sz w:val="14"/>
@@ -7023,7 +6915,6 @@
           <w:p>
             <w:pPr>
               <w:jc w:val="center"/>
-              <w:spacing w:before="0" w:after="0" w:line="240" w:lineRule="auto"/>
               <w:rPr>
                 <w:rFonts w:ascii="Times New Roman" w:hAnsi="Times New Roman"/>
                 <w:sz w:val="14"/>
@@ -7060,7 +6951,6 @@
           <w:p>
             <w:pPr>
               <w:jc w:val="center"/>
-              <w:spacing w:before="0" w:after="0" w:line="240" w:lineRule="auto"/>
               <w:rPr>
                 <w:rFonts w:ascii="Times New Roman" w:hAnsi="Times New Roman"/>
                 <w:sz w:val="14"/>
@@ -7096,7 +6986,6 @@
           <w:p>
             <w:pPr>
               <w:jc w:val="center"/>
-              <w:spacing w:before="0" w:after="0" w:line="240" w:lineRule="auto"/>
               <w:rPr>
                 <w:rFonts w:ascii="Times New Roman" w:hAnsi="Times New Roman"/>
                 <w:sz w:val="14"/>
@@ -7133,7 +7022,6 @@
           <w:p>
             <w:pPr>
               <w:jc w:val="center"/>
-              <w:spacing w:before="0" w:after="0" w:line="240" w:lineRule="auto"/>
               <w:rPr>
                 <w:rFonts w:ascii="Times New Roman" w:hAnsi="Times New Roman"/>
                 <w:sz w:val="14"/>
@@ -7169,7 +7057,6 @@
           <w:p>
             <w:pPr>
               <w:jc w:val="center"/>
-              <w:spacing w:before="0" w:after="0" w:line="240" w:lineRule="auto"/>
               <w:rPr>
                 <w:rFonts w:ascii="Times New Roman" w:hAnsi="Times New Roman"/>
                 <w:sz w:val="14"/>
@@ -7205,7 +7092,6 @@
           <w:p>
             <w:pPr>
               <w:jc w:val="center"/>
-              <w:spacing w:before="0" w:after="0" w:line="240" w:lineRule="auto"/>
               <w:rPr>
                 <w:rFonts w:ascii="Times New Roman" w:hAnsi="Times New Roman"/>
                 <w:sz w:val="14"/>
@@ -7242,7 +7128,6 @@
           <w:p>
             <w:pPr>
               <w:jc w:val="center"/>
-              <w:spacing w:before="0" w:after="0" w:line="240" w:lineRule="auto"/>
               <w:rPr>
                 <w:rFonts w:ascii="Times New Roman" w:hAnsi="Times New Roman"/>
                 <w:sz w:val="14"/>
@@ -7346,7 +7231,6 @@
           <w:p>
             <w:pPr>
               <w:jc w:val="center"/>
-              <w:spacing w:before="0" w:after="0" w:line="240" w:lineRule="auto"/>
               <w:rPr>
                 <w:rFonts w:ascii="Times New Roman" w:hAnsi="Times New Roman"/>
                 <w:sz w:val="14"/>
@@ -7383,7 +7267,6 @@
           <w:p>
             <w:pPr>
               <w:jc w:val="center"/>
-              <w:spacing w:before="0" w:after="0" w:line="240" w:lineRule="auto"/>
               <w:rPr>
                 <w:rFonts w:ascii="Times New Roman" w:hAnsi="Times New Roman"/>
                 <w:sz w:val="14"/>
@@ -7419,7 +7302,6 @@
           <w:p>
             <w:pPr>
               <w:jc w:val="center"/>
-              <w:spacing w:before="0" w:after="0" w:line="240" w:lineRule="auto"/>
               <w:rPr>
                 <w:rFonts w:ascii="Times New Roman" w:hAnsi="Times New Roman"/>
                 <w:sz w:val="14"/>
@@ -7456,7 +7338,6 @@
           <w:p>
             <w:pPr>
               <w:jc w:val="center"/>
-              <w:spacing w:before="0" w:after="0" w:line="240" w:lineRule="auto"/>
               <w:rPr>
                 <w:rFonts w:ascii="Times New Roman" w:hAnsi="Times New Roman"/>
                 <w:sz w:val="14"/>
@@ -7492,7 +7373,6 @@
           <w:p>
             <w:pPr>
               <w:jc w:val="center"/>
-              <w:spacing w:before="0" w:after="0" w:line="240" w:lineRule="auto"/>
               <w:rPr>
                 <w:rFonts w:ascii="Times New Roman" w:hAnsi="Times New Roman"/>
                 <w:sz w:val="14"/>
@@ -7528,7 +7408,6 @@
           <w:p>
             <w:pPr>
               <w:jc w:val="center"/>
-              <w:spacing w:before="0" w:after="0" w:line="240" w:lineRule="auto"/>
               <w:rPr>
                 <w:rFonts w:ascii="Times New Roman" w:hAnsi="Times New Roman"/>
                 <w:sz w:val="14"/>
@@ -7565,7 +7444,6 @@
           <w:p>
             <w:pPr>
               <w:jc w:val="center"/>
-              <w:spacing w:before="0" w:after="0" w:line="240" w:lineRule="auto"/>
               <w:rPr>
                 <w:rFonts w:ascii="Times New Roman" w:hAnsi="Times New Roman"/>
                 <w:sz w:val="14"/>
@@ -7669,7 +7547,6 @@
           <w:p>
             <w:pPr>
               <w:jc w:val="center"/>
-              <w:spacing w:before="0" w:after="0" w:line="240" w:lineRule="auto"/>
               <w:rPr>
                 <w:rFonts w:ascii="Times New Roman" w:hAnsi="Times New Roman"/>
                 <w:sz w:val="14"/>
@@ -7706,7 +7583,6 @@
           <w:p>
             <w:pPr>
               <w:jc w:val="center"/>
-              <w:spacing w:before="0" w:after="0" w:line="240" w:lineRule="auto"/>
               <w:rPr>
                 <w:rFonts w:ascii="Times New Roman" w:hAnsi="Times New Roman"/>
                 <w:sz w:val="14"/>
@@ -7742,7 +7618,6 @@
           <w:p>
             <w:pPr>
               <w:jc w:val="center"/>
-              <w:spacing w:before="0" w:after="0" w:line="240" w:lineRule="auto"/>
               <w:rPr>
                 <w:rFonts w:ascii="Times New Roman" w:hAnsi="Times New Roman"/>
                 <w:sz w:val="14"/>
@@ -7779,7 +7654,6 @@
           <w:p>
             <w:pPr>
               <w:jc w:val="center"/>
-              <w:spacing w:before="0" w:after="0" w:line="240" w:lineRule="auto"/>
               <w:rPr>
                 <w:rFonts w:ascii="Times New Roman" w:hAnsi="Times New Roman"/>
                 <w:sz w:val="14"/>
@@ -7815,7 +7689,6 @@
           <w:p>
             <w:pPr>
               <w:jc w:val="center"/>
-              <w:spacing w:before="0" w:after="0" w:line="240" w:lineRule="auto"/>
               <w:rPr>
                 <w:rFonts w:ascii="Times New Roman" w:hAnsi="Times New Roman"/>
                 <w:sz w:val="14"/>
@@ -7851,7 +7724,6 @@
           <w:p>
             <w:pPr>
               <w:jc w:val="center"/>
-              <w:spacing w:before="0" w:after="0" w:line="240" w:lineRule="auto"/>
               <w:rPr>
                 <w:rFonts w:ascii="Times New Roman" w:hAnsi="Times New Roman"/>
                 <w:sz w:val="14"/>
@@ -7888,7 +7760,6 @@
           <w:p>
             <w:pPr>
               <w:jc w:val="center"/>
-              <w:spacing w:before="0" w:after="0" w:line="240" w:lineRule="auto"/>
               <w:rPr>
                 <w:rFonts w:ascii="Times New Roman" w:hAnsi="Times New Roman"/>
                 <w:sz w:val="14"/>
@@ -8009,7 +7880,6 @@
           <w:p>
             <w:pPr>
               <w:jc w:val="center"/>
-              <w:spacing w:before="0" w:after="0" w:line="240" w:lineRule="auto"/>
               <w:rPr>
                 <w:rFonts w:ascii="Times New Roman" w:hAnsi="Times New Roman"/>
                 <w:sz w:val="14"/>
@@ -8040,7 +7910,6 @@
           <w:p>
             <w:pPr>
               <w:jc w:val="center"/>
-              <w:spacing w:before="0" w:after="0" w:line="240" w:lineRule="auto"/>
               <w:rPr>
                 <w:rFonts w:ascii="Times New Roman" w:hAnsi="Times New Roman"/>
                 <w:sz w:val="14"/>
@@ -8072,7 +7941,6 @@
           <w:p>
             <w:pPr>
               <w:jc w:val="center"/>
-              <w:spacing w:before="0" w:after="0" w:line="240" w:lineRule="auto"/>
               <w:rPr>
                 <w:rFonts w:ascii="Times New Roman" w:hAnsi="Times New Roman"/>
                 <w:sz w:val="14"/>
@@ -8103,7 +7971,6 @@
           <w:p>
             <w:pPr>
               <w:jc w:val="center"/>
-              <w:spacing w:before="0" w:after="0" w:line="240" w:lineRule="auto"/>
               <w:rPr>
                 <w:rFonts w:ascii="Times New Roman" w:hAnsi="Times New Roman"/>
                 <w:sz w:val="14"/>
@@ -8134,14 +8001,13 @@
           <w:p>
             <w:pPr>
               <w:jc w:val="center"/>
-              <w:spacing w:before="0" w:after="0" w:line="240" w:lineRule="auto"/>
-              <w:rPr>
-                <w:rFonts w:ascii="Times New Roman" w:hAnsi="Times New Roman"/>
-                <w:sz w:val="14"/>
-                <w:szCs w:val="14"/>
-              </w:rPr>
-            </w:pPr>
-            <w:hyperlink r:id="rId10" w:history="1">
+              <w:rPr>
+                <w:rFonts w:ascii="Times New Roman" w:hAnsi="Times New Roman"/>
+                <w:sz w:val="14"/>
+                <w:szCs w:val="14"/>
+              </w:rPr>
+            </w:pPr>
+            <w:hyperlink r:id="rId8" w:history="1">
               <w:r>
                 <w:rPr>
                   <w:rFonts w:ascii="Times New Roman" w:hAnsi="Times New Roman"/>
@@ -8170,7 +8036,6 @@
           <w:p>
             <w:pPr>
               <w:jc w:val="center"/>
-              <w:spacing w:before="0" w:after="0" w:line="240" w:lineRule="auto"/>
               <w:rPr>
                 <w:rFonts w:ascii="Times New Roman" w:hAnsi="Times New Roman"/>
                 <w:sz w:val="13"/>
@@ -8190,8 +8055,8 @@
           </w:p>
           <w:p>
             <w:pPr>
-              <w:jc w:val="center"/>
-              <w:spacing w:before="0" w:after="0" w:line="180" w:lineRule="auto"/>
+              <w:spacing w:line="180" w:lineRule="auto"/>
+              <w:jc w:val="center"/>
               <w:rPr>
                 <w:rFonts w:ascii="Times New Roman" w:hAnsi="Times New Roman"/>
                 <w:sz w:val="13"/>
@@ -8202,7 +8067,6 @@
           <w:p>
             <w:pPr>
               <w:jc w:val="center"/>
-              <w:spacing w:before="0" w:after="0" w:line="240" w:lineRule="auto"/>
               <w:rPr>
                 <w:rFonts w:ascii="Times New Roman" w:hAnsi="Times New Roman"/>
                 <w:sz w:val="13"/>
@@ -8235,7 +8099,6 @@
           <w:p>
             <w:pPr>
               <w:jc w:val="center"/>
-              <w:spacing w:before="0" w:after="0" w:line="240" w:lineRule="auto"/>
               <w:rPr>
                 <w:rFonts w:ascii="Times New Roman" w:hAnsi="Times New Roman"/>
                 <w:sz w:val="14"/>
@@ -8356,7 +8219,6 @@
           <w:p>
             <w:pPr>
               <w:jc w:val="center"/>
-              <w:spacing w:before="0" w:after="0" w:line="240" w:lineRule="auto"/>
               <w:rPr>
                 <w:rFonts w:ascii="Times New Roman" w:hAnsi="Times New Roman"/>
                 <w:sz w:val="14"/>
@@ -8387,7 +8249,6 @@
           <w:p>
             <w:pPr>
               <w:jc w:val="center"/>
-              <w:spacing w:before="0" w:after="0" w:line="240" w:lineRule="auto"/>
               <w:rPr>
                 <w:rFonts w:ascii="Times New Roman" w:hAnsi="Times New Roman"/>
                 <w:sz w:val="14"/>
@@ -8419,7 +8280,6 @@
           <w:p>
             <w:pPr>
               <w:jc w:val="center"/>
-              <w:spacing w:before="0" w:after="0" w:line="240" w:lineRule="auto"/>
               <w:rPr>
                 <w:rFonts w:ascii="Times New Roman" w:hAnsi="Times New Roman"/>
                 <w:sz w:val="14"/>
@@ -8450,7 +8310,6 @@
           <w:p>
             <w:pPr>
               <w:jc w:val="center"/>
-              <w:spacing w:before="0" w:after="0" w:line="240" w:lineRule="auto"/>
               <w:rPr>
                 <w:rFonts w:ascii="Times New Roman" w:hAnsi="Times New Roman"/>
                 <w:sz w:val="14"/>
@@ -8481,7 +8340,6 @@
           <w:p>
             <w:pPr>
               <w:jc w:val="center"/>
-              <w:spacing w:before="0" w:after="0" w:line="240" w:lineRule="auto"/>
               <w:rPr>
                 <w:rFonts w:ascii="Times New Roman" w:hAnsi="Times New Roman"/>
                 <w:sz w:val="14"/>
@@ -8513,7 +8371,6 @@
           <w:p>
             <w:pPr>
               <w:jc w:val="center"/>
-              <w:spacing w:before="0" w:after="0" w:line="240" w:lineRule="auto"/>
               <w:rPr>
                 <w:rFonts w:ascii="Times New Roman" w:hAnsi="Times New Roman"/>
                 <w:sz w:val="14"/>
@@ -8544,7 +8401,6 @@
           <w:p>
             <w:pPr>
               <w:jc w:val="center"/>
-              <w:spacing w:before="0" w:after="0" w:line="240" w:lineRule="auto"/>
               <w:rPr>
                 <w:rFonts w:ascii="Times New Roman" w:hAnsi="Times New Roman"/>
                 <w:sz w:val="14"/>
